--- a/Assignment/IoT Assignment 3/IoT_Assignment.docx
+++ b/Assignment/IoT Assignment 3/IoT_Assignment.docx
@@ -19,14 +19,7 @@
           <w:b/>
           <w:bCs/>
         </w:rPr>
-        <w:t>Student Name</w:t>
-      </w:r>
-      <w:r>
-        <w:rPr>
-          <w:b/>
-          <w:bCs/>
-        </w:rPr>
-        <w:t>:</w:t>
+        <w:t>Student Name:</w:t>
       </w:r>
       <w:r>
         <w:t xml:space="preserve"> Priyanshu </w:t>
@@ -38,14 +31,7 @@
           <w:b/>
           <w:bCs/>
         </w:rPr>
-        <w:t>Enrollment/Roll Number</w:t>
-      </w:r>
-      <w:r>
-        <w:rPr>
-          <w:b/>
-          <w:bCs/>
-        </w:rPr>
-        <w:t>:</w:t>
+        <w:t>Enrollment/Roll Number:</w:t>
       </w:r>
       <w:r>
         <w:t xml:space="preserve"> IoT-029</w:t>
@@ -78,36 +64,22 @@
           <w:b/>
           <w:bCs/>
         </w:rPr>
-        <w:t>Assignment Title</w:t>
-      </w:r>
-      <w:r>
-        <w:rPr>
-          <w:b/>
-          <w:bCs/>
-        </w:rPr>
-        <w:t xml:space="preserve">: </w:t>
-      </w:r>
-    </w:p>
-    <w:p>
-      <w:pPr>
-        <w:rPr>
-          <w:b/>
-          <w:bCs/>
-        </w:rPr>
-      </w:pPr>
-      <w:r>
-        <w:rPr>
-          <w:b/>
-          <w:bCs/>
-        </w:rPr>
-        <w:t>Submission Date</w:t>
-      </w:r>
-      <w:r>
-        <w:rPr>
-          <w:b/>
-          <w:bCs/>
-        </w:rPr>
-        <w:t>:</w:t>
+        <w:t xml:space="preserve">Assignment Title: </w:t>
+      </w:r>
+    </w:p>
+    <w:p>
+      <w:pPr>
+        <w:rPr>
+          <w:b/>
+          <w:bCs/>
+        </w:rPr>
+      </w:pPr>
+      <w:r>
+        <w:rPr>
+          <w:b/>
+          <w:bCs/>
+        </w:rPr>
+        <w:t>Submission Date:</w:t>
       </w:r>
     </w:p>
     <w:p/>
@@ -155,6 +127,7 @@
           <w:bCs/>
         </w:rPr>
       </w:pPr>
+      <w:proofErr w:type="spellStart"/>
       <w:r>
         <w:rPr>
           <w:b/>
@@ -162,9 +135,13 @@
         </w:rPr>
         <w:t>WeatherFetcher.ino</w:t>
       </w:r>
-    </w:p>
-    <w:p>
-      <w:r>
+      <w:proofErr w:type="spellEnd"/>
+    </w:p>
+    <w:p>
+      <w:r>
+        <w:rPr>
+          <w:noProof/>
+        </w:rPr>
         <w:drawing>
           <wp:inline distT="0" distB="0" distL="0" distR="0" wp14:anchorId="701E3000" wp14:editId="5DFB9B39">
             <wp:extent cx="4235450" cy="4381500"/>
@@ -204,6 +181,9 @@
     </w:p>
     <w:p>
       <w:r>
+        <w:rPr>
+          <w:noProof/>
+        </w:rPr>
         <w:lastRenderedPageBreak/>
         <w:drawing>
           <wp:inline distT="0" distB="0" distL="0" distR="0" wp14:anchorId="4E0E4190" wp14:editId="13F61066">
@@ -242,6 +222,9 @@
         </w:drawing>
       </w:r>
       <w:r>
+        <w:rPr>
+          <w:noProof/>
+        </w:rPr>
         <w:lastRenderedPageBreak/>
         <w:drawing>
           <wp:inline distT="0" distB="0" distL="0" distR="0" wp14:anchorId="582685CC" wp14:editId="58E7D7FF">
@@ -280,6 +263,9 @@
         </w:drawing>
       </w:r>
       <w:r>
+        <w:rPr>
+          <w:noProof/>
+        </w:rPr>
         <w:lastRenderedPageBreak/>
         <w:drawing>
           <wp:inline distT="0" distB="0" distL="0" distR="0" wp14:anchorId="5E5185C8" wp14:editId="78863999">
@@ -318,6 +304,9 @@
         </w:drawing>
       </w:r>
       <w:r>
+        <w:rPr>
+          <w:noProof/>
+        </w:rPr>
         <w:lastRenderedPageBreak/>
         <w:drawing>
           <wp:inline distT="0" distB="0" distL="0" distR="0" wp14:anchorId="31EF1E17" wp14:editId="3D62162C">
@@ -364,6 +353,7 @@
           <w:bCs/>
         </w:rPr>
       </w:pPr>
+      <w:proofErr w:type="spellStart"/>
       <w:r>
         <w:rPr>
           <w:b/>
@@ -371,18 +361,20 @@
         </w:rPr>
         <w:t>Config.h</w:t>
       </w:r>
-    </w:p>
-    <w:p>
-      <w:pPr>
-        <w:rPr>
-          <w:b/>
-          <w:bCs/>
-        </w:rPr>
-      </w:pPr>
-      <w:r>
-        <w:rPr>
-          <w:b/>
-          <w:bCs/>
+      <w:proofErr w:type="spellEnd"/>
+    </w:p>
+    <w:p>
+      <w:pPr>
+        <w:rPr>
+          <w:b/>
+          <w:bCs/>
+        </w:rPr>
+      </w:pPr>
+      <w:r>
+        <w:rPr>
+          <w:b/>
+          <w:bCs/>
+          <w:noProof/>
         </w:rPr>
         <w:drawing>
           <wp:inline distT="0" distB="0" distL="0" distR="0" wp14:anchorId="2BD78921" wp14:editId="06B48C30">
@@ -1157,16 +1149,7 @@
           <w:sz w:val="32"/>
           <w:szCs w:val="32"/>
         </w:rPr>
-        <w:t>3</w:t>
-      </w:r>
-      <w:r>
-        <w:rPr>
-          <w:b/>
-          <w:bCs/>
-          <w:sz w:val="32"/>
-          <w:szCs w:val="32"/>
-        </w:rPr>
-        <w:t>7</w:t>
+        <w:t>37</w:t>
       </w:r>
       <w:r>
         <w:rPr>
@@ -1234,16 +1217,7 @@
           <w:sz w:val="32"/>
           <w:szCs w:val="32"/>
         </w:rPr>
-        <w:t>3</w:t>
-      </w:r>
-      <w:r>
-        <w:rPr>
-          <w:b/>
-          <w:bCs/>
-          <w:sz w:val="32"/>
-          <w:szCs w:val="32"/>
-        </w:rPr>
-        <w:t>8</w:t>
+        <w:t>38</w:t>
       </w:r>
       <w:r>
         <w:rPr>
@@ -1311,16 +1285,7 @@
           <w:sz w:val="32"/>
           <w:szCs w:val="32"/>
         </w:rPr>
-        <w:t>3</w:t>
-      </w:r>
-      <w:r>
-        <w:rPr>
-          <w:b/>
-          <w:bCs/>
-          <w:sz w:val="32"/>
-          <w:szCs w:val="32"/>
-        </w:rPr>
-        <w:t>9</w:t>
+        <w:t>39</w:t>
       </w:r>
       <w:r>
         <w:rPr>
@@ -1732,6 +1697,3725 @@
       </w:r>
     </w:p>
     <w:p/>
+    <w:p/>
+    <w:p/>
+    <w:p>
+      <w:pPr>
+        <w:rPr>
+          <w:b/>
+          <w:bCs/>
+          <w:sz w:val="32"/>
+          <w:szCs w:val="32"/>
+        </w:rPr>
+      </w:pPr>
+      <w:r>
+        <w:rPr>
+          <w:b/>
+          <w:bCs/>
+          <w:sz w:val="32"/>
+          <w:szCs w:val="32"/>
+        </w:rPr>
+        <w:lastRenderedPageBreak/>
+        <w:t>Ans</w:t>
+      </w:r>
+      <w:r>
+        <w:rPr>
+          <w:b/>
+          <w:bCs/>
+          <w:sz w:val="32"/>
+          <w:szCs w:val="32"/>
+        </w:rPr>
+        <w:t>4</w:t>
+      </w:r>
+      <w:r>
+        <w:rPr>
+          <w:b/>
+          <w:bCs/>
+          <w:sz w:val="32"/>
+          <w:szCs w:val="32"/>
+        </w:rPr>
+        <w:t>1</w:t>
+      </w:r>
+      <w:r>
+        <w:rPr>
+          <w:b/>
+          <w:bCs/>
+          <w:sz w:val="32"/>
+          <w:szCs w:val="32"/>
+        </w:rPr>
+        <w:t>.</w:t>
+      </w:r>
+    </w:p>
+    <w:p>
+      <w:pPr>
+        <w:rPr>
+          <w:b/>
+          <w:bCs/>
+        </w:rPr>
+      </w:pPr>
+      <w:r>
+        <w:rPr>
+          <w:b/>
+          <w:bCs/>
+        </w:rPr>
+        <w:t>Objective</w:t>
+      </w:r>
+    </w:p>
+    <w:p>
+      <w:r>
+        <w:t>The aim of this project is to design an IoT-based Smart Home Air Quality Monitoring System that continuously monitors indoor air quality using an MQ-2 gas sensor and measures temperature and humidity using a DHT11 sensor. The system alerts users through an RGB LED, buzzer, and Bluetooth notifications whenever the air quality becomes unsafe. It is also capable of working without an internet connection because Bluetooth communication is used for local alerts.</w:t>
+      </w:r>
+    </w:p>
+    <w:p/>
+    <w:p>
+      <w:pPr>
+        <w:rPr>
+          <w:b/>
+          <w:bCs/>
+        </w:rPr>
+      </w:pPr>
+      <w:r>
+        <w:rPr>
+          <w:b/>
+          <w:bCs/>
+        </w:rPr>
+        <w:t>Components Used</w:t>
+      </w:r>
+    </w:p>
+    <w:p>
+      <w:pPr>
+        <w:numPr>
+          <w:ilvl w:val="0"/>
+          <w:numId w:val="7"/>
+        </w:numPr>
+      </w:pPr>
+      <w:r>
+        <w:t xml:space="preserve">ESP32 Development Board </w:t>
+      </w:r>
+    </w:p>
+    <w:p>
+      <w:pPr>
+        <w:numPr>
+          <w:ilvl w:val="0"/>
+          <w:numId w:val="7"/>
+        </w:numPr>
+      </w:pPr>
+      <w:r>
+        <w:t xml:space="preserve">MQ-2 Gas Sensor </w:t>
+      </w:r>
+      <w:r>
+        <w:rPr>
+          <w:i/>
+          <w:iCs/>
+        </w:rPr>
+        <w:t xml:space="preserve">(Simulated using a potentiometer in </w:t>
+      </w:r>
+      <w:proofErr w:type="spellStart"/>
+      <w:r>
+        <w:rPr>
+          <w:i/>
+          <w:iCs/>
+        </w:rPr>
+        <w:t>Wokwi</w:t>
+      </w:r>
+      <w:proofErr w:type="spellEnd"/>
+      <w:r>
+        <w:rPr>
+          <w:i/>
+          <w:iCs/>
+        </w:rPr>
+        <w:t>)</w:t>
+      </w:r>
+      <w:r>
+        <w:t xml:space="preserve"> </w:t>
+      </w:r>
+    </w:p>
+    <w:p>
+      <w:pPr>
+        <w:numPr>
+          <w:ilvl w:val="0"/>
+          <w:numId w:val="7"/>
+        </w:numPr>
+      </w:pPr>
+      <w:r>
+        <w:t xml:space="preserve">DHT11 Sensor </w:t>
+      </w:r>
+      <w:r>
+        <w:rPr>
+          <w:i/>
+          <w:iCs/>
+        </w:rPr>
+        <w:t xml:space="preserve">(DHT22 used in </w:t>
+      </w:r>
+      <w:proofErr w:type="spellStart"/>
+      <w:r>
+        <w:rPr>
+          <w:i/>
+          <w:iCs/>
+        </w:rPr>
+        <w:t>Wokwi</w:t>
+      </w:r>
+      <w:proofErr w:type="spellEnd"/>
+      <w:r>
+        <w:rPr>
+          <w:i/>
+          <w:iCs/>
+        </w:rPr>
+        <w:t xml:space="preserve"> for simulation)</w:t>
+      </w:r>
+      <w:r>
+        <w:t xml:space="preserve"> </w:t>
+      </w:r>
+    </w:p>
+    <w:p>
+      <w:pPr>
+        <w:numPr>
+          <w:ilvl w:val="0"/>
+          <w:numId w:val="7"/>
+        </w:numPr>
+      </w:pPr>
+      <w:r>
+        <w:t xml:space="preserve">RGB LED </w:t>
+      </w:r>
+    </w:p>
+    <w:p>
+      <w:pPr>
+        <w:numPr>
+          <w:ilvl w:val="0"/>
+          <w:numId w:val="7"/>
+        </w:numPr>
+      </w:pPr>
+      <w:r>
+        <w:t xml:space="preserve">Active Buzzer </w:t>
+      </w:r>
+    </w:p>
+    <w:p>
+      <w:pPr>
+        <w:numPr>
+          <w:ilvl w:val="0"/>
+          <w:numId w:val="7"/>
+        </w:numPr>
+      </w:pPr>
+      <w:r>
+        <w:t xml:space="preserve">Bluetooth Serial </w:t>
+      </w:r>
+    </w:p>
+    <w:p>
+      <w:pPr>
+        <w:numPr>
+          <w:ilvl w:val="0"/>
+          <w:numId w:val="7"/>
+        </w:numPr>
+      </w:pPr>
+      <w:r>
+        <w:t xml:space="preserve">Jumper Wires </w:t>
+      </w:r>
+    </w:p>
+    <w:p>
+      <w:pPr>
+        <w:numPr>
+          <w:ilvl w:val="0"/>
+          <w:numId w:val="7"/>
+        </w:numPr>
+      </w:pPr>
+      <w:r>
+        <w:t xml:space="preserve">Breadboard </w:t>
+      </w:r>
+    </w:p>
+    <w:p>
+      <w:pPr>
+        <w:rPr>
+          <w:b/>
+          <w:bCs/>
+        </w:rPr>
+      </w:pPr>
+      <w:r>
+        <w:rPr>
+          <w:b/>
+          <w:bCs/>
+        </w:rPr>
+        <w:t>Working Principle</w:t>
+      </w:r>
+    </w:p>
+    <w:p>
+      <w:r>
+        <w:t xml:space="preserve">The ESP32 continuously reads the gas level from the MQ-2 sensor and the temperature and humidity from the DHT11 sensor. Based on the gas sensor reading, the system classifies the air quality into three levels: </w:t>
+      </w:r>
+      <w:r>
+        <w:rPr>
+          <w:b/>
+          <w:bCs/>
+        </w:rPr>
+        <w:t>Safe, Moderate, and Danger</w:t>
+      </w:r>
+      <w:r>
+        <w:t>.</w:t>
+      </w:r>
+    </w:p>
+    <w:p>
+      <w:r>
+        <w:t>If the air quality is safe, the green LED glows and no alarm is generated. When the smoke level increases, the LED changes to yellow and the buzzer gives a warning beep. If the smoke level becomes dangerous, the LED turns red and the buzzer produces a faster alarm. At the same time, warning messages are sent to a mobile phone through Bluetooth. All sensor readings are also logged on the Serial Monitor in CSV format for easy monitoring and analysis.</w:t>
+      </w:r>
+    </w:p>
+    <w:p/>
+    <w:p>
+      <w:pPr>
+        <w:rPr>
+          <w:b/>
+          <w:bCs/>
+        </w:rPr>
+      </w:pPr>
+      <w:r>
+        <w:rPr>
+          <w:b/>
+          <w:bCs/>
+        </w:rPr>
+        <w:lastRenderedPageBreak/>
+        <w:t>Threshold Design</w:t>
+      </w:r>
+    </w:p>
+    <w:tbl>
+      <w:tblPr>
+        <w:tblStyle w:val="TableGrid"/>
+        <w:tblW w:w="0" w:type="auto"/>
+        <w:tblLook w:val="04A0" w:firstRow="1" w:lastRow="0" w:firstColumn="1" w:lastColumn="0" w:noHBand="0" w:noVBand="1"/>
+      </w:tblPr>
+      <w:tblGrid>
+        <w:gridCol w:w="1737"/>
+        <w:gridCol w:w="1354"/>
+        <w:gridCol w:w="882"/>
+        <w:gridCol w:w="1298"/>
+      </w:tblGrid>
+      <w:tr>
+        <w:tc>
+          <w:tcPr>
+            <w:tcW w:w="0" w:type="auto"/>
+            <w:hideMark/>
+          </w:tcPr>
+          <w:p>
+            <w:pPr>
+              <w:spacing w:after="160" w:line="278" w:lineRule="auto"/>
+              <w:rPr>
+                <w:b/>
+                <w:bCs/>
+              </w:rPr>
+            </w:pPr>
+            <w:r>
+              <w:rPr>
+                <w:b/>
+                <w:bCs/>
+              </w:rPr>
+              <w:t>MQ-2 Reading</w:t>
+            </w:r>
+          </w:p>
+        </w:tc>
+        <w:tc>
+          <w:tcPr>
+            <w:tcW w:w="0" w:type="auto"/>
+            <w:hideMark/>
+          </w:tcPr>
+          <w:p>
+            <w:pPr>
+              <w:spacing w:after="160" w:line="278" w:lineRule="auto"/>
+              <w:rPr>
+                <w:b/>
+                <w:bCs/>
+              </w:rPr>
+            </w:pPr>
+            <w:r>
+              <w:rPr>
+                <w:b/>
+                <w:bCs/>
+              </w:rPr>
+              <w:t>Air Quality</w:t>
+            </w:r>
+          </w:p>
+        </w:tc>
+        <w:tc>
+          <w:tcPr>
+            <w:tcW w:w="0" w:type="auto"/>
+            <w:hideMark/>
+          </w:tcPr>
+          <w:p>
+            <w:pPr>
+              <w:spacing w:after="160" w:line="278" w:lineRule="auto"/>
+              <w:rPr>
+                <w:b/>
+                <w:bCs/>
+              </w:rPr>
+            </w:pPr>
+            <w:r>
+              <w:rPr>
+                <w:b/>
+                <w:bCs/>
+              </w:rPr>
+              <w:t>LED</w:t>
+            </w:r>
+          </w:p>
+        </w:tc>
+        <w:tc>
+          <w:tcPr>
+            <w:tcW w:w="0" w:type="auto"/>
+            <w:hideMark/>
+          </w:tcPr>
+          <w:p>
+            <w:pPr>
+              <w:spacing w:after="160" w:line="278" w:lineRule="auto"/>
+              <w:rPr>
+                <w:b/>
+                <w:bCs/>
+              </w:rPr>
+            </w:pPr>
+            <w:r>
+              <w:rPr>
+                <w:b/>
+                <w:bCs/>
+              </w:rPr>
+              <w:t>Buzzer</w:t>
+            </w:r>
+          </w:p>
+        </w:tc>
+      </w:tr>
+      <w:tr>
+        <w:tc>
+          <w:tcPr>
+            <w:tcW w:w="0" w:type="auto"/>
+            <w:hideMark/>
+          </w:tcPr>
+          <w:p>
+            <w:pPr>
+              <w:spacing w:after="160" w:line="278" w:lineRule="auto"/>
+            </w:pPr>
+            <w:r>
+              <w:t>0 – 299</w:t>
+            </w:r>
+          </w:p>
+        </w:tc>
+        <w:tc>
+          <w:tcPr>
+            <w:tcW w:w="0" w:type="auto"/>
+            <w:hideMark/>
+          </w:tcPr>
+          <w:p>
+            <w:pPr>
+              <w:spacing w:after="160" w:line="278" w:lineRule="auto"/>
+            </w:pPr>
+            <w:r>
+              <w:t>Safe</w:t>
+            </w:r>
+          </w:p>
+        </w:tc>
+        <w:tc>
+          <w:tcPr>
+            <w:tcW w:w="0" w:type="auto"/>
+            <w:hideMark/>
+          </w:tcPr>
+          <w:p>
+            <w:pPr>
+              <w:spacing w:after="160" w:line="278" w:lineRule="auto"/>
+            </w:pPr>
+            <w:r>
+              <w:t>Green</w:t>
+            </w:r>
+          </w:p>
+        </w:tc>
+        <w:tc>
+          <w:tcPr>
+            <w:tcW w:w="0" w:type="auto"/>
+            <w:hideMark/>
+          </w:tcPr>
+          <w:p>
+            <w:pPr>
+              <w:spacing w:after="160" w:line="278" w:lineRule="auto"/>
+            </w:pPr>
+            <w:r>
+              <w:t>OFF</w:t>
+            </w:r>
+          </w:p>
+        </w:tc>
+      </w:tr>
+      <w:tr>
+        <w:tc>
+          <w:tcPr>
+            <w:tcW w:w="0" w:type="auto"/>
+            <w:hideMark/>
+          </w:tcPr>
+          <w:p>
+            <w:pPr>
+              <w:spacing w:after="160" w:line="278" w:lineRule="auto"/>
+            </w:pPr>
+            <w:r>
+              <w:t>300 – 599</w:t>
+            </w:r>
+          </w:p>
+        </w:tc>
+        <w:tc>
+          <w:tcPr>
+            <w:tcW w:w="0" w:type="auto"/>
+            <w:hideMark/>
+          </w:tcPr>
+          <w:p>
+            <w:pPr>
+              <w:spacing w:after="160" w:line="278" w:lineRule="auto"/>
+            </w:pPr>
+            <w:r>
+              <w:t>Moderate</w:t>
+            </w:r>
+          </w:p>
+        </w:tc>
+        <w:tc>
+          <w:tcPr>
+            <w:tcW w:w="0" w:type="auto"/>
+            <w:hideMark/>
+          </w:tcPr>
+          <w:p>
+            <w:pPr>
+              <w:spacing w:after="160" w:line="278" w:lineRule="auto"/>
+            </w:pPr>
+            <w:r>
+              <w:t>Yellow</w:t>
+            </w:r>
+          </w:p>
+        </w:tc>
+        <w:tc>
+          <w:tcPr>
+            <w:tcW w:w="0" w:type="auto"/>
+            <w:hideMark/>
+          </w:tcPr>
+          <w:p>
+            <w:pPr>
+              <w:spacing w:after="160" w:line="278" w:lineRule="auto"/>
+            </w:pPr>
+            <w:r>
+              <w:t>Slow Beep</w:t>
+            </w:r>
+          </w:p>
+        </w:tc>
+      </w:tr>
+      <w:tr>
+        <w:tc>
+          <w:tcPr>
+            <w:tcW w:w="0" w:type="auto"/>
+            <w:hideMark/>
+          </w:tcPr>
+          <w:p>
+            <w:pPr>
+              <w:spacing w:after="160" w:line="278" w:lineRule="auto"/>
+            </w:pPr>
+            <w:r>
+              <w:t>600 – 4095</w:t>
+            </w:r>
+          </w:p>
+        </w:tc>
+        <w:tc>
+          <w:tcPr>
+            <w:tcW w:w="0" w:type="auto"/>
+            <w:hideMark/>
+          </w:tcPr>
+          <w:p>
+            <w:pPr>
+              <w:spacing w:after="160" w:line="278" w:lineRule="auto"/>
+            </w:pPr>
+            <w:r>
+              <w:t>Danger</w:t>
+            </w:r>
+          </w:p>
+        </w:tc>
+        <w:tc>
+          <w:tcPr>
+            <w:tcW w:w="0" w:type="auto"/>
+            <w:hideMark/>
+          </w:tcPr>
+          <w:p>
+            <w:pPr>
+              <w:spacing w:after="160" w:line="278" w:lineRule="auto"/>
+            </w:pPr>
+            <w:r>
+              <w:t>Red</w:t>
+            </w:r>
+          </w:p>
+        </w:tc>
+        <w:tc>
+          <w:tcPr>
+            <w:tcW w:w="0" w:type="auto"/>
+            <w:hideMark/>
+          </w:tcPr>
+          <w:p>
+            <w:pPr>
+              <w:spacing w:after="160" w:line="278" w:lineRule="auto"/>
+            </w:pPr>
+            <w:r>
+              <w:t>Fast Beep</w:t>
+            </w:r>
+          </w:p>
+        </w:tc>
+      </w:tr>
+    </w:tbl>
+    <w:p/>
+    <w:p>
+      <w:pPr>
+        <w:rPr>
+          <w:b/>
+          <w:bCs/>
+        </w:rPr>
+      </w:pPr>
+      <w:r>
+        <w:rPr>
+          <w:b/>
+          <w:bCs/>
+        </w:rPr>
+        <w:t>Sensor Calibration</w:t>
+      </w:r>
+    </w:p>
+    <w:p>
+      <w:r>
+        <w:t xml:space="preserve">Since the MQ-2 sensor is not available in </w:t>
+      </w:r>
+      <w:proofErr w:type="spellStart"/>
+      <w:r>
+        <w:t>Wokwi</w:t>
+      </w:r>
+      <w:proofErr w:type="spellEnd"/>
+      <w:r>
+        <w:t>, a potentiometer is used to simulate the gas sensor. By rotating the potentiometer, different smoke levels are generated. During testing, the analog values were divided into three ranges representing safe, moderate, and dangerous air quality. These threshold values can be adjusted according to the actual MQ-2 sensor readings in a real hardware implementation.</w:t>
+      </w:r>
+    </w:p>
+    <w:p/>
+    <w:p>
+      <w:pPr>
+        <w:rPr>
+          <w:b/>
+          <w:bCs/>
+        </w:rPr>
+      </w:pPr>
+      <w:r>
+        <w:rPr>
+          <w:b/>
+          <w:bCs/>
+        </w:rPr>
+        <w:t>CSV Output Format</w:t>
+      </w:r>
+    </w:p>
+    <w:p>
+      <w:r>
+        <w:t>Timestamp, MQ-2 Value, Temperature, Humidity, Severity</w:t>
+      </w:r>
+      <w:r>
+        <w:br/>
+      </w:r>
+      <w:r>
+        <w:br/>
+        <w:t>00:01,220,23.4,49,SAFE</w:t>
+      </w:r>
+      <w:r>
+        <w:br/>
+        <w:t>00:02,430,23.5,50,MODERATE</w:t>
+      </w:r>
+      <w:r>
+        <w:br/>
+        <w:t>00:03,765,23.7,49,DANGER</w:t>
+      </w:r>
+    </w:p>
+    <w:p/>
+    <w:p>
+      <w:pPr>
+        <w:rPr>
+          <w:b/>
+          <w:bCs/>
+        </w:rPr>
+      </w:pPr>
+      <w:r>
+        <w:rPr>
+          <w:b/>
+          <w:bCs/>
+        </w:rPr>
+        <w:t>Bluetooth Alert Messages</w:t>
+      </w:r>
+    </w:p>
+    <w:p>
+      <w:pPr>
+        <w:rPr>
+          <w:b/>
+          <w:bCs/>
+        </w:rPr>
+      </w:pPr>
+      <w:r>
+        <w:rPr>
+          <w:b/>
+          <w:bCs/>
+        </w:rPr>
+        <w:t>SAFE</w:t>
+      </w:r>
+    </w:p>
+    <w:p>
+      <w:r>
+        <w:t>SAFE</w:t>
+      </w:r>
+      <w:r>
+        <w:br/>
+        <w:t>Gas:210</w:t>
+      </w:r>
+      <w:r>
+        <w:br/>
+        <w:t>Temp:22.8°C</w:t>
+      </w:r>
+      <w:r>
+        <w:br/>
+        <w:t>Humidity:51%</w:t>
+      </w:r>
+    </w:p>
+    <w:p>
+      <w:pPr>
+        <w:rPr>
+          <w:b/>
+          <w:bCs/>
+        </w:rPr>
+      </w:pPr>
+      <w:r>
+        <w:rPr>
+          <w:b/>
+          <w:bCs/>
+        </w:rPr>
+        <w:t>MODERATE</w:t>
+      </w:r>
+    </w:p>
+    <w:p>
+      <w:r>
+        <w:t>WARNING</w:t>
+      </w:r>
+      <w:r>
+        <w:br/>
+        <w:t>Moderate Smoke Detected</w:t>
+      </w:r>
+      <w:r>
+        <w:br/>
+      </w:r>
+      <w:r>
+        <w:lastRenderedPageBreak/>
+        <w:t>Gas=430</w:t>
+      </w:r>
+      <w:r>
+        <w:br/>
+        <w:t>Check Fireplace</w:t>
+      </w:r>
+    </w:p>
+    <w:p>
+      <w:pPr>
+        <w:rPr>
+          <w:b/>
+          <w:bCs/>
+        </w:rPr>
+      </w:pPr>
+      <w:r>
+        <w:rPr>
+          <w:b/>
+          <w:bCs/>
+        </w:rPr>
+        <w:t>DANGER</w:t>
+      </w:r>
+    </w:p>
+    <w:p>
+      <w:r>
+        <w:t>DANGER!!</w:t>
+      </w:r>
+      <w:r>
+        <w:br/>
+        <w:t>Smoke Level Critical</w:t>
+      </w:r>
+      <w:r>
+        <w:br/>
+        <w:t>Gas=765</w:t>
+      </w:r>
+      <w:r>
+        <w:br/>
+        <w:t>Open Windows</w:t>
+      </w:r>
+      <w:r>
+        <w:br/>
+        <w:t>Leave Room if Necessary</w:t>
+      </w:r>
+    </w:p>
+    <w:p/>
+    <w:p>
+      <w:pPr>
+        <w:rPr>
+          <w:b/>
+          <w:bCs/>
+        </w:rPr>
+      </w:pPr>
+      <w:r>
+        <w:rPr>
+          <w:b/>
+          <w:bCs/>
+        </w:rPr>
+        <w:t>Advantages</w:t>
+      </w:r>
+    </w:p>
+    <w:p>
+      <w:pPr>
+        <w:numPr>
+          <w:ilvl w:val="0"/>
+          <w:numId w:val="8"/>
+        </w:numPr>
+      </w:pPr>
+      <w:r>
+        <w:t xml:space="preserve">Monitors indoor air quality in real time. </w:t>
+      </w:r>
+    </w:p>
+    <w:p>
+      <w:pPr>
+        <w:numPr>
+          <w:ilvl w:val="0"/>
+          <w:numId w:val="8"/>
+        </w:numPr>
+      </w:pPr>
+      <w:r>
+        <w:t xml:space="preserve">Provides visual, audio, and Bluetooth alerts. </w:t>
+      </w:r>
+    </w:p>
+    <w:p>
+      <w:pPr>
+        <w:numPr>
+          <w:ilvl w:val="0"/>
+          <w:numId w:val="8"/>
+        </w:numPr>
+      </w:pPr>
+      <w:r>
+        <w:t xml:space="preserve">Works without an internet connection. </w:t>
+      </w:r>
+    </w:p>
+    <w:p>
+      <w:pPr>
+        <w:numPr>
+          <w:ilvl w:val="0"/>
+          <w:numId w:val="8"/>
+        </w:numPr>
+      </w:pPr>
+      <w:r>
+        <w:t xml:space="preserve">Stores sensor data in CSV format for monitoring. </w:t>
+      </w:r>
+    </w:p>
+    <w:p>
+      <w:pPr>
+        <w:numPr>
+          <w:ilvl w:val="0"/>
+          <w:numId w:val="8"/>
+        </w:numPr>
+      </w:pPr>
+      <w:r>
+        <w:t xml:space="preserve">Can be used in homes, offices, and small industries. </w:t>
+      </w:r>
+    </w:p>
+    <w:p/>
+    <w:p>
+      <w:pPr>
+        <w:rPr>
+          <w:b/>
+          <w:bCs/>
+        </w:rPr>
+      </w:pPr>
+      <w:r>
+        <w:rPr>
+          <w:b/>
+          <w:bCs/>
+        </w:rPr>
+        <w:t>Applications</w:t>
+      </w:r>
+    </w:p>
+    <w:p>
+      <w:pPr>
+        <w:numPr>
+          <w:ilvl w:val="0"/>
+          <w:numId w:val="9"/>
+        </w:numPr>
+      </w:pPr>
+      <w:r>
+        <w:t xml:space="preserve">Smart homes </w:t>
+      </w:r>
+    </w:p>
+    <w:p>
+      <w:pPr>
+        <w:numPr>
+          <w:ilvl w:val="0"/>
+          <w:numId w:val="9"/>
+        </w:numPr>
+      </w:pPr>
+      <w:r>
+        <w:t xml:space="preserve">Indoor air quality monitoring </w:t>
+      </w:r>
+    </w:p>
+    <w:p>
+      <w:pPr>
+        <w:numPr>
+          <w:ilvl w:val="0"/>
+          <w:numId w:val="9"/>
+        </w:numPr>
+      </w:pPr>
+      <w:r>
+        <w:t xml:space="preserve">Fire and smoke detection </w:t>
+      </w:r>
+    </w:p>
+    <w:p>
+      <w:pPr>
+        <w:numPr>
+          <w:ilvl w:val="0"/>
+          <w:numId w:val="9"/>
+        </w:numPr>
+      </w:pPr>
+      <w:r>
+        <w:t xml:space="preserve">Warehouses </w:t>
+      </w:r>
+    </w:p>
+    <w:p>
+      <w:pPr>
+        <w:numPr>
+          <w:ilvl w:val="0"/>
+          <w:numId w:val="9"/>
+        </w:numPr>
+      </w:pPr>
+      <w:r>
+        <w:t>Offices and commercial buildings</w:t>
+      </w:r>
+    </w:p>
+    <w:p>
+      <w:r>
+        <w:lastRenderedPageBreak/>
+        <w:drawing>
+          <wp:inline distT="0" distB="0" distL="0" distR="0" wp14:anchorId="7151B23C" wp14:editId="68AB25AE">
+            <wp:extent cx="5943600" cy="3140075"/>
+            <wp:effectExtent l="0" t="0" r="0" b="3175"/>
+            <wp:docPr id="1239111237" name="Picture 1"/>
+            <wp:cNvGraphicFramePr>
+              <a:graphicFrameLocks xmlns:a="http://schemas.openxmlformats.org/drawingml/2006/main" noChangeAspect="1"/>
+            </wp:cNvGraphicFramePr>
+            <a:graphic xmlns:a="http://schemas.openxmlformats.org/drawingml/2006/main">
+              <a:graphicData uri="http://schemas.openxmlformats.org/drawingml/2006/picture">
+                <pic:pic xmlns:pic="http://schemas.openxmlformats.org/drawingml/2006/picture">
+                  <pic:nvPicPr>
+                    <pic:cNvPr id="1239111237" name=""/>
+                    <pic:cNvPicPr/>
+                  </pic:nvPicPr>
+                  <pic:blipFill>
+                    <a:blip r:embed="rId13"/>
+                    <a:stretch>
+                      <a:fillRect/>
+                    </a:stretch>
+                  </pic:blipFill>
+                  <pic:spPr>
+                    <a:xfrm>
+                      <a:off x="0" y="0"/>
+                      <a:ext cx="5943600" cy="3140075"/>
+                    </a:xfrm>
+                    <a:prstGeom prst="rect">
+                      <a:avLst/>
+                    </a:prstGeom>
+                  </pic:spPr>
+                </pic:pic>
+              </a:graphicData>
+            </a:graphic>
+          </wp:inline>
+        </w:drawing>
+      </w:r>
+    </w:p>
+    <w:p/>
+    <w:p/>
+    <w:p/>
+    <w:p/>
+    <w:p/>
+    <w:p/>
+    <w:p/>
+    <w:p/>
+    <w:p/>
+    <w:p/>
+    <w:p/>
+    <w:p/>
+    <w:p/>
+    <w:p/>
+    <w:p/>
+    <w:p/>
+    <w:p>
+      <w:pPr>
+        <w:rPr>
+          <w:b/>
+          <w:bCs/>
+          <w:sz w:val="32"/>
+          <w:szCs w:val="32"/>
+        </w:rPr>
+      </w:pPr>
+      <w:r>
+        <w:rPr>
+          <w:b/>
+          <w:bCs/>
+          <w:sz w:val="32"/>
+          <w:szCs w:val="32"/>
+        </w:rPr>
+        <w:lastRenderedPageBreak/>
+        <w:t>Ans</w:t>
+      </w:r>
+      <w:r>
+        <w:rPr>
+          <w:b/>
+          <w:bCs/>
+          <w:sz w:val="32"/>
+          <w:szCs w:val="32"/>
+        </w:rPr>
+        <w:t>4</w:t>
+      </w:r>
+      <w:r>
+        <w:rPr>
+          <w:b/>
+          <w:bCs/>
+          <w:sz w:val="32"/>
+          <w:szCs w:val="32"/>
+        </w:rPr>
+        <w:t>2</w:t>
+      </w:r>
+      <w:r>
+        <w:rPr>
+          <w:b/>
+          <w:bCs/>
+          <w:sz w:val="32"/>
+          <w:szCs w:val="32"/>
+        </w:rPr>
+        <w:t>.</w:t>
+      </w:r>
+    </w:p>
+    <w:p>
+      <w:pPr>
+        <w:rPr>
+          <w:b/>
+          <w:bCs/>
+        </w:rPr>
+      </w:pPr>
+      <w:r>
+        <w:rPr>
+          <w:b/>
+          <w:bCs/>
+        </w:rPr>
+        <w:t>Objective</w:t>
+      </w:r>
+    </w:p>
+    <w:p>
+      <w:r>
+        <w:t>The objective of this project is to automate irrigation for a small saffron farm by monitoring soil moisture, temperature, and weather conditions. The system waters the plants only when the soil is dry and avoids watering during rainy or overcast conditions. It also allows the farmer to manually control watering through a push button while logging all watering events to Google Sheets.</w:t>
+      </w:r>
+    </w:p>
+    <w:p/>
+    <w:p>
+      <w:pPr>
+        <w:rPr>
+          <w:b/>
+          <w:bCs/>
+        </w:rPr>
+      </w:pPr>
+      <w:r>
+        <w:rPr>
+          <w:b/>
+          <w:bCs/>
+        </w:rPr>
+        <w:t>Components Used</w:t>
+      </w:r>
+    </w:p>
+    <w:p>
+      <w:pPr>
+        <w:numPr>
+          <w:ilvl w:val="0"/>
+          <w:numId w:val="10"/>
+        </w:numPr>
+      </w:pPr>
+      <w:r>
+        <w:t>ESP8266 (</w:t>
+      </w:r>
+      <w:proofErr w:type="spellStart"/>
+      <w:r>
+        <w:t>NodeMCU</w:t>
+      </w:r>
+      <w:proofErr w:type="spellEnd"/>
+      <w:r>
+        <w:t xml:space="preserve">) </w:t>
+      </w:r>
+    </w:p>
+    <w:p>
+      <w:pPr>
+        <w:numPr>
+          <w:ilvl w:val="0"/>
+          <w:numId w:val="10"/>
+        </w:numPr>
+      </w:pPr>
+      <w:r>
+        <w:t xml:space="preserve">Soil Moisture Sensor </w:t>
+      </w:r>
+      <w:r>
+        <w:rPr>
+          <w:i/>
+          <w:iCs/>
+        </w:rPr>
+        <w:t xml:space="preserve">(Simulated using Potentiometer in </w:t>
+      </w:r>
+      <w:proofErr w:type="spellStart"/>
+      <w:r>
+        <w:rPr>
+          <w:i/>
+          <w:iCs/>
+        </w:rPr>
+        <w:t>Wokwi</w:t>
+      </w:r>
+      <w:proofErr w:type="spellEnd"/>
+      <w:r>
+        <w:rPr>
+          <w:i/>
+          <w:iCs/>
+        </w:rPr>
+        <w:t>)</w:t>
+      </w:r>
+      <w:r>
+        <w:t xml:space="preserve"> </w:t>
+      </w:r>
+    </w:p>
+    <w:p>
+      <w:pPr>
+        <w:numPr>
+          <w:ilvl w:val="0"/>
+          <w:numId w:val="10"/>
+        </w:numPr>
+      </w:pPr>
+      <w:r>
+        <w:t xml:space="preserve">LDR (Rain Proxy) </w:t>
+      </w:r>
+    </w:p>
+    <w:p>
+      <w:pPr>
+        <w:numPr>
+          <w:ilvl w:val="0"/>
+          <w:numId w:val="10"/>
+        </w:numPr>
+      </w:pPr>
+      <w:r>
+        <w:t xml:space="preserve">Relay Module </w:t>
+      </w:r>
+      <w:r>
+        <w:rPr>
+          <w:i/>
+          <w:iCs/>
+        </w:rPr>
+        <w:t>(Simulated using LED)</w:t>
+      </w:r>
+      <w:r>
+        <w:t xml:space="preserve"> </w:t>
+      </w:r>
+    </w:p>
+    <w:p>
+      <w:pPr>
+        <w:numPr>
+          <w:ilvl w:val="0"/>
+          <w:numId w:val="10"/>
+        </w:numPr>
+      </w:pPr>
+      <w:r>
+        <w:t xml:space="preserve">Push Button </w:t>
+      </w:r>
+    </w:p>
+    <w:p>
+      <w:pPr>
+        <w:numPr>
+          <w:ilvl w:val="0"/>
+          <w:numId w:val="10"/>
+        </w:numPr>
+      </w:pPr>
+      <w:r>
+        <w:t xml:space="preserve">16×2 I2C LCD </w:t>
+      </w:r>
+    </w:p>
+    <w:p>
+      <w:pPr>
+        <w:numPr>
+          <w:ilvl w:val="0"/>
+          <w:numId w:val="10"/>
+        </w:numPr>
+      </w:pPr>
+      <w:r>
+        <w:t xml:space="preserve">Wi-Fi Connection </w:t>
+      </w:r>
+    </w:p>
+    <w:p>
+      <w:pPr>
+        <w:numPr>
+          <w:ilvl w:val="0"/>
+          <w:numId w:val="10"/>
+        </w:numPr>
+      </w:pPr>
+      <w:r>
+        <w:t xml:space="preserve">Google Sheets (via IFTTT/Google Apps Script) </w:t>
+      </w:r>
+    </w:p>
+    <w:p/>
+    <w:p>
+      <w:pPr>
+        <w:rPr>
+          <w:b/>
+          <w:bCs/>
+        </w:rPr>
+      </w:pPr>
+      <w:r>
+        <w:rPr>
+          <w:b/>
+          <w:bCs/>
+        </w:rPr>
+        <w:t>Working Principle</w:t>
+      </w:r>
+    </w:p>
+    <w:p>
+      <w:r>
+        <w:t xml:space="preserve">The ESP8266 continuously checks the soil moisture level at regular intervals. Based on the sensor reading, the soil is classified as </w:t>
+      </w:r>
+      <w:r>
+        <w:rPr>
+          <w:b/>
+          <w:bCs/>
+        </w:rPr>
+        <w:t>Dry</w:t>
+      </w:r>
+      <w:r>
+        <w:t xml:space="preserve">, </w:t>
+      </w:r>
+      <w:r>
+        <w:rPr>
+          <w:b/>
+          <w:bCs/>
+        </w:rPr>
+        <w:t>Optimal</w:t>
+      </w:r>
+      <w:r>
+        <w:t xml:space="preserve">, or </w:t>
+      </w:r>
+      <w:r>
+        <w:rPr>
+          <w:b/>
+          <w:bCs/>
+        </w:rPr>
+        <w:t>Wet</w:t>
+      </w:r>
+      <w:r>
+        <w:t>.</w:t>
+      </w:r>
+    </w:p>
+    <w:p>
+      <w:r>
+        <w:t>Before turning on the water pump, the system checks two additional conditions:</w:t>
+      </w:r>
+    </w:p>
+    <w:p>
+      <w:pPr>
+        <w:numPr>
+          <w:ilvl w:val="0"/>
+          <w:numId w:val="11"/>
+        </w:numPr>
+      </w:pPr>
+      <w:r>
+        <w:t xml:space="preserve">The </w:t>
+      </w:r>
+      <w:r>
+        <w:rPr>
+          <w:b/>
+          <w:bCs/>
+        </w:rPr>
+        <w:t>LDR sensor</w:t>
+      </w:r>
+      <w:r>
+        <w:t xml:space="preserve"> detects whether the sky is overcast, which acts as a rain indicator. </w:t>
+      </w:r>
+    </w:p>
+    <w:p>
+      <w:pPr>
+        <w:numPr>
+          <w:ilvl w:val="0"/>
+          <w:numId w:val="11"/>
+        </w:numPr>
+      </w:pPr>
+      <w:r>
+        <w:t xml:space="preserve">The </w:t>
+      </w:r>
+      <w:proofErr w:type="spellStart"/>
+      <w:r>
+        <w:rPr>
+          <w:b/>
+          <w:bCs/>
+        </w:rPr>
+        <w:t>OpenWeatherMap</w:t>
+      </w:r>
+      <w:proofErr w:type="spellEnd"/>
+      <w:r>
+        <w:rPr>
+          <w:b/>
+          <w:bCs/>
+        </w:rPr>
+        <w:t xml:space="preserve"> API</w:t>
+      </w:r>
+      <w:r>
+        <w:t xml:space="preserve"> checks if rain is expected or currently occurring. </w:t>
+      </w:r>
+    </w:p>
+    <w:p>
+      <w:r>
+        <w:t xml:space="preserve">The pump is activated </w:t>
+      </w:r>
+      <w:r>
+        <w:rPr>
+          <w:b/>
+          <w:bCs/>
+        </w:rPr>
+        <w:t>only when the soil is dry and there is no indication of rain</w:t>
+      </w:r>
+      <w:r>
+        <w:t xml:space="preserve">. A push button allows the farmer to manually start watering whenever required. After manual activation, the system enters a </w:t>
+      </w:r>
+      <w:r>
+        <w:rPr>
+          <w:b/>
+          <w:bCs/>
+        </w:rPr>
+        <w:t>5-minute lockout period</w:t>
+      </w:r>
+      <w:r>
+        <w:t xml:space="preserve"> to prevent repeated watering.</w:t>
+      </w:r>
+    </w:p>
+    <w:p>
+      <w:r>
+        <w:lastRenderedPageBreak/>
+        <w:t xml:space="preserve">The current soil moisture, operating mode, and last watering time are displayed on the </w:t>
+      </w:r>
+      <w:r>
+        <w:rPr>
+          <w:b/>
+          <w:bCs/>
+        </w:rPr>
+        <w:t>16×2 LCD</w:t>
+      </w:r>
+      <w:r>
+        <w:t xml:space="preserve">, while every watering event is logged to </w:t>
+      </w:r>
+      <w:r>
+        <w:rPr>
+          <w:b/>
+          <w:bCs/>
+        </w:rPr>
+        <w:t>Google Sheets</w:t>
+      </w:r>
+      <w:r>
+        <w:t xml:space="preserve"> through Wi-Fi.</w:t>
+      </w:r>
+    </w:p>
+    <w:p>
+      <w:pPr>
+        <w:rPr>
+          <w:b/>
+          <w:bCs/>
+        </w:rPr>
+      </w:pPr>
+      <w:r>
+        <w:rPr>
+          <w:b/>
+          <w:bCs/>
+        </w:rPr>
+        <w:t>Threshold Design</w:t>
+      </w:r>
+    </w:p>
+    <w:tbl>
+      <w:tblPr>
+        <w:tblStyle w:val="TableGrid"/>
+        <w:tblW w:w="0" w:type="auto"/>
+        <w:tblLook w:val="04A0" w:firstRow="1" w:lastRow="0" w:firstColumn="1" w:lastColumn="0" w:noHBand="0" w:noVBand="1"/>
+      </w:tblPr>
+      <w:tblGrid>
+        <w:gridCol w:w="1649"/>
+        <w:gridCol w:w="1294"/>
+        <w:gridCol w:w="2830"/>
+      </w:tblGrid>
+      <w:tr>
+        <w:tc>
+          <w:tcPr>
+            <w:tcW w:w="0" w:type="auto"/>
+            <w:hideMark/>
+          </w:tcPr>
+          <w:p>
+            <w:pPr>
+              <w:spacing w:after="160" w:line="278" w:lineRule="auto"/>
+              <w:rPr>
+                <w:b/>
+                <w:bCs/>
+              </w:rPr>
+            </w:pPr>
+            <w:r>
+              <w:rPr>
+                <w:b/>
+                <w:bCs/>
+              </w:rPr>
+              <w:t>Soil Moisture</w:t>
+            </w:r>
+          </w:p>
+        </w:tc>
+        <w:tc>
+          <w:tcPr>
+            <w:tcW w:w="0" w:type="auto"/>
+            <w:hideMark/>
+          </w:tcPr>
+          <w:p>
+            <w:pPr>
+              <w:spacing w:after="160" w:line="278" w:lineRule="auto"/>
+              <w:rPr>
+                <w:b/>
+                <w:bCs/>
+              </w:rPr>
+            </w:pPr>
+            <w:r>
+              <w:rPr>
+                <w:b/>
+                <w:bCs/>
+              </w:rPr>
+              <w:t>Condition</w:t>
+            </w:r>
+          </w:p>
+        </w:tc>
+        <w:tc>
+          <w:tcPr>
+            <w:tcW w:w="0" w:type="auto"/>
+            <w:hideMark/>
+          </w:tcPr>
+          <w:p>
+            <w:pPr>
+              <w:spacing w:after="160" w:line="278" w:lineRule="auto"/>
+              <w:rPr>
+                <w:b/>
+                <w:bCs/>
+              </w:rPr>
+            </w:pPr>
+            <w:r>
+              <w:rPr>
+                <w:b/>
+                <w:bCs/>
+              </w:rPr>
+              <w:t>Pump Status</w:t>
+            </w:r>
+          </w:p>
+        </w:tc>
+      </w:tr>
+      <w:tr>
+        <w:tc>
+          <w:tcPr>
+            <w:tcW w:w="0" w:type="auto"/>
+            <w:hideMark/>
+          </w:tcPr>
+          <w:p>
+            <w:pPr>
+              <w:spacing w:after="160" w:line="278" w:lineRule="auto"/>
+            </w:pPr>
+            <w:r>
+              <w:rPr>
+                <w:b/>
+                <w:bCs/>
+              </w:rPr>
+              <w:t>0–29%</w:t>
+            </w:r>
+          </w:p>
+        </w:tc>
+        <w:tc>
+          <w:tcPr>
+            <w:tcW w:w="0" w:type="auto"/>
+            <w:hideMark/>
+          </w:tcPr>
+          <w:p>
+            <w:pPr>
+              <w:spacing w:after="160" w:line="278" w:lineRule="auto"/>
+            </w:pPr>
+            <w:r>
+              <w:t>Dry</w:t>
+            </w:r>
+          </w:p>
+        </w:tc>
+        <w:tc>
+          <w:tcPr>
+            <w:tcW w:w="0" w:type="auto"/>
+            <w:hideMark/>
+          </w:tcPr>
+          <w:p>
+            <w:pPr>
+              <w:spacing w:after="160" w:line="278" w:lineRule="auto"/>
+            </w:pPr>
+            <w:r>
+              <w:t xml:space="preserve">ON </w:t>
+            </w:r>
+            <w:r>
+              <w:rPr>
+                <w:i/>
+                <w:iCs/>
+              </w:rPr>
+              <w:t>(If no rain is detected)</w:t>
+            </w:r>
+          </w:p>
+        </w:tc>
+      </w:tr>
+      <w:tr>
+        <w:tc>
+          <w:tcPr>
+            <w:tcW w:w="0" w:type="auto"/>
+            <w:hideMark/>
+          </w:tcPr>
+          <w:p>
+            <w:pPr>
+              <w:spacing w:after="160" w:line="278" w:lineRule="auto"/>
+            </w:pPr>
+            <w:r>
+              <w:rPr>
+                <w:b/>
+                <w:bCs/>
+              </w:rPr>
+              <w:t>30–70%</w:t>
+            </w:r>
+          </w:p>
+        </w:tc>
+        <w:tc>
+          <w:tcPr>
+            <w:tcW w:w="0" w:type="auto"/>
+            <w:hideMark/>
+          </w:tcPr>
+          <w:p>
+            <w:pPr>
+              <w:spacing w:after="160" w:line="278" w:lineRule="auto"/>
+            </w:pPr>
+            <w:r>
+              <w:t>Optimal</w:t>
+            </w:r>
+          </w:p>
+        </w:tc>
+        <w:tc>
+          <w:tcPr>
+            <w:tcW w:w="0" w:type="auto"/>
+            <w:hideMark/>
+          </w:tcPr>
+          <w:p>
+            <w:pPr>
+              <w:spacing w:after="160" w:line="278" w:lineRule="auto"/>
+            </w:pPr>
+            <w:r>
+              <w:t>OFF</w:t>
+            </w:r>
+          </w:p>
+        </w:tc>
+      </w:tr>
+      <w:tr>
+        <w:tc>
+          <w:tcPr>
+            <w:tcW w:w="0" w:type="auto"/>
+            <w:hideMark/>
+          </w:tcPr>
+          <w:p>
+            <w:pPr>
+              <w:spacing w:after="160" w:line="278" w:lineRule="auto"/>
+            </w:pPr>
+            <w:r>
+              <w:rPr>
+                <w:b/>
+                <w:bCs/>
+              </w:rPr>
+              <w:t>71–100%</w:t>
+            </w:r>
+          </w:p>
+        </w:tc>
+        <w:tc>
+          <w:tcPr>
+            <w:tcW w:w="0" w:type="auto"/>
+            <w:hideMark/>
+          </w:tcPr>
+          <w:p>
+            <w:pPr>
+              <w:spacing w:after="160" w:line="278" w:lineRule="auto"/>
+            </w:pPr>
+            <w:r>
+              <w:t>Wet</w:t>
+            </w:r>
+          </w:p>
+        </w:tc>
+        <w:tc>
+          <w:tcPr>
+            <w:tcW w:w="0" w:type="auto"/>
+            <w:hideMark/>
+          </w:tcPr>
+          <w:p>
+            <w:pPr>
+              <w:spacing w:after="160" w:line="278" w:lineRule="auto"/>
+            </w:pPr>
+            <w:r>
+              <w:t>OFF</w:t>
+            </w:r>
+          </w:p>
+        </w:tc>
+      </w:tr>
+    </w:tbl>
+    <w:p/>
+    <w:p>
+      <w:pPr>
+        <w:rPr>
+          <w:b/>
+          <w:bCs/>
+        </w:rPr>
+      </w:pPr>
+      <w:r>
+        <w:rPr>
+          <w:b/>
+          <w:bCs/>
+        </w:rPr>
+        <w:t>Rain Detection Logic</w:t>
+      </w:r>
+    </w:p>
+    <w:p>
+      <w:r>
+        <w:t>The system uses two methods to avoid unnecessary watering:</w:t>
+      </w:r>
+    </w:p>
+    <w:p>
+      <w:pPr>
+        <w:numPr>
+          <w:ilvl w:val="0"/>
+          <w:numId w:val="12"/>
+        </w:numPr>
+      </w:pPr>
+      <w:r>
+        <w:rPr>
+          <w:b/>
+          <w:bCs/>
+        </w:rPr>
+        <w:t>LDR Sensor:</w:t>
+      </w:r>
+      <w:r>
+        <w:t xml:space="preserve"> Detects low light or overcast conditions, which act as a rain proxy. </w:t>
+      </w:r>
+    </w:p>
+    <w:p>
+      <w:pPr>
+        <w:numPr>
+          <w:ilvl w:val="0"/>
+          <w:numId w:val="12"/>
+        </w:numPr>
+      </w:pPr>
+      <w:r>
+        <w:rPr>
+          <w:b/>
+          <w:bCs/>
+        </w:rPr>
+        <w:t>Weather API:</w:t>
+      </w:r>
+      <w:r>
+        <w:t xml:space="preserve"> Fetches live weather information from </w:t>
+      </w:r>
+      <w:proofErr w:type="spellStart"/>
+      <w:r>
+        <w:t>OpenWeatherMap</w:t>
+      </w:r>
+      <w:proofErr w:type="spellEnd"/>
+      <w:r>
+        <w:t xml:space="preserve"> to check if it is raining or rain is expected. </w:t>
+      </w:r>
+    </w:p>
+    <w:p>
+      <w:r>
+        <w:t xml:space="preserve">The pump is turned </w:t>
+      </w:r>
+      <w:r>
+        <w:rPr>
+          <w:b/>
+          <w:bCs/>
+        </w:rPr>
+        <w:t>OFF</w:t>
+      </w:r>
+      <w:r>
+        <w:t xml:space="preserve"> if either of these conditions indicates rain.</w:t>
+      </w:r>
+    </w:p>
+    <w:p>
+      <w:pPr>
+        <w:rPr>
+          <w:b/>
+          <w:bCs/>
+        </w:rPr>
+      </w:pPr>
+      <w:r>
+        <w:rPr>
+          <w:b/>
+          <w:bCs/>
+        </w:rPr>
+        <w:t>Manual Override</w:t>
+      </w:r>
+    </w:p>
+    <w:p>
+      <w:r>
+        <w:t>A push button is provided for manual watering.</w:t>
+      </w:r>
+    </w:p>
+    <w:p>
+      <w:pPr>
+        <w:numPr>
+          <w:ilvl w:val="0"/>
+          <w:numId w:val="13"/>
+        </w:numPr>
+      </w:pPr>
+      <w:r>
+        <w:t xml:space="preserve">Pressing the button immediately starts the pump. </w:t>
+      </w:r>
+    </w:p>
+    <w:p>
+      <w:pPr>
+        <w:numPr>
+          <w:ilvl w:val="0"/>
+          <w:numId w:val="13"/>
+        </w:numPr>
+      </w:pPr>
+      <w:r>
+        <w:t xml:space="preserve">After manual activation, the system ignores further button presses for </w:t>
+      </w:r>
+      <w:r>
+        <w:rPr>
+          <w:b/>
+          <w:bCs/>
+        </w:rPr>
+        <w:t>5 minutes</w:t>
+      </w:r>
+      <w:r>
+        <w:t xml:space="preserve">. </w:t>
+      </w:r>
+    </w:p>
+    <w:p>
+      <w:pPr>
+        <w:numPr>
+          <w:ilvl w:val="0"/>
+          <w:numId w:val="13"/>
+        </w:numPr>
+      </w:pPr>
+      <w:r>
+        <w:t>This lockout prevents accidental repeated watering and protects the saffron crop from overwatering.</w:t>
+      </w:r>
+    </w:p>
+    <w:p>
+      <w:pPr>
+        <w:rPr>
+          <w:b/>
+          <w:bCs/>
+        </w:rPr>
+      </w:pPr>
+      <w:r>
+        <w:rPr>
+          <w:b/>
+          <w:bCs/>
+        </w:rPr>
+        <w:t>Google Sheets Logging</w:t>
+      </w:r>
+    </w:p>
+    <w:p>
+      <w:r>
+        <w:t>Every watering event is automatically logged to Google Sheets.</w:t>
+      </w:r>
+    </w:p>
+    <w:tbl>
+      <w:tblPr>
+        <w:tblStyle w:val="TableGrid"/>
+        <w:tblW w:w="0" w:type="auto"/>
+        <w:tblLook w:val="04A0" w:firstRow="1" w:lastRow="0" w:firstColumn="1" w:lastColumn="0" w:noHBand="0" w:noVBand="1"/>
+      </w:tblPr>
+      <w:tblGrid>
+        <w:gridCol w:w="798"/>
+        <w:gridCol w:w="1181"/>
+        <w:gridCol w:w="706"/>
+        <w:gridCol w:w="851"/>
+        <w:gridCol w:w="825"/>
+      </w:tblGrid>
+      <w:tr>
+        <w:tc>
+          <w:tcPr>
+            <w:tcW w:w="0" w:type="auto"/>
+            <w:hideMark/>
+          </w:tcPr>
+          <w:p>
+            <w:pPr>
+              <w:spacing w:after="160" w:line="278" w:lineRule="auto"/>
+              <w:rPr>
+                <w:b/>
+                <w:bCs/>
+              </w:rPr>
+            </w:pPr>
+            <w:r>
+              <w:rPr>
+                <w:b/>
+                <w:bCs/>
+              </w:rPr>
+              <w:t>Time</w:t>
+            </w:r>
+          </w:p>
+        </w:tc>
+        <w:tc>
+          <w:tcPr>
+            <w:tcW w:w="0" w:type="auto"/>
+            <w:hideMark/>
+          </w:tcPr>
+          <w:p>
+            <w:pPr>
+              <w:spacing w:after="160" w:line="278" w:lineRule="auto"/>
+              <w:rPr>
+                <w:b/>
+                <w:bCs/>
+              </w:rPr>
+            </w:pPr>
+            <w:r>
+              <w:rPr>
+                <w:b/>
+                <w:bCs/>
+              </w:rPr>
+              <w:t>Moisture</w:t>
+            </w:r>
+          </w:p>
+        </w:tc>
+        <w:tc>
+          <w:tcPr>
+            <w:tcW w:w="0" w:type="auto"/>
+            <w:hideMark/>
+          </w:tcPr>
+          <w:p>
+            <w:pPr>
+              <w:spacing w:after="160" w:line="278" w:lineRule="auto"/>
+              <w:rPr>
+                <w:b/>
+                <w:bCs/>
+              </w:rPr>
+            </w:pPr>
+            <w:r>
+              <w:rPr>
+                <w:b/>
+                <w:bCs/>
+              </w:rPr>
+              <w:t>Rain</w:t>
+            </w:r>
+          </w:p>
+        </w:tc>
+        <w:tc>
+          <w:tcPr>
+            <w:tcW w:w="0" w:type="auto"/>
+            <w:hideMark/>
+          </w:tcPr>
+          <w:p>
+            <w:pPr>
+              <w:spacing w:after="160" w:line="278" w:lineRule="auto"/>
+              <w:rPr>
+                <w:b/>
+                <w:bCs/>
+              </w:rPr>
+            </w:pPr>
+            <w:r>
+              <w:rPr>
+                <w:b/>
+                <w:bCs/>
+              </w:rPr>
+              <w:t>Pump</w:t>
+            </w:r>
+          </w:p>
+        </w:tc>
+        <w:tc>
+          <w:tcPr>
+            <w:tcW w:w="0" w:type="auto"/>
+            <w:hideMark/>
+          </w:tcPr>
+          <w:p>
+            <w:pPr>
+              <w:spacing w:after="160" w:line="278" w:lineRule="auto"/>
+              <w:rPr>
+                <w:b/>
+                <w:bCs/>
+              </w:rPr>
+            </w:pPr>
+            <w:r>
+              <w:rPr>
+                <w:b/>
+                <w:bCs/>
+              </w:rPr>
+              <w:t>Mode</w:t>
+            </w:r>
+          </w:p>
+        </w:tc>
+      </w:tr>
+      <w:tr>
+        <w:tc>
+          <w:tcPr>
+            <w:tcW w:w="0" w:type="auto"/>
+            <w:hideMark/>
+          </w:tcPr>
+          <w:p>
+            <w:pPr>
+              <w:spacing w:after="160" w:line="278" w:lineRule="auto"/>
+            </w:pPr>
+            <w:r>
+              <w:t>10:00</w:t>
+            </w:r>
+          </w:p>
+        </w:tc>
+        <w:tc>
+          <w:tcPr>
+            <w:tcW w:w="0" w:type="auto"/>
+            <w:hideMark/>
+          </w:tcPr>
+          <w:p>
+            <w:pPr>
+              <w:spacing w:after="160" w:line="278" w:lineRule="auto"/>
+            </w:pPr>
+            <w:r>
+              <w:t>25%</w:t>
+            </w:r>
+          </w:p>
+        </w:tc>
+        <w:tc>
+          <w:tcPr>
+            <w:tcW w:w="0" w:type="auto"/>
+            <w:hideMark/>
+          </w:tcPr>
+          <w:p>
+            <w:pPr>
+              <w:spacing w:after="160" w:line="278" w:lineRule="auto"/>
+            </w:pPr>
+            <w:r>
+              <w:t>No</w:t>
+            </w:r>
+          </w:p>
+        </w:tc>
+        <w:tc>
+          <w:tcPr>
+            <w:tcW w:w="0" w:type="auto"/>
+            <w:hideMark/>
+          </w:tcPr>
+          <w:p>
+            <w:pPr>
+              <w:spacing w:after="160" w:line="278" w:lineRule="auto"/>
+            </w:pPr>
+            <w:r>
+              <w:t>ON</w:t>
+            </w:r>
+          </w:p>
+        </w:tc>
+        <w:tc>
+          <w:tcPr>
+            <w:tcW w:w="0" w:type="auto"/>
+            <w:hideMark/>
+          </w:tcPr>
+          <w:p>
+            <w:pPr>
+              <w:spacing w:after="160" w:line="278" w:lineRule="auto"/>
+            </w:pPr>
+            <w:r>
+              <w:t>AUTO</w:t>
+            </w:r>
+          </w:p>
+        </w:tc>
+      </w:tr>
+      <w:tr>
+        <w:tc>
+          <w:tcPr>
+            <w:tcW w:w="0" w:type="auto"/>
+            <w:hideMark/>
+          </w:tcPr>
+          <w:p>
+            <w:pPr>
+              <w:spacing w:after="160" w:line="278" w:lineRule="auto"/>
+            </w:pPr>
+            <w:r>
+              <w:t>10:30</w:t>
+            </w:r>
+          </w:p>
+        </w:tc>
+        <w:tc>
+          <w:tcPr>
+            <w:tcW w:w="0" w:type="auto"/>
+            <w:hideMark/>
+          </w:tcPr>
+          <w:p>
+            <w:pPr>
+              <w:spacing w:after="160" w:line="278" w:lineRule="auto"/>
+            </w:pPr>
+            <w:r>
+              <w:t>55%</w:t>
+            </w:r>
+          </w:p>
+        </w:tc>
+        <w:tc>
+          <w:tcPr>
+            <w:tcW w:w="0" w:type="auto"/>
+            <w:hideMark/>
+          </w:tcPr>
+          <w:p>
+            <w:pPr>
+              <w:spacing w:after="160" w:line="278" w:lineRule="auto"/>
+            </w:pPr>
+            <w:r>
+              <w:t>No</w:t>
+            </w:r>
+          </w:p>
+        </w:tc>
+        <w:tc>
+          <w:tcPr>
+            <w:tcW w:w="0" w:type="auto"/>
+            <w:hideMark/>
+          </w:tcPr>
+          <w:p>
+            <w:pPr>
+              <w:spacing w:after="160" w:line="278" w:lineRule="auto"/>
+            </w:pPr>
+            <w:r>
+              <w:t>OFF</w:t>
+            </w:r>
+          </w:p>
+        </w:tc>
+        <w:tc>
+          <w:tcPr>
+            <w:tcW w:w="0" w:type="auto"/>
+            <w:hideMark/>
+          </w:tcPr>
+          <w:p>
+            <w:pPr>
+              <w:spacing w:after="160" w:line="278" w:lineRule="auto"/>
+            </w:pPr>
+            <w:r>
+              <w:t>AUTO</w:t>
+            </w:r>
+          </w:p>
+        </w:tc>
+      </w:tr>
+      <w:tr>
+        <w:tc>
+          <w:tcPr>
+            <w:tcW w:w="0" w:type="auto"/>
+            <w:hideMark/>
+          </w:tcPr>
+          <w:p>
+            <w:pPr>
+              <w:spacing w:after="160" w:line="278" w:lineRule="auto"/>
+            </w:pPr>
+            <w:r>
+              <w:t>11:00</w:t>
+            </w:r>
+          </w:p>
+        </w:tc>
+        <w:tc>
+          <w:tcPr>
+            <w:tcW w:w="0" w:type="auto"/>
+            <w:hideMark/>
+          </w:tcPr>
+          <w:p>
+            <w:pPr>
+              <w:spacing w:after="160" w:line="278" w:lineRule="auto"/>
+            </w:pPr>
+            <w:r>
+              <w:t>24%</w:t>
+            </w:r>
+          </w:p>
+        </w:tc>
+        <w:tc>
+          <w:tcPr>
+            <w:tcW w:w="0" w:type="auto"/>
+            <w:hideMark/>
+          </w:tcPr>
+          <w:p>
+            <w:pPr>
+              <w:spacing w:after="160" w:line="278" w:lineRule="auto"/>
+            </w:pPr>
+            <w:r>
+              <w:t>Yes</w:t>
+            </w:r>
+          </w:p>
+        </w:tc>
+        <w:tc>
+          <w:tcPr>
+            <w:tcW w:w="0" w:type="auto"/>
+            <w:hideMark/>
+          </w:tcPr>
+          <w:p>
+            <w:pPr>
+              <w:spacing w:after="160" w:line="278" w:lineRule="auto"/>
+            </w:pPr>
+            <w:r>
+              <w:t>OFF</w:t>
+            </w:r>
+          </w:p>
+        </w:tc>
+        <w:tc>
+          <w:tcPr>
+            <w:tcW w:w="0" w:type="auto"/>
+            <w:hideMark/>
+          </w:tcPr>
+          <w:p>
+            <w:pPr>
+              <w:spacing w:after="160" w:line="278" w:lineRule="auto"/>
+            </w:pPr>
+            <w:r>
+              <w:t>AUTO</w:t>
+            </w:r>
+          </w:p>
+        </w:tc>
+      </w:tr>
+    </w:tbl>
+    <w:p/>
+    <w:p>
+      <w:pPr>
+        <w:rPr>
+          <w:noProof/>
+        </w:rPr>
+      </w:pPr>
+      <w:r>
+        <w:lastRenderedPageBreak/>
+        <w:drawing>
+          <wp:inline distT="0" distB="0" distL="0" distR="0" wp14:anchorId="5B48D193" wp14:editId="0C3580F9">
+            <wp:extent cx="4824730" cy="1723292"/>
+            <wp:effectExtent l="0" t="0" r="0" b="0"/>
+            <wp:docPr id="824084185" name="Picture 1"/>
+            <wp:cNvGraphicFramePr>
+              <a:graphicFrameLocks xmlns:a="http://schemas.openxmlformats.org/drawingml/2006/main" noChangeAspect="1"/>
+            </wp:cNvGraphicFramePr>
+            <a:graphic xmlns:a="http://schemas.openxmlformats.org/drawingml/2006/main">
+              <a:graphicData uri="http://schemas.openxmlformats.org/drawingml/2006/picture">
+                <pic:pic xmlns:pic="http://schemas.openxmlformats.org/drawingml/2006/picture">
+                  <pic:nvPicPr>
+                    <pic:cNvPr id="824084185" name=""/>
+                    <pic:cNvPicPr/>
+                  </pic:nvPicPr>
+                  <pic:blipFill>
+                    <a:blip r:embed="rId14"/>
+                    <a:stretch>
+                      <a:fillRect/>
+                    </a:stretch>
+                  </pic:blipFill>
+                  <pic:spPr>
+                    <a:xfrm>
+                      <a:off x="0" y="0"/>
+                      <a:ext cx="4843519" cy="1730003"/>
+                    </a:xfrm>
+                    <a:prstGeom prst="rect">
+                      <a:avLst/>
+                    </a:prstGeom>
+                  </pic:spPr>
+                </pic:pic>
+              </a:graphicData>
+            </a:graphic>
+          </wp:inline>
+        </w:drawing>
+      </w:r>
+    </w:p>
+    <w:p>
+      <w:pPr>
+        <w:rPr>
+          <w:noProof/>
+        </w:rPr>
+      </w:pPr>
+      <w:r>
+        <w:rPr>
+          <w:noProof/>
+        </w:rPr>
+        <w:t xml:space="preserve"> </w:t>
+      </w:r>
+      <w:r>
+        <w:drawing>
+          <wp:inline distT="0" distB="0" distL="0" distR="0" wp14:anchorId="461AEF79" wp14:editId="32DFFE91">
+            <wp:extent cx="3249637" cy="2319243"/>
+            <wp:effectExtent l="0" t="0" r="8255" b="5080"/>
+            <wp:docPr id="983657684" name="Picture 1"/>
+            <wp:cNvGraphicFramePr>
+              <a:graphicFrameLocks xmlns:a="http://schemas.openxmlformats.org/drawingml/2006/main" noChangeAspect="1"/>
+            </wp:cNvGraphicFramePr>
+            <a:graphic xmlns:a="http://schemas.openxmlformats.org/drawingml/2006/main">
+              <a:graphicData uri="http://schemas.openxmlformats.org/drawingml/2006/picture">
+                <pic:pic xmlns:pic="http://schemas.openxmlformats.org/drawingml/2006/picture">
+                  <pic:nvPicPr>
+                    <pic:cNvPr id="983657684" name=""/>
+                    <pic:cNvPicPr/>
+                  </pic:nvPicPr>
+                  <pic:blipFill>
+                    <a:blip r:embed="rId15"/>
+                    <a:stretch>
+                      <a:fillRect/>
+                    </a:stretch>
+                  </pic:blipFill>
+                  <pic:spPr>
+                    <a:xfrm>
+                      <a:off x="0" y="0"/>
+                      <a:ext cx="3258110" cy="2325290"/>
+                    </a:xfrm>
+                    <a:prstGeom prst="rect">
+                      <a:avLst/>
+                    </a:prstGeom>
+                  </pic:spPr>
+                </pic:pic>
+              </a:graphicData>
+            </a:graphic>
+          </wp:inline>
+        </w:drawing>
+      </w:r>
+    </w:p>
+    <w:p>
+      <w:pPr>
+        <w:rPr>
+          <w:noProof/>
+        </w:rPr>
+      </w:pPr>
+    </w:p>
+    <w:p>
+      <w:pPr>
+        <w:rPr>
+          <w:noProof/>
+        </w:rPr>
+      </w:pPr>
+    </w:p>
+    <w:p>
+      <w:pPr>
+        <w:rPr>
+          <w:noProof/>
+        </w:rPr>
+      </w:pPr>
+    </w:p>
+    <w:p>
+      <w:pPr>
+        <w:rPr>
+          <w:noProof/>
+        </w:rPr>
+      </w:pPr>
+    </w:p>
+    <w:p>
+      <w:pPr>
+        <w:rPr>
+          <w:noProof/>
+        </w:rPr>
+      </w:pPr>
+    </w:p>
+    <w:p>
+      <w:pPr>
+        <w:rPr>
+          <w:noProof/>
+        </w:rPr>
+      </w:pPr>
+    </w:p>
+    <w:p>
+      <w:pPr>
+        <w:rPr>
+          <w:noProof/>
+        </w:rPr>
+      </w:pPr>
+    </w:p>
+    <w:p>
+      <w:pPr>
+        <w:rPr>
+          <w:noProof/>
+        </w:rPr>
+      </w:pPr>
+    </w:p>
+    <w:p>
+      <w:pPr>
+        <w:rPr>
+          <w:noProof/>
+        </w:rPr>
+      </w:pPr>
+    </w:p>
+    <w:p>
+      <w:pPr>
+        <w:rPr>
+          <w:noProof/>
+        </w:rPr>
+      </w:pPr>
+    </w:p>
+    <w:p>
+      <w:pPr>
+        <w:rPr>
+          <w:noProof/>
+        </w:rPr>
+      </w:pPr>
+    </w:p>
+    <w:p>
+      <w:pPr>
+        <w:rPr>
+          <w:noProof/>
+        </w:rPr>
+      </w:pPr>
+    </w:p>
+    <w:p>
+      <w:pPr>
+        <w:rPr>
+          <w:b/>
+          <w:bCs/>
+          <w:sz w:val="32"/>
+          <w:szCs w:val="32"/>
+        </w:rPr>
+      </w:pPr>
+      <w:r>
+        <w:rPr>
+          <w:b/>
+          <w:bCs/>
+          <w:sz w:val="32"/>
+          <w:szCs w:val="32"/>
+        </w:rPr>
+        <w:lastRenderedPageBreak/>
+        <w:t>Ans</w:t>
+      </w:r>
+      <w:r>
+        <w:rPr>
+          <w:b/>
+          <w:bCs/>
+          <w:sz w:val="32"/>
+          <w:szCs w:val="32"/>
+        </w:rPr>
+        <w:t>4</w:t>
+      </w:r>
+      <w:r>
+        <w:rPr>
+          <w:b/>
+          <w:bCs/>
+          <w:sz w:val="32"/>
+          <w:szCs w:val="32"/>
+        </w:rPr>
+        <w:t>3</w:t>
+      </w:r>
+      <w:r>
+        <w:rPr>
+          <w:b/>
+          <w:bCs/>
+          <w:sz w:val="32"/>
+          <w:szCs w:val="32"/>
+        </w:rPr>
+        <w:t>.</w:t>
+      </w:r>
+    </w:p>
+    <w:p>
+      <w:pPr>
+        <w:rPr>
+          <w:b/>
+          <w:bCs/>
+        </w:rPr>
+      </w:pPr>
+      <w:r>
+        <w:rPr>
+          <w:b/>
+          <w:bCs/>
+        </w:rPr>
+        <w:t>Objective</w:t>
+      </w:r>
+    </w:p>
+    <w:p>
+      <w:r>
+        <w:t xml:space="preserve">The objective of this project is to develop a secure IoT-based smart door lock system for a university hostel. Instead of using physical keys, students enter their </w:t>
+      </w:r>
+      <w:r>
+        <w:rPr>
+          <w:b/>
+          <w:bCs/>
+        </w:rPr>
+        <w:t>4-digit ID</w:t>
+      </w:r>
+      <w:r>
+        <w:t xml:space="preserve"> through a keypad. The system then generates a </w:t>
+      </w:r>
+      <w:r>
+        <w:rPr>
+          <w:b/>
+          <w:bCs/>
+        </w:rPr>
+        <w:t>6-digit One-Time Password (OTP)</w:t>
+      </w:r>
+      <w:r>
+        <w:t xml:space="preserve"> and sends it to the student's phone via Bluetooth. The door unlocks only if the correct OTP is entered within </w:t>
+      </w:r>
+      <w:r>
+        <w:rPr>
+          <w:b/>
+          <w:bCs/>
+        </w:rPr>
+        <w:t>30 seconds</w:t>
+      </w:r>
+      <w:r>
+        <w:t>, providing an additional layer of security.</w:t>
+      </w:r>
+    </w:p>
+    <w:p>
+      <w:pPr>
+        <w:rPr>
+          <w:b/>
+          <w:bCs/>
+        </w:rPr>
+      </w:pPr>
+      <w:r>
+        <w:rPr>
+          <w:b/>
+          <w:bCs/>
+        </w:rPr>
+        <w:t>Components Used</w:t>
+      </w:r>
+    </w:p>
+    <w:p>
+      <w:pPr>
+        <w:numPr>
+          <w:ilvl w:val="0"/>
+          <w:numId w:val="14"/>
+        </w:numPr>
+      </w:pPr>
+      <w:r>
+        <w:t xml:space="preserve">ESP32 </w:t>
+      </w:r>
+    </w:p>
+    <w:p>
+      <w:pPr>
+        <w:numPr>
+          <w:ilvl w:val="0"/>
+          <w:numId w:val="14"/>
+        </w:numPr>
+      </w:pPr>
+      <w:r>
+        <w:t xml:space="preserve">4×4 Matrix Keypad </w:t>
+      </w:r>
+    </w:p>
+    <w:p>
+      <w:pPr>
+        <w:numPr>
+          <w:ilvl w:val="0"/>
+          <w:numId w:val="14"/>
+        </w:numPr>
+      </w:pPr>
+      <w:r>
+        <w:t xml:space="preserve">16×2 LCD </w:t>
+      </w:r>
+      <w:r>
+        <w:rPr>
+          <w:i/>
+          <w:iCs/>
+        </w:rPr>
+        <w:t>(or 0.96" OLED Display)</w:t>
+      </w:r>
+      <w:r>
+        <w:t xml:space="preserve"> </w:t>
+      </w:r>
+    </w:p>
+    <w:p>
+      <w:pPr>
+        <w:numPr>
+          <w:ilvl w:val="0"/>
+          <w:numId w:val="14"/>
+        </w:numPr>
+      </w:pPr>
+      <w:r>
+        <w:t xml:space="preserve">HC-05 Bluetooth Module </w:t>
+      </w:r>
+      <w:r>
+        <w:rPr>
+          <w:i/>
+          <w:iCs/>
+        </w:rPr>
+        <w:t>(or ESP32 Built-in Bluetooth)</w:t>
+      </w:r>
+      <w:r>
+        <w:t xml:space="preserve"> </w:t>
+      </w:r>
+    </w:p>
+    <w:p>
+      <w:pPr>
+        <w:numPr>
+          <w:ilvl w:val="0"/>
+          <w:numId w:val="14"/>
+        </w:numPr>
+      </w:pPr>
+      <w:r>
+        <w:t xml:space="preserve">Servo Motor (SG90) </w:t>
+      </w:r>
+    </w:p>
+    <w:p>
+      <w:pPr>
+        <w:numPr>
+          <w:ilvl w:val="0"/>
+          <w:numId w:val="14"/>
+        </w:numPr>
+      </w:pPr>
+      <w:r>
+        <w:t xml:space="preserve">Jumper Wires </w:t>
+      </w:r>
+    </w:p>
+    <w:p>
+      <w:pPr>
+        <w:numPr>
+          <w:ilvl w:val="0"/>
+          <w:numId w:val="14"/>
+        </w:numPr>
+      </w:pPr>
+      <w:r>
+        <w:t xml:space="preserve">Breadboard </w:t>
+      </w:r>
+    </w:p>
+    <w:p>
+      <w:pPr>
+        <w:rPr>
+          <w:b/>
+          <w:bCs/>
+        </w:rPr>
+      </w:pPr>
+      <w:r>
+        <w:rPr>
+          <w:b/>
+          <w:bCs/>
+        </w:rPr>
+        <w:t>Working Principle</w:t>
+      </w:r>
+    </w:p>
+    <w:p>
+      <w:r>
+        <w:t xml:space="preserve">When the system starts, the LCD prompts the user to enter a </w:t>
+      </w:r>
+      <w:r>
+        <w:rPr>
+          <w:b/>
+          <w:bCs/>
+        </w:rPr>
+        <w:t>4-digit student ID</w:t>
+      </w:r>
+      <w:r>
+        <w:t xml:space="preserve"> using the keypad. As each digit is entered, it is displayed as an asterisk (*) to keep the ID hidden.</w:t>
+      </w:r>
+    </w:p>
+    <w:p>
+      <w:r>
+        <w:t xml:space="preserve">After validating the ID, the ESP32 generates a random </w:t>
+      </w:r>
+      <w:r>
+        <w:rPr>
+          <w:b/>
+          <w:bCs/>
+        </w:rPr>
+        <w:t>6-digit OTP</w:t>
+      </w:r>
+      <w:r>
+        <w:t xml:space="preserve"> and immediately sends it to the student's phone through Bluetooth. At the same time, a </w:t>
+      </w:r>
+      <w:r>
+        <w:rPr>
+          <w:b/>
+          <w:bCs/>
+        </w:rPr>
+        <w:t>30-second countdown timer</w:t>
+      </w:r>
+      <w:r>
+        <w:t xml:space="preserve"> starts using the </w:t>
+      </w:r>
+      <w:proofErr w:type="spellStart"/>
+      <w:r>
+        <w:t>millis</w:t>
+      </w:r>
+      <w:proofErr w:type="spellEnd"/>
+      <w:r>
+        <w:t>() function, ensuring the program remains responsive without using delay().</w:t>
+      </w:r>
+    </w:p>
+    <w:p>
+      <w:r>
+        <w:t xml:space="preserve">The student enters the received OTP using the keypad. If the entered OTP matches the generated OTP within the time limit, the servo motor rotates </w:t>
+      </w:r>
+      <w:r>
+        <w:rPr>
+          <w:b/>
+          <w:bCs/>
+        </w:rPr>
+        <w:t>90°</w:t>
+      </w:r>
+      <w:r>
+        <w:t>, simulating the unlocking of the hostel door. If the OTP is incorrect or the timer expires, access is denied, and the servo remains locked.</w:t>
+      </w:r>
+    </w:p>
+    <w:p>
+      <w:r>
+        <w:t>Every login attempt, whether successful or failed, is recorded in the Serial Monitor for future monitoring.</w:t>
+      </w:r>
+    </w:p>
+    <w:p/>
+    <w:p>
+      <w:pPr>
+        <w:rPr>
+          <w:b/>
+          <w:bCs/>
+        </w:rPr>
+      </w:pPr>
+      <w:r>
+        <w:rPr>
+          <w:b/>
+          <w:bCs/>
+        </w:rPr>
+        <w:lastRenderedPageBreak/>
+        <w:t>Program Logic</w:t>
+      </w:r>
+    </w:p>
+    <w:p>
+      <w:pPr>
+        <w:rPr>
+          <w:b/>
+          <w:bCs/>
+        </w:rPr>
+      </w:pPr>
+      <w:r>
+        <w:rPr>
+          <w:b/>
+          <w:bCs/>
+        </w:rPr>
+        <w:t>Step 1 – Student ID Verification</w:t>
+      </w:r>
+    </w:p>
+    <w:p>
+      <w:pPr>
+        <w:numPr>
+          <w:ilvl w:val="0"/>
+          <w:numId w:val="15"/>
+        </w:numPr>
+      </w:pPr>
+      <w:r>
+        <w:t xml:space="preserve">Student enters a 4-digit ID. </w:t>
+      </w:r>
+    </w:p>
+    <w:p>
+      <w:pPr>
+        <w:numPr>
+          <w:ilvl w:val="0"/>
+          <w:numId w:val="15"/>
+        </w:numPr>
+      </w:pPr>
+      <w:r>
+        <w:t xml:space="preserve">Digits are displayed as * * * * for privacy. </w:t>
+      </w:r>
+    </w:p>
+    <w:p>
+      <w:pPr>
+        <w:rPr>
+          <w:b/>
+          <w:bCs/>
+        </w:rPr>
+      </w:pPr>
+      <w:r>
+        <w:rPr>
+          <w:b/>
+          <w:bCs/>
+        </w:rPr>
+        <w:t>Step 2 – OTP Generation</w:t>
+      </w:r>
+    </w:p>
+    <w:p>
+      <w:pPr>
+        <w:numPr>
+          <w:ilvl w:val="0"/>
+          <w:numId w:val="16"/>
+        </w:numPr>
+      </w:pPr>
+      <w:r>
+        <w:t xml:space="preserve">ESP32 generates a random 6-digit OTP. </w:t>
+      </w:r>
+    </w:p>
+    <w:p>
+      <w:pPr>
+        <w:numPr>
+          <w:ilvl w:val="0"/>
+          <w:numId w:val="16"/>
+        </w:numPr>
+      </w:pPr>
+      <w:r>
+        <w:t xml:space="preserve">OTP is sent to the student's phone through Bluetooth. </w:t>
+      </w:r>
+    </w:p>
+    <w:p>
+      <w:pPr>
+        <w:rPr>
+          <w:b/>
+          <w:bCs/>
+        </w:rPr>
+      </w:pPr>
+      <w:r>
+        <w:rPr>
+          <w:b/>
+          <w:bCs/>
+        </w:rPr>
+        <w:t>Step 3 – Timer Starts</w:t>
+      </w:r>
+    </w:p>
+    <w:p>
+      <w:pPr>
+        <w:numPr>
+          <w:ilvl w:val="0"/>
+          <w:numId w:val="17"/>
+        </w:numPr>
+      </w:pPr>
+      <w:r>
+        <w:t xml:space="preserve">A </w:t>
+      </w:r>
+      <w:r>
+        <w:rPr>
+          <w:b/>
+          <w:bCs/>
+        </w:rPr>
+        <w:t>30-second countdown</w:t>
+      </w:r>
+      <w:r>
+        <w:t xml:space="preserve"> begins using </w:t>
+      </w:r>
+      <w:proofErr w:type="spellStart"/>
+      <w:r>
+        <w:t>millis</w:t>
+      </w:r>
+      <w:proofErr w:type="spellEnd"/>
+      <w:r>
+        <w:t xml:space="preserve">(). </w:t>
+      </w:r>
+    </w:p>
+    <w:p>
+      <w:pPr>
+        <w:numPr>
+          <w:ilvl w:val="0"/>
+          <w:numId w:val="17"/>
+        </w:numPr>
+      </w:pPr>
+      <w:r>
+        <w:t xml:space="preserve">No delay() is used. </w:t>
+      </w:r>
+    </w:p>
+    <w:p>
+      <w:pPr>
+        <w:rPr>
+          <w:b/>
+          <w:bCs/>
+        </w:rPr>
+      </w:pPr>
+      <w:r>
+        <w:rPr>
+          <w:b/>
+          <w:bCs/>
+        </w:rPr>
+        <w:t>Step 4 – OTP Verification</w:t>
+      </w:r>
+    </w:p>
+    <w:p>
+      <w:pPr>
+        <w:numPr>
+          <w:ilvl w:val="0"/>
+          <w:numId w:val="18"/>
+        </w:numPr>
+      </w:pPr>
+      <w:r>
+        <w:t xml:space="preserve">Student enters the OTP. </w:t>
+      </w:r>
+    </w:p>
+    <w:p>
+      <w:pPr>
+        <w:numPr>
+          <w:ilvl w:val="0"/>
+          <w:numId w:val="18"/>
+        </w:numPr>
+      </w:pPr>
+      <w:r>
+        <w:t xml:space="preserve">If it matches within 30 seconds, the door unlocks. </w:t>
+      </w:r>
+    </w:p>
+    <w:p>
+      <w:pPr>
+        <w:numPr>
+          <w:ilvl w:val="0"/>
+          <w:numId w:val="18"/>
+        </w:numPr>
+      </w:pPr>
+      <w:r>
+        <w:t xml:space="preserve">Otherwise, access is denied. </w:t>
+      </w:r>
+    </w:p>
+    <w:p>
+      <w:pPr>
+        <w:rPr>
+          <w:b/>
+          <w:bCs/>
+        </w:rPr>
+      </w:pPr>
+      <w:r>
+        <w:rPr>
+          <w:b/>
+          <w:bCs/>
+        </w:rPr>
+        <w:t>Step 5 – Door Control</w:t>
+      </w:r>
+    </w:p>
+    <w:p>
+      <w:pPr>
+        <w:numPr>
+          <w:ilvl w:val="0"/>
+          <w:numId w:val="19"/>
+        </w:numPr>
+      </w:pPr>
+      <w:r>
+        <w:t xml:space="preserve">Servo rotates </w:t>
+      </w:r>
+      <w:r>
+        <w:rPr>
+          <w:b/>
+          <w:bCs/>
+        </w:rPr>
+        <w:t>90°</w:t>
+      </w:r>
+      <w:r>
+        <w:t xml:space="preserve"> for successful authentication. </w:t>
+      </w:r>
+    </w:p>
+    <w:p>
+      <w:pPr>
+        <w:numPr>
+          <w:ilvl w:val="0"/>
+          <w:numId w:val="19"/>
+        </w:numPr>
+      </w:pPr>
+      <w:r>
+        <w:t xml:space="preserve">Servo returns to </w:t>
+      </w:r>
+      <w:r>
+        <w:rPr>
+          <w:b/>
+          <w:bCs/>
+        </w:rPr>
+        <w:t>0°</w:t>
+      </w:r>
+      <w:r>
+        <w:t xml:space="preserve"> after a few seconds. </w:t>
+      </w:r>
+    </w:p>
+    <w:p>
+      <w:pPr>
+        <w:rPr>
+          <w:b/>
+          <w:bCs/>
+        </w:rPr>
+      </w:pPr>
+      <w:r>
+        <w:rPr>
+          <w:b/>
+          <w:bCs/>
+        </w:rPr>
+        <w:t>Step 6 – Logging</w:t>
+      </w:r>
+    </w:p>
+    <w:p>
+      <w:r>
+        <w:t>Every attempt is logged to the Serial Monitor.</w:t>
+      </w:r>
+    </w:p>
+    <w:p>
+      <w:r>
+        <w:rPr>
+          <w:noProof/>
+        </w:rPr>
+        <w:lastRenderedPageBreak/>
+        <w:drawing>
+          <wp:inline distT="0" distB="0" distL="0" distR="0" wp14:anchorId="4E5D9645" wp14:editId="7DEB5318">
+            <wp:extent cx="5943600" cy="2908935"/>
+            <wp:effectExtent l="0" t="0" r="0" b="5715"/>
+            <wp:docPr id="1231468361" name="Picture 3"/>
+            <wp:cNvGraphicFramePr>
+              <a:graphicFrameLocks xmlns:a="http://schemas.openxmlformats.org/drawingml/2006/main" noChangeAspect="1"/>
+            </wp:cNvGraphicFramePr>
+            <a:graphic xmlns:a="http://schemas.openxmlformats.org/drawingml/2006/main">
+              <a:graphicData uri="http://schemas.openxmlformats.org/drawingml/2006/picture">
+                <pic:pic xmlns:pic="http://schemas.openxmlformats.org/drawingml/2006/picture">
+                  <pic:nvPicPr>
+                    <pic:cNvPr id="1231468361" name="Picture 1231468361"/>
+                    <pic:cNvPicPr/>
+                  </pic:nvPicPr>
+                  <pic:blipFill>
+                    <a:blip r:embed="rId16" cstate="print">
+                      <a:extLst>
+                        <a:ext uri="{28A0092B-C50C-407E-A947-70E740481C1C}">
+                          <a14:useLocalDpi xmlns:a14="http://schemas.microsoft.com/office/drawing/2010/main" val="0"/>
+                        </a:ext>
+                      </a:extLst>
+                    </a:blip>
+                    <a:stretch>
+                      <a:fillRect/>
+                    </a:stretch>
+                  </pic:blipFill>
+                  <pic:spPr>
+                    <a:xfrm>
+                      <a:off x="0" y="0"/>
+                      <a:ext cx="5943600" cy="2908935"/>
+                    </a:xfrm>
+                    <a:prstGeom prst="rect">
+                      <a:avLst/>
+                    </a:prstGeom>
+                  </pic:spPr>
+                </pic:pic>
+              </a:graphicData>
+            </a:graphic>
+          </wp:inline>
+        </w:drawing>
+      </w:r>
+    </w:p>
+    <w:p>
+      <w:r>
+        <w:rPr>
+          <w:noProof/>
+        </w:rPr>
+        <w:lastRenderedPageBreak/>
+        <w:drawing>
+          <wp:inline distT="0" distB="0" distL="0" distR="0" wp14:anchorId="60B326D8" wp14:editId="6A385D57">
+            <wp:extent cx="3806825" cy="8229600"/>
+            <wp:effectExtent l="0" t="0" r="3175" b="0"/>
+            <wp:docPr id="512865419" name="Picture 5"/>
+            <wp:cNvGraphicFramePr>
+              <a:graphicFrameLocks xmlns:a="http://schemas.openxmlformats.org/drawingml/2006/main" noChangeAspect="1"/>
+            </wp:cNvGraphicFramePr>
+            <a:graphic xmlns:a="http://schemas.openxmlformats.org/drawingml/2006/main">
+              <a:graphicData uri="http://schemas.openxmlformats.org/drawingml/2006/picture">
+                <pic:pic xmlns:pic="http://schemas.openxmlformats.org/drawingml/2006/picture">
+                  <pic:nvPicPr>
+                    <pic:cNvPr id="512865419" name="Picture 512865419"/>
+                    <pic:cNvPicPr/>
+                  </pic:nvPicPr>
+                  <pic:blipFill>
+                    <a:blip r:embed="rId17">
+                      <a:extLst>
+                        <a:ext uri="{28A0092B-C50C-407E-A947-70E740481C1C}">
+                          <a14:useLocalDpi xmlns:a14="http://schemas.microsoft.com/office/drawing/2010/main" val="0"/>
+                        </a:ext>
+                      </a:extLst>
+                    </a:blip>
+                    <a:stretch>
+                      <a:fillRect/>
+                    </a:stretch>
+                  </pic:blipFill>
+                  <pic:spPr>
+                    <a:xfrm>
+                      <a:off x="0" y="0"/>
+                      <a:ext cx="3806825" cy="8229600"/>
+                    </a:xfrm>
+                    <a:prstGeom prst="rect">
+                      <a:avLst/>
+                    </a:prstGeom>
+                  </pic:spPr>
+                </pic:pic>
+              </a:graphicData>
+            </a:graphic>
+          </wp:inline>
+        </w:drawing>
+      </w:r>
+    </w:p>
+    <w:p>
+      <w:pPr>
+        <w:rPr>
+          <w:b/>
+          <w:bCs/>
+          <w:sz w:val="32"/>
+          <w:szCs w:val="32"/>
+        </w:rPr>
+      </w:pPr>
+      <w:r>
+        <w:rPr>
+          <w:b/>
+          <w:bCs/>
+          <w:sz w:val="32"/>
+          <w:szCs w:val="32"/>
+        </w:rPr>
+        <w:lastRenderedPageBreak/>
+        <w:t>Ans</w:t>
+      </w:r>
+      <w:r>
+        <w:rPr>
+          <w:b/>
+          <w:bCs/>
+          <w:sz w:val="32"/>
+          <w:szCs w:val="32"/>
+        </w:rPr>
+        <w:t>4</w:t>
+      </w:r>
+      <w:r>
+        <w:rPr>
+          <w:b/>
+          <w:bCs/>
+          <w:sz w:val="32"/>
+          <w:szCs w:val="32"/>
+        </w:rPr>
+        <w:t>4</w:t>
+      </w:r>
+      <w:r>
+        <w:rPr>
+          <w:b/>
+          <w:bCs/>
+          <w:sz w:val="32"/>
+          <w:szCs w:val="32"/>
+        </w:rPr>
+        <w:t>.</w:t>
+      </w:r>
+    </w:p>
+    <w:p>
+      <w:pPr>
+        <w:rPr>
+          <w:b/>
+          <w:bCs/>
+        </w:rPr>
+      </w:pPr>
+      <w:r>
+        <w:rPr>
+          <w:b/>
+          <w:bCs/>
+        </w:rPr>
+        <w:t>Objective</w:t>
+      </w:r>
+    </w:p>
+    <w:p>
+      <w:r>
+        <w:t>The objective of this project is to develop a low-cost IoT-based security system for a small shop. The system detects motion using a PIR sensor during configured shop closing hours. When motion is detected, it activates a buzzer with three alarm levels, flashes LEDs sequentially to simulate a security light, logs the event with timestamps on the Serial Monitor, and sends an alert to the shop owner through a Telegram bot using the ESP32 Wi-Fi module.</w:t>
+      </w:r>
+    </w:p>
+    <w:p/>
+    <w:p>
+      <w:pPr>
+        <w:rPr>
+          <w:b/>
+          <w:bCs/>
+        </w:rPr>
+      </w:pPr>
+      <w:r>
+        <w:rPr>
+          <w:b/>
+          <w:bCs/>
+        </w:rPr>
+        <w:t>Components Used</w:t>
+      </w:r>
+    </w:p>
+    <w:p>
+      <w:pPr>
+        <w:numPr>
+          <w:ilvl w:val="0"/>
+          <w:numId w:val="20"/>
+        </w:numPr>
+      </w:pPr>
+      <w:r>
+        <w:t xml:space="preserve">ESP32 Development Board </w:t>
+      </w:r>
+    </w:p>
+    <w:p>
+      <w:pPr>
+        <w:numPr>
+          <w:ilvl w:val="0"/>
+          <w:numId w:val="20"/>
+        </w:numPr>
+      </w:pPr>
+      <w:r>
+        <w:t xml:space="preserve">PIR Motion Sensor </w:t>
+      </w:r>
+    </w:p>
+    <w:p>
+      <w:pPr>
+        <w:numPr>
+          <w:ilvl w:val="0"/>
+          <w:numId w:val="20"/>
+        </w:numPr>
+      </w:pPr>
+      <w:r>
+        <w:t xml:space="preserve">Potentiometer (Sensitivity Adjustment) </w:t>
+      </w:r>
+    </w:p>
+    <w:p>
+      <w:pPr>
+        <w:numPr>
+          <w:ilvl w:val="0"/>
+          <w:numId w:val="20"/>
+        </w:numPr>
+      </w:pPr>
+      <w:r>
+        <w:t xml:space="preserve">Active Buzzer </w:t>
+      </w:r>
+    </w:p>
+    <w:p>
+      <w:pPr>
+        <w:numPr>
+          <w:ilvl w:val="0"/>
+          <w:numId w:val="20"/>
+        </w:numPr>
+      </w:pPr>
+      <w:r>
+        <w:t xml:space="preserve">3 LEDs (LED Strip Simulation) </w:t>
+      </w:r>
+    </w:p>
+    <w:p>
+      <w:pPr>
+        <w:numPr>
+          <w:ilvl w:val="0"/>
+          <w:numId w:val="20"/>
+        </w:numPr>
+      </w:pPr>
+      <w:r>
+        <w:t xml:space="preserve">Wi-Fi Connection </w:t>
+      </w:r>
+    </w:p>
+    <w:p>
+      <w:pPr>
+        <w:numPr>
+          <w:ilvl w:val="0"/>
+          <w:numId w:val="20"/>
+        </w:numPr>
+      </w:pPr>
+      <w:r>
+        <w:t xml:space="preserve">Telegram Bot </w:t>
+      </w:r>
+    </w:p>
+    <w:p>
+      <w:pPr>
+        <w:numPr>
+          <w:ilvl w:val="0"/>
+          <w:numId w:val="20"/>
+        </w:numPr>
+      </w:pPr>
+      <w:r>
+        <w:t xml:space="preserve">Jumper Wires </w:t>
+      </w:r>
+    </w:p>
+    <w:p>
+      <w:pPr>
+        <w:numPr>
+          <w:ilvl w:val="0"/>
+          <w:numId w:val="20"/>
+        </w:numPr>
+      </w:pPr>
+      <w:r>
+        <w:t xml:space="preserve">Breadboard </w:t>
+      </w:r>
+    </w:p>
+    <w:p/>
+    <w:p>
+      <w:pPr>
+        <w:rPr>
+          <w:b/>
+          <w:bCs/>
+        </w:rPr>
+      </w:pPr>
+      <w:r>
+        <w:rPr>
+          <w:b/>
+          <w:bCs/>
+        </w:rPr>
+        <w:t>Working Principle</w:t>
+      </w:r>
+    </w:p>
+    <w:p>
+      <w:r>
+        <w:t>The ESP32 continuously monitors the PIR sensor for motion. The shop owner can configure the monitoring period using the Serial Monitor by entering a command such as:</w:t>
+      </w:r>
+    </w:p>
+    <w:p>
+      <w:r>
+        <w:t>SET_HOURS 22 06</w:t>
+      </w:r>
+    </w:p>
+    <w:p>
+      <w:r>
+        <w:t xml:space="preserve">This configures the system to operate between </w:t>
+      </w:r>
+      <w:r>
+        <w:rPr>
+          <w:b/>
+          <w:bCs/>
+        </w:rPr>
+        <w:t>10:00 PM and 6:00 AM</w:t>
+      </w:r>
+      <w:r>
+        <w:t>.</w:t>
+      </w:r>
+    </w:p>
+    <w:p>
+      <w:r>
+        <w:t>A potentiometer is used to adjust the PIR sensor sensitivity by changing the motion detection threshold. If motion is detected during the configured security period, the system immediately activates the alert sequence.</w:t>
+      </w:r>
+    </w:p>
+    <w:p>
+      <w:r>
+        <w:lastRenderedPageBreak/>
+        <w:t xml:space="preserve">The alert begins with a </w:t>
+      </w:r>
+      <w:r>
+        <w:rPr>
+          <w:b/>
+          <w:bCs/>
+        </w:rPr>
+        <w:t>Warning</w:t>
+      </w:r>
+      <w:r>
+        <w:t xml:space="preserve"> stage, where the buzzer emits slow beeps and LEDs flash slowly. If motion continues, the system escalates to the </w:t>
+      </w:r>
+      <w:r>
+        <w:rPr>
+          <w:b/>
+          <w:bCs/>
+        </w:rPr>
+        <w:t>Alarm</w:t>
+      </w:r>
+      <w:r>
+        <w:t xml:space="preserve"> stage with faster beeps and quicker LED flashing. If motion still persists, it enters the </w:t>
+      </w:r>
+      <w:r>
+        <w:rPr>
+          <w:b/>
+          <w:bCs/>
+        </w:rPr>
+        <w:t>Urgent</w:t>
+      </w:r>
+      <w:r>
+        <w:t xml:space="preserve"> stage, producing a continuous buzzer sound and rapid LED flashing.</w:t>
+      </w:r>
+    </w:p>
+    <w:p>
+      <w:r>
+        <w:t>At the same time, the ESP32 sends a notification to the owner's Telegram account and records the event along with the timestamp in the Serial Monitor.</w:t>
+      </w:r>
+    </w:p>
+    <w:p>
+      <w:pPr>
+        <w:rPr>
+          <w:b/>
+          <w:bCs/>
+        </w:rPr>
+      </w:pPr>
+      <w:r>
+        <w:rPr>
+          <w:b/>
+          <w:bCs/>
+        </w:rPr>
+        <w:t>Pin Connections</w:t>
+      </w:r>
+    </w:p>
+    <w:tbl>
+      <w:tblPr>
+        <w:tblStyle w:val="TableGrid"/>
+        <w:tblW w:w="0" w:type="auto"/>
+        <w:tblLook w:val="04A0" w:firstRow="1" w:lastRow="0" w:firstColumn="1" w:lastColumn="0" w:noHBand="0" w:noVBand="1"/>
+      </w:tblPr>
+      <w:tblGrid>
+        <w:gridCol w:w="2117"/>
+        <w:gridCol w:w="1294"/>
+      </w:tblGrid>
+      <w:tr>
+        <w:tc>
+          <w:tcPr>
+            <w:tcW w:w="0" w:type="auto"/>
+            <w:hideMark/>
+          </w:tcPr>
+          <w:p>
+            <w:pPr>
+              <w:spacing w:after="160" w:line="278" w:lineRule="auto"/>
+              <w:rPr>
+                <w:b/>
+                <w:bCs/>
+              </w:rPr>
+            </w:pPr>
+            <w:r>
+              <w:rPr>
+                <w:b/>
+                <w:bCs/>
+              </w:rPr>
+              <w:t>Component</w:t>
+            </w:r>
+          </w:p>
+        </w:tc>
+        <w:tc>
+          <w:tcPr>
+            <w:tcW w:w="0" w:type="auto"/>
+            <w:hideMark/>
+          </w:tcPr>
+          <w:p>
+            <w:pPr>
+              <w:spacing w:after="160" w:line="278" w:lineRule="auto"/>
+              <w:rPr>
+                <w:b/>
+                <w:bCs/>
+              </w:rPr>
+            </w:pPr>
+            <w:r>
+              <w:rPr>
+                <w:b/>
+                <w:bCs/>
+              </w:rPr>
+              <w:t>ESP32 Pin</w:t>
+            </w:r>
+          </w:p>
+        </w:tc>
+      </w:tr>
+      <w:tr>
+        <w:tc>
+          <w:tcPr>
+            <w:tcW w:w="0" w:type="auto"/>
+            <w:hideMark/>
+          </w:tcPr>
+          <w:p>
+            <w:pPr>
+              <w:spacing w:after="160" w:line="278" w:lineRule="auto"/>
+            </w:pPr>
+            <w:r>
+              <w:t>PIR Sensor Output</w:t>
+            </w:r>
+          </w:p>
+        </w:tc>
+        <w:tc>
+          <w:tcPr>
+            <w:tcW w:w="0" w:type="auto"/>
+            <w:hideMark/>
+          </w:tcPr>
+          <w:p>
+            <w:pPr>
+              <w:spacing w:after="160" w:line="278" w:lineRule="auto"/>
+            </w:pPr>
+            <w:r>
+              <w:t>GPIO 34</w:t>
+            </w:r>
+          </w:p>
+        </w:tc>
+      </w:tr>
+      <w:tr>
+        <w:tc>
+          <w:tcPr>
+            <w:tcW w:w="0" w:type="auto"/>
+            <w:hideMark/>
+          </w:tcPr>
+          <w:p>
+            <w:pPr>
+              <w:spacing w:after="160" w:line="278" w:lineRule="auto"/>
+            </w:pPr>
+            <w:r>
+              <w:t>Potentiometer</w:t>
+            </w:r>
+          </w:p>
+        </w:tc>
+        <w:tc>
+          <w:tcPr>
+            <w:tcW w:w="0" w:type="auto"/>
+            <w:hideMark/>
+          </w:tcPr>
+          <w:p>
+            <w:pPr>
+              <w:spacing w:after="160" w:line="278" w:lineRule="auto"/>
+            </w:pPr>
+            <w:r>
+              <w:t>GPIO 35</w:t>
+            </w:r>
+          </w:p>
+        </w:tc>
+      </w:tr>
+      <w:tr>
+        <w:tc>
+          <w:tcPr>
+            <w:tcW w:w="0" w:type="auto"/>
+            <w:hideMark/>
+          </w:tcPr>
+          <w:p>
+            <w:pPr>
+              <w:spacing w:after="160" w:line="278" w:lineRule="auto"/>
+            </w:pPr>
+            <w:r>
+              <w:t>LED 1</w:t>
+            </w:r>
+          </w:p>
+        </w:tc>
+        <w:tc>
+          <w:tcPr>
+            <w:tcW w:w="0" w:type="auto"/>
+            <w:hideMark/>
+          </w:tcPr>
+          <w:p>
+            <w:pPr>
+              <w:spacing w:after="160" w:line="278" w:lineRule="auto"/>
+            </w:pPr>
+            <w:r>
+              <w:t>GPIO 18</w:t>
+            </w:r>
+          </w:p>
+        </w:tc>
+      </w:tr>
+      <w:tr>
+        <w:tc>
+          <w:tcPr>
+            <w:tcW w:w="0" w:type="auto"/>
+            <w:hideMark/>
+          </w:tcPr>
+          <w:p>
+            <w:pPr>
+              <w:spacing w:after="160" w:line="278" w:lineRule="auto"/>
+            </w:pPr>
+            <w:r>
+              <w:t>LED 2</w:t>
+            </w:r>
+          </w:p>
+        </w:tc>
+        <w:tc>
+          <w:tcPr>
+            <w:tcW w:w="0" w:type="auto"/>
+            <w:hideMark/>
+          </w:tcPr>
+          <w:p>
+            <w:pPr>
+              <w:spacing w:after="160" w:line="278" w:lineRule="auto"/>
+            </w:pPr>
+            <w:r>
+              <w:t>GPIO 19</w:t>
+            </w:r>
+          </w:p>
+        </w:tc>
+      </w:tr>
+      <w:tr>
+        <w:tc>
+          <w:tcPr>
+            <w:tcW w:w="0" w:type="auto"/>
+            <w:hideMark/>
+          </w:tcPr>
+          <w:p>
+            <w:pPr>
+              <w:spacing w:after="160" w:line="278" w:lineRule="auto"/>
+            </w:pPr>
+            <w:r>
+              <w:t>LED 3</w:t>
+            </w:r>
+          </w:p>
+        </w:tc>
+        <w:tc>
+          <w:tcPr>
+            <w:tcW w:w="0" w:type="auto"/>
+            <w:hideMark/>
+          </w:tcPr>
+          <w:p>
+            <w:pPr>
+              <w:spacing w:after="160" w:line="278" w:lineRule="auto"/>
+            </w:pPr>
+            <w:r>
+              <w:t>GPIO 21</w:t>
+            </w:r>
+          </w:p>
+        </w:tc>
+      </w:tr>
+      <w:tr>
+        <w:tc>
+          <w:tcPr>
+            <w:tcW w:w="0" w:type="auto"/>
+            <w:hideMark/>
+          </w:tcPr>
+          <w:p>
+            <w:pPr>
+              <w:spacing w:after="160" w:line="278" w:lineRule="auto"/>
+            </w:pPr>
+            <w:r>
+              <w:t>Active Buzzer</w:t>
+            </w:r>
+          </w:p>
+        </w:tc>
+        <w:tc>
+          <w:tcPr>
+            <w:tcW w:w="0" w:type="auto"/>
+            <w:hideMark/>
+          </w:tcPr>
+          <w:p>
+            <w:pPr>
+              <w:spacing w:after="160" w:line="278" w:lineRule="auto"/>
+            </w:pPr>
+            <w:r>
+              <w:t>GPIO 22</w:t>
+            </w:r>
+          </w:p>
+        </w:tc>
+      </w:tr>
+    </w:tbl>
+    <w:p/>
+    <w:p>
+      <w:pPr>
+        <w:rPr>
+          <w:b/>
+          <w:bCs/>
+        </w:rPr>
+      </w:pPr>
+      <w:r>
+        <w:rPr>
+          <w:b/>
+          <w:bCs/>
+        </w:rPr>
+        <w:t>Alert Escalation</w:t>
+      </w:r>
+    </w:p>
+    <w:tbl>
+      <w:tblPr>
+        <w:tblStyle w:val="TableGrid"/>
+        <w:tblW w:w="0" w:type="auto"/>
+        <w:tblLook w:val="04A0" w:firstRow="1" w:lastRow="0" w:firstColumn="1" w:lastColumn="0" w:noHBand="0" w:noVBand="1"/>
+      </w:tblPr>
+      <w:tblGrid>
+        <w:gridCol w:w="1982"/>
+        <w:gridCol w:w="1067"/>
+        <w:gridCol w:w="2496"/>
+        <w:gridCol w:w="1966"/>
+      </w:tblGrid>
+      <w:tr>
+        <w:tc>
+          <w:tcPr>
+            <w:tcW w:w="0" w:type="auto"/>
+            <w:hideMark/>
+          </w:tcPr>
+          <w:p>
+            <w:pPr>
+              <w:spacing w:after="160" w:line="278" w:lineRule="auto"/>
+              <w:rPr>
+                <w:b/>
+                <w:bCs/>
+              </w:rPr>
+            </w:pPr>
+            <w:r>
+              <w:rPr>
+                <w:b/>
+                <w:bCs/>
+              </w:rPr>
+              <w:t>Motion Duration</w:t>
+            </w:r>
+          </w:p>
+        </w:tc>
+        <w:tc>
+          <w:tcPr>
+            <w:tcW w:w="0" w:type="auto"/>
+            <w:hideMark/>
+          </w:tcPr>
+          <w:p>
+            <w:pPr>
+              <w:spacing w:after="160" w:line="278" w:lineRule="auto"/>
+              <w:rPr>
+                <w:b/>
+                <w:bCs/>
+              </w:rPr>
+            </w:pPr>
+            <w:r>
+              <w:rPr>
+                <w:b/>
+                <w:bCs/>
+              </w:rPr>
+              <w:t>Level</w:t>
+            </w:r>
+          </w:p>
+        </w:tc>
+        <w:tc>
+          <w:tcPr>
+            <w:tcW w:w="0" w:type="auto"/>
+            <w:hideMark/>
+          </w:tcPr>
+          <w:p>
+            <w:pPr>
+              <w:spacing w:after="160" w:line="278" w:lineRule="auto"/>
+              <w:rPr>
+                <w:b/>
+                <w:bCs/>
+              </w:rPr>
+            </w:pPr>
+            <w:r>
+              <w:rPr>
+                <w:b/>
+                <w:bCs/>
+              </w:rPr>
+              <w:t>LED Pattern</w:t>
+            </w:r>
+          </w:p>
+        </w:tc>
+        <w:tc>
+          <w:tcPr>
+            <w:tcW w:w="0" w:type="auto"/>
+            <w:hideMark/>
+          </w:tcPr>
+          <w:p>
+            <w:pPr>
+              <w:spacing w:after="160" w:line="278" w:lineRule="auto"/>
+              <w:rPr>
+                <w:b/>
+                <w:bCs/>
+              </w:rPr>
+            </w:pPr>
+            <w:r>
+              <w:rPr>
+                <w:b/>
+                <w:bCs/>
+              </w:rPr>
+              <w:t>Buzzer</w:t>
+            </w:r>
+          </w:p>
+        </w:tc>
+      </w:tr>
+      <w:tr>
+        <w:tc>
+          <w:tcPr>
+            <w:tcW w:w="0" w:type="auto"/>
+            <w:hideMark/>
+          </w:tcPr>
+          <w:p>
+            <w:pPr>
+              <w:spacing w:after="160" w:line="278" w:lineRule="auto"/>
+            </w:pPr>
+            <w:r>
+              <w:t>0–5 sec</w:t>
+            </w:r>
+          </w:p>
+        </w:tc>
+        <w:tc>
+          <w:tcPr>
+            <w:tcW w:w="0" w:type="auto"/>
+            <w:hideMark/>
+          </w:tcPr>
+          <w:p>
+            <w:pPr>
+              <w:spacing w:after="160" w:line="278" w:lineRule="auto"/>
+            </w:pPr>
+            <w:r>
+              <w:t>Warning</w:t>
+            </w:r>
+          </w:p>
+        </w:tc>
+        <w:tc>
+          <w:tcPr>
+            <w:tcW w:w="0" w:type="auto"/>
+            <w:hideMark/>
+          </w:tcPr>
+          <w:p>
+            <w:pPr>
+              <w:spacing w:after="160" w:line="278" w:lineRule="auto"/>
+            </w:pPr>
+            <w:r>
+              <w:t>Slow Sequential Flash</w:t>
+            </w:r>
+          </w:p>
+        </w:tc>
+        <w:tc>
+          <w:tcPr>
+            <w:tcW w:w="0" w:type="auto"/>
+            <w:hideMark/>
+          </w:tcPr>
+          <w:p>
+            <w:pPr>
+              <w:spacing w:after="160" w:line="278" w:lineRule="auto"/>
+            </w:pPr>
+            <w:r>
+              <w:t>Slow Beep</w:t>
+            </w:r>
+          </w:p>
+        </w:tc>
+      </w:tr>
+      <w:tr>
+        <w:tc>
+          <w:tcPr>
+            <w:tcW w:w="0" w:type="auto"/>
+            <w:hideMark/>
+          </w:tcPr>
+          <w:p>
+            <w:pPr>
+              <w:spacing w:after="160" w:line="278" w:lineRule="auto"/>
+            </w:pPr>
+            <w:r>
+              <w:t>5–10 sec</w:t>
+            </w:r>
+          </w:p>
+        </w:tc>
+        <w:tc>
+          <w:tcPr>
+            <w:tcW w:w="0" w:type="auto"/>
+            <w:hideMark/>
+          </w:tcPr>
+          <w:p>
+            <w:pPr>
+              <w:spacing w:after="160" w:line="278" w:lineRule="auto"/>
+            </w:pPr>
+            <w:r>
+              <w:t>Alarm</w:t>
+            </w:r>
+          </w:p>
+        </w:tc>
+        <w:tc>
+          <w:tcPr>
+            <w:tcW w:w="0" w:type="auto"/>
+            <w:hideMark/>
+          </w:tcPr>
+          <w:p>
+            <w:pPr>
+              <w:spacing w:after="160" w:line="278" w:lineRule="auto"/>
+            </w:pPr>
+            <w:r>
+              <w:t>Medium Flash</w:t>
+            </w:r>
+          </w:p>
+        </w:tc>
+        <w:tc>
+          <w:tcPr>
+            <w:tcW w:w="0" w:type="auto"/>
+            <w:hideMark/>
+          </w:tcPr>
+          <w:p>
+            <w:pPr>
+              <w:spacing w:after="160" w:line="278" w:lineRule="auto"/>
+            </w:pPr>
+            <w:r>
+              <w:t>Fast Beep</w:t>
+            </w:r>
+          </w:p>
+        </w:tc>
+      </w:tr>
+      <w:tr>
+        <w:tc>
+          <w:tcPr>
+            <w:tcW w:w="0" w:type="auto"/>
+            <w:hideMark/>
+          </w:tcPr>
+          <w:p>
+            <w:pPr>
+              <w:spacing w:after="160" w:line="278" w:lineRule="auto"/>
+            </w:pPr>
+            <w:r>
+              <w:t>More than 10 sec</w:t>
+            </w:r>
+          </w:p>
+        </w:tc>
+        <w:tc>
+          <w:tcPr>
+            <w:tcW w:w="0" w:type="auto"/>
+            <w:hideMark/>
+          </w:tcPr>
+          <w:p>
+            <w:pPr>
+              <w:spacing w:after="160" w:line="278" w:lineRule="auto"/>
+            </w:pPr>
+            <w:r>
+              <w:t>Urgent</w:t>
+            </w:r>
+          </w:p>
+        </w:tc>
+        <w:tc>
+          <w:tcPr>
+            <w:tcW w:w="0" w:type="auto"/>
+            <w:hideMark/>
+          </w:tcPr>
+          <w:p>
+            <w:pPr>
+              <w:spacing w:after="160" w:line="278" w:lineRule="auto"/>
+            </w:pPr>
+            <w:r>
+              <w:t>Rapid Flash</w:t>
+            </w:r>
+          </w:p>
+        </w:tc>
+        <w:tc>
+          <w:tcPr>
+            <w:tcW w:w="0" w:type="auto"/>
+            <w:hideMark/>
+          </w:tcPr>
+          <w:p>
+            <w:pPr>
+              <w:spacing w:after="160" w:line="278" w:lineRule="auto"/>
+            </w:pPr>
+            <w:r>
+              <w:t>Continuous Tone</w:t>
+            </w:r>
+          </w:p>
+        </w:tc>
+      </w:tr>
+    </w:tbl>
+    <w:p/>
+    <w:p/>
+    <w:p/>
+    <w:p/>
     <w:sectPr>
       <w:pgSz w:w="12240" w:h="15840"/>
       <w:pgMar w:top="1440" w:right="1440" w:bottom="1440" w:left="1440" w:header="720" w:footer="720" w:gutter="0"/>
@@ -1894,9 +5578,2095 @@
     </w:lvl>
   </w:abstractNum>
   <w:abstractNum w:abstractNumId="1" w15:restartNumberingAfterBreak="0">
+    <w:nsid w:val="199E0604"/>
+    <w:multiLevelType w:val="multilevel"/>
+    <w:tmpl w:val="D3C6016C"/>
+    <w:lvl w:ilvl="0">
+      <w:start w:val="1"/>
+      <w:numFmt w:val="bullet"/>
+      <w:lvlText w:val=""/>
+      <w:lvlJc w:val="left"/>
+      <w:pPr>
+        <w:tabs>
+          <w:tab w:val="num" w:pos="720"/>
+        </w:tabs>
+        <w:ind w:left="720" w:hanging="360"/>
+      </w:pPr>
+      <w:rPr>
+        <w:rFonts w:ascii="Symbol" w:hAnsi="Symbol" w:hint="default"/>
+        <w:sz w:val="20"/>
+      </w:rPr>
+    </w:lvl>
+    <w:lvl w:ilvl="1" w:tentative="1">
+      <w:start w:val="1"/>
+      <w:numFmt w:val="bullet"/>
+      <w:lvlText w:val="o"/>
+      <w:lvlJc w:val="left"/>
+      <w:pPr>
+        <w:tabs>
+          <w:tab w:val="num" w:pos="1440"/>
+        </w:tabs>
+        <w:ind w:left="1440" w:hanging="360"/>
+      </w:pPr>
+      <w:rPr>
+        <w:rFonts w:ascii="Courier New" w:hAnsi="Courier New" w:hint="default"/>
+        <w:sz w:val="20"/>
+      </w:rPr>
+    </w:lvl>
+    <w:lvl w:ilvl="2" w:tentative="1">
+      <w:start w:val="1"/>
+      <w:numFmt w:val="bullet"/>
+      <w:lvlText w:val=""/>
+      <w:lvlJc w:val="left"/>
+      <w:pPr>
+        <w:tabs>
+          <w:tab w:val="num" w:pos="2160"/>
+        </w:tabs>
+        <w:ind w:left="2160" w:hanging="360"/>
+      </w:pPr>
+      <w:rPr>
+        <w:rFonts w:ascii="Wingdings" w:hAnsi="Wingdings" w:hint="default"/>
+        <w:sz w:val="20"/>
+      </w:rPr>
+    </w:lvl>
+    <w:lvl w:ilvl="3" w:tentative="1">
+      <w:start w:val="1"/>
+      <w:numFmt w:val="bullet"/>
+      <w:lvlText w:val=""/>
+      <w:lvlJc w:val="left"/>
+      <w:pPr>
+        <w:tabs>
+          <w:tab w:val="num" w:pos="2880"/>
+        </w:tabs>
+        <w:ind w:left="2880" w:hanging="360"/>
+      </w:pPr>
+      <w:rPr>
+        <w:rFonts w:ascii="Wingdings" w:hAnsi="Wingdings" w:hint="default"/>
+        <w:sz w:val="20"/>
+      </w:rPr>
+    </w:lvl>
+    <w:lvl w:ilvl="4" w:tentative="1">
+      <w:start w:val="1"/>
+      <w:numFmt w:val="bullet"/>
+      <w:lvlText w:val=""/>
+      <w:lvlJc w:val="left"/>
+      <w:pPr>
+        <w:tabs>
+          <w:tab w:val="num" w:pos="3600"/>
+        </w:tabs>
+        <w:ind w:left="3600" w:hanging="360"/>
+      </w:pPr>
+      <w:rPr>
+        <w:rFonts w:ascii="Wingdings" w:hAnsi="Wingdings" w:hint="default"/>
+        <w:sz w:val="20"/>
+      </w:rPr>
+    </w:lvl>
+    <w:lvl w:ilvl="5" w:tentative="1">
+      <w:start w:val="1"/>
+      <w:numFmt w:val="bullet"/>
+      <w:lvlText w:val=""/>
+      <w:lvlJc w:val="left"/>
+      <w:pPr>
+        <w:tabs>
+          <w:tab w:val="num" w:pos="4320"/>
+        </w:tabs>
+        <w:ind w:left="4320" w:hanging="360"/>
+      </w:pPr>
+      <w:rPr>
+        <w:rFonts w:ascii="Wingdings" w:hAnsi="Wingdings" w:hint="default"/>
+        <w:sz w:val="20"/>
+      </w:rPr>
+    </w:lvl>
+    <w:lvl w:ilvl="6" w:tentative="1">
+      <w:start w:val="1"/>
+      <w:numFmt w:val="bullet"/>
+      <w:lvlText w:val=""/>
+      <w:lvlJc w:val="left"/>
+      <w:pPr>
+        <w:tabs>
+          <w:tab w:val="num" w:pos="5040"/>
+        </w:tabs>
+        <w:ind w:left="5040" w:hanging="360"/>
+      </w:pPr>
+      <w:rPr>
+        <w:rFonts w:ascii="Wingdings" w:hAnsi="Wingdings" w:hint="default"/>
+        <w:sz w:val="20"/>
+      </w:rPr>
+    </w:lvl>
+    <w:lvl w:ilvl="7" w:tentative="1">
+      <w:start w:val="1"/>
+      <w:numFmt w:val="bullet"/>
+      <w:lvlText w:val=""/>
+      <w:lvlJc w:val="left"/>
+      <w:pPr>
+        <w:tabs>
+          <w:tab w:val="num" w:pos="5760"/>
+        </w:tabs>
+        <w:ind w:left="5760" w:hanging="360"/>
+      </w:pPr>
+      <w:rPr>
+        <w:rFonts w:ascii="Wingdings" w:hAnsi="Wingdings" w:hint="default"/>
+        <w:sz w:val="20"/>
+      </w:rPr>
+    </w:lvl>
+    <w:lvl w:ilvl="8" w:tentative="1">
+      <w:start w:val="1"/>
+      <w:numFmt w:val="bullet"/>
+      <w:lvlText w:val=""/>
+      <w:lvlJc w:val="left"/>
+      <w:pPr>
+        <w:tabs>
+          <w:tab w:val="num" w:pos="6480"/>
+        </w:tabs>
+        <w:ind w:left="6480" w:hanging="360"/>
+      </w:pPr>
+      <w:rPr>
+        <w:rFonts w:ascii="Wingdings" w:hAnsi="Wingdings" w:hint="default"/>
+        <w:sz w:val="20"/>
+      </w:rPr>
+    </w:lvl>
+  </w:abstractNum>
+  <w:abstractNum w:abstractNumId="2" w15:restartNumberingAfterBreak="0">
+    <w:nsid w:val="1E9324B7"/>
+    <w:multiLevelType w:val="multilevel"/>
+    <w:tmpl w:val="66DEE5AC"/>
+    <w:lvl w:ilvl="0">
+      <w:start w:val="1"/>
+      <w:numFmt w:val="bullet"/>
+      <w:lvlText w:val=""/>
+      <w:lvlJc w:val="left"/>
+      <w:pPr>
+        <w:tabs>
+          <w:tab w:val="num" w:pos="720"/>
+        </w:tabs>
+        <w:ind w:left="720" w:hanging="360"/>
+      </w:pPr>
+      <w:rPr>
+        <w:rFonts w:ascii="Symbol" w:hAnsi="Symbol" w:hint="default"/>
+        <w:sz w:val="20"/>
+      </w:rPr>
+    </w:lvl>
+    <w:lvl w:ilvl="1" w:tentative="1">
+      <w:start w:val="1"/>
+      <w:numFmt w:val="bullet"/>
+      <w:lvlText w:val="o"/>
+      <w:lvlJc w:val="left"/>
+      <w:pPr>
+        <w:tabs>
+          <w:tab w:val="num" w:pos="1440"/>
+        </w:tabs>
+        <w:ind w:left="1440" w:hanging="360"/>
+      </w:pPr>
+      <w:rPr>
+        <w:rFonts w:ascii="Courier New" w:hAnsi="Courier New" w:hint="default"/>
+        <w:sz w:val="20"/>
+      </w:rPr>
+    </w:lvl>
+    <w:lvl w:ilvl="2" w:tentative="1">
+      <w:start w:val="1"/>
+      <w:numFmt w:val="bullet"/>
+      <w:lvlText w:val=""/>
+      <w:lvlJc w:val="left"/>
+      <w:pPr>
+        <w:tabs>
+          <w:tab w:val="num" w:pos="2160"/>
+        </w:tabs>
+        <w:ind w:left="2160" w:hanging="360"/>
+      </w:pPr>
+      <w:rPr>
+        <w:rFonts w:ascii="Wingdings" w:hAnsi="Wingdings" w:hint="default"/>
+        <w:sz w:val="20"/>
+      </w:rPr>
+    </w:lvl>
+    <w:lvl w:ilvl="3" w:tentative="1">
+      <w:start w:val="1"/>
+      <w:numFmt w:val="bullet"/>
+      <w:lvlText w:val=""/>
+      <w:lvlJc w:val="left"/>
+      <w:pPr>
+        <w:tabs>
+          <w:tab w:val="num" w:pos="2880"/>
+        </w:tabs>
+        <w:ind w:left="2880" w:hanging="360"/>
+      </w:pPr>
+      <w:rPr>
+        <w:rFonts w:ascii="Wingdings" w:hAnsi="Wingdings" w:hint="default"/>
+        <w:sz w:val="20"/>
+      </w:rPr>
+    </w:lvl>
+    <w:lvl w:ilvl="4" w:tentative="1">
+      <w:start w:val="1"/>
+      <w:numFmt w:val="bullet"/>
+      <w:lvlText w:val=""/>
+      <w:lvlJc w:val="left"/>
+      <w:pPr>
+        <w:tabs>
+          <w:tab w:val="num" w:pos="3600"/>
+        </w:tabs>
+        <w:ind w:left="3600" w:hanging="360"/>
+      </w:pPr>
+      <w:rPr>
+        <w:rFonts w:ascii="Wingdings" w:hAnsi="Wingdings" w:hint="default"/>
+        <w:sz w:val="20"/>
+      </w:rPr>
+    </w:lvl>
+    <w:lvl w:ilvl="5" w:tentative="1">
+      <w:start w:val="1"/>
+      <w:numFmt w:val="bullet"/>
+      <w:lvlText w:val=""/>
+      <w:lvlJc w:val="left"/>
+      <w:pPr>
+        <w:tabs>
+          <w:tab w:val="num" w:pos="4320"/>
+        </w:tabs>
+        <w:ind w:left="4320" w:hanging="360"/>
+      </w:pPr>
+      <w:rPr>
+        <w:rFonts w:ascii="Wingdings" w:hAnsi="Wingdings" w:hint="default"/>
+        <w:sz w:val="20"/>
+      </w:rPr>
+    </w:lvl>
+    <w:lvl w:ilvl="6" w:tentative="1">
+      <w:start w:val="1"/>
+      <w:numFmt w:val="bullet"/>
+      <w:lvlText w:val=""/>
+      <w:lvlJc w:val="left"/>
+      <w:pPr>
+        <w:tabs>
+          <w:tab w:val="num" w:pos="5040"/>
+        </w:tabs>
+        <w:ind w:left="5040" w:hanging="360"/>
+      </w:pPr>
+      <w:rPr>
+        <w:rFonts w:ascii="Wingdings" w:hAnsi="Wingdings" w:hint="default"/>
+        <w:sz w:val="20"/>
+      </w:rPr>
+    </w:lvl>
+    <w:lvl w:ilvl="7" w:tentative="1">
+      <w:start w:val="1"/>
+      <w:numFmt w:val="bullet"/>
+      <w:lvlText w:val=""/>
+      <w:lvlJc w:val="left"/>
+      <w:pPr>
+        <w:tabs>
+          <w:tab w:val="num" w:pos="5760"/>
+        </w:tabs>
+        <w:ind w:left="5760" w:hanging="360"/>
+      </w:pPr>
+      <w:rPr>
+        <w:rFonts w:ascii="Wingdings" w:hAnsi="Wingdings" w:hint="default"/>
+        <w:sz w:val="20"/>
+      </w:rPr>
+    </w:lvl>
+    <w:lvl w:ilvl="8" w:tentative="1">
+      <w:start w:val="1"/>
+      <w:numFmt w:val="bullet"/>
+      <w:lvlText w:val=""/>
+      <w:lvlJc w:val="left"/>
+      <w:pPr>
+        <w:tabs>
+          <w:tab w:val="num" w:pos="6480"/>
+        </w:tabs>
+        <w:ind w:left="6480" w:hanging="360"/>
+      </w:pPr>
+      <w:rPr>
+        <w:rFonts w:ascii="Wingdings" w:hAnsi="Wingdings" w:hint="default"/>
+        <w:sz w:val="20"/>
+      </w:rPr>
+    </w:lvl>
+  </w:abstractNum>
+  <w:abstractNum w:abstractNumId="3" w15:restartNumberingAfterBreak="0">
+    <w:nsid w:val="28D65AFC"/>
+    <w:multiLevelType w:val="multilevel"/>
+    <w:tmpl w:val="A3BAC8F6"/>
+    <w:lvl w:ilvl="0">
+      <w:start w:val="1"/>
+      <w:numFmt w:val="bullet"/>
+      <w:lvlText w:val=""/>
+      <w:lvlJc w:val="left"/>
+      <w:pPr>
+        <w:tabs>
+          <w:tab w:val="num" w:pos="720"/>
+        </w:tabs>
+        <w:ind w:left="720" w:hanging="360"/>
+      </w:pPr>
+      <w:rPr>
+        <w:rFonts w:ascii="Symbol" w:hAnsi="Symbol" w:hint="default"/>
+        <w:sz w:val="20"/>
+      </w:rPr>
+    </w:lvl>
+    <w:lvl w:ilvl="1" w:tentative="1">
+      <w:start w:val="1"/>
+      <w:numFmt w:val="bullet"/>
+      <w:lvlText w:val="o"/>
+      <w:lvlJc w:val="left"/>
+      <w:pPr>
+        <w:tabs>
+          <w:tab w:val="num" w:pos="1440"/>
+        </w:tabs>
+        <w:ind w:left="1440" w:hanging="360"/>
+      </w:pPr>
+      <w:rPr>
+        <w:rFonts w:ascii="Courier New" w:hAnsi="Courier New" w:hint="default"/>
+        <w:sz w:val="20"/>
+      </w:rPr>
+    </w:lvl>
+    <w:lvl w:ilvl="2" w:tentative="1">
+      <w:start w:val="1"/>
+      <w:numFmt w:val="bullet"/>
+      <w:lvlText w:val=""/>
+      <w:lvlJc w:val="left"/>
+      <w:pPr>
+        <w:tabs>
+          <w:tab w:val="num" w:pos="2160"/>
+        </w:tabs>
+        <w:ind w:left="2160" w:hanging="360"/>
+      </w:pPr>
+      <w:rPr>
+        <w:rFonts w:ascii="Wingdings" w:hAnsi="Wingdings" w:hint="default"/>
+        <w:sz w:val="20"/>
+      </w:rPr>
+    </w:lvl>
+    <w:lvl w:ilvl="3" w:tentative="1">
+      <w:start w:val="1"/>
+      <w:numFmt w:val="bullet"/>
+      <w:lvlText w:val=""/>
+      <w:lvlJc w:val="left"/>
+      <w:pPr>
+        <w:tabs>
+          <w:tab w:val="num" w:pos="2880"/>
+        </w:tabs>
+        <w:ind w:left="2880" w:hanging="360"/>
+      </w:pPr>
+      <w:rPr>
+        <w:rFonts w:ascii="Wingdings" w:hAnsi="Wingdings" w:hint="default"/>
+        <w:sz w:val="20"/>
+      </w:rPr>
+    </w:lvl>
+    <w:lvl w:ilvl="4" w:tentative="1">
+      <w:start w:val="1"/>
+      <w:numFmt w:val="bullet"/>
+      <w:lvlText w:val=""/>
+      <w:lvlJc w:val="left"/>
+      <w:pPr>
+        <w:tabs>
+          <w:tab w:val="num" w:pos="3600"/>
+        </w:tabs>
+        <w:ind w:left="3600" w:hanging="360"/>
+      </w:pPr>
+      <w:rPr>
+        <w:rFonts w:ascii="Wingdings" w:hAnsi="Wingdings" w:hint="default"/>
+        <w:sz w:val="20"/>
+      </w:rPr>
+    </w:lvl>
+    <w:lvl w:ilvl="5" w:tentative="1">
+      <w:start w:val="1"/>
+      <w:numFmt w:val="bullet"/>
+      <w:lvlText w:val=""/>
+      <w:lvlJc w:val="left"/>
+      <w:pPr>
+        <w:tabs>
+          <w:tab w:val="num" w:pos="4320"/>
+        </w:tabs>
+        <w:ind w:left="4320" w:hanging="360"/>
+      </w:pPr>
+      <w:rPr>
+        <w:rFonts w:ascii="Wingdings" w:hAnsi="Wingdings" w:hint="default"/>
+        <w:sz w:val="20"/>
+      </w:rPr>
+    </w:lvl>
+    <w:lvl w:ilvl="6" w:tentative="1">
+      <w:start w:val="1"/>
+      <w:numFmt w:val="bullet"/>
+      <w:lvlText w:val=""/>
+      <w:lvlJc w:val="left"/>
+      <w:pPr>
+        <w:tabs>
+          <w:tab w:val="num" w:pos="5040"/>
+        </w:tabs>
+        <w:ind w:left="5040" w:hanging="360"/>
+      </w:pPr>
+      <w:rPr>
+        <w:rFonts w:ascii="Wingdings" w:hAnsi="Wingdings" w:hint="default"/>
+        <w:sz w:val="20"/>
+      </w:rPr>
+    </w:lvl>
+    <w:lvl w:ilvl="7" w:tentative="1">
+      <w:start w:val="1"/>
+      <w:numFmt w:val="bullet"/>
+      <w:lvlText w:val=""/>
+      <w:lvlJc w:val="left"/>
+      <w:pPr>
+        <w:tabs>
+          <w:tab w:val="num" w:pos="5760"/>
+        </w:tabs>
+        <w:ind w:left="5760" w:hanging="360"/>
+      </w:pPr>
+      <w:rPr>
+        <w:rFonts w:ascii="Wingdings" w:hAnsi="Wingdings" w:hint="default"/>
+        <w:sz w:val="20"/>
+      </w:rPr>
+    </w:lvl>
+    <w:lvl w:ilvl="8" w:tentative="1">
+      <w:start w:val="1"/>
+      <w:numFmt w:val="bullet"/>
+      <w:lvlText w:val=""/>
+      <w:lvlJc w:val="left"/>
+      <w:pPr>
+        <w:tabs>
+          <w:tab w:val="num" w:pos="6480"/>
+        </w:tabs>
+        <w:ind w:left="6480" w:hanging="360"/>
+      </w:pPr>
+      <w:rPr>
+        <w:rFonts w:ascii="Wingdings" w:hAnsi="Wingdings" w:hint="default"/>
+        <w:sz w:val="20"/>
+      </w:rPr>
+    </w:lvl>
+  </w:abstractNum>
+  <w:abstractNum w:abstractNumId="4" w15:restartNumberingAfterBreak="0">
+    <w:nsid w:val="30CC4682"/>
+    <w:multiLevelType w:val="multilevel"/>
+    <w:tmpl w:val="468253C8"/>
+    <w:lvl w:ilvl="0">
+      <w:start w:val="1"/>
+      <w:numFmt w:val="bullet"/>
+      <w:lvlText w:val=""/>
+      <w:lvlJc w:val="left"/>
+      <w:pPr>
+        <w:tabs>
+          <w:tab w:val="num" w:pos="720"/>
+        </w:tabs>
+        <w:ind w:left="720" w:hanging="360"/>
+      </w:pPr>
+      <w:rPr>
+        <w:rFonts w:ascii="Symbol" w:hAnsi="Symbol" w:hint="default"/>
+        <w:sz w:val="20"/>
+      </w:rPr>
+    </w:lvl>
+    <w:lvl w:ilvl="1" w:tentative="1">
+      <w:start w:val="1"/>
+      <w:numFmt w:val="bullet"/>
+      <w:lvlText w:val="o"/>
+      <w:lvlJc w:val="left"/>
+      <w:pPr>
+        <w:tabs>
+          <w:tab w:val="num" w:pos="1440"/>
+        </w:tabs>
+        <w:ind w:left="1440" w:hanging="360"/>
+      </w:pPr>
+      <w:rPr>
+        <w:rFonts w:ascii="Courier New" w:hAnsi="Courier New" w:hint="default"/>
+        <w:sz w:val="20"/>
+      </w:rPr>
+    </w:lvl>
+    <w:lvl w:ilvl="2" w:tentative="1">
+      <w:start w:val="1"/>
+      <w:numFmt w:val="bullet"/>
+      <w:lvlText w:val=""/>
+      <w:lvlJc w:val="left"/>
+      <w:pPr>
+        <w:tabs>
+          <w:tab w:val="num" w:pos="2160"/>
+        </w:tabs>
+        <w:ind w:left="2160" w:hanging="360"/>
+      </w:pPr>
+      <w:rPr>
+        <w:rFonts w:ascii="Wingdings" w:hAnsi="Wingdings" w:hint="default"/>
+        <w:sz w:val="20"/>
+      </w:rPr>
+    </w:lvl>
+    <w:lvl w:ilvl="3" w:tentative="1">
+      <w:start w:val="1"/>
+      <w:numFmt w:val="bullet"/>
+      <w:lvlText w:val=""/>
+      <w:lvlJc w:val="left"/>
+      <w:pPr>
+        <w:tabs>
+          <w:tab w:val="num" w:pos="2880"/>
+        </w:tabs>
+        <w:ind w:left="2880" w:hanging="360"/>
+      </w:pPr>
+      <w:rPr>
+        <w:rFonts w:ascii="Wingdings" w:hAnsi="Wingdings" w:hint="default"/>
+        <w:sz w:val="20"/>
+      </w:rPr>
+    </w:lvl>
+    <w:lvl w:ilvl="4" w:tentative="1">
+      <w:start w:val="1"/>
+      <w:numFmt w:val="bullet"/>
+      <w:lvlText w:val=""/>
+      <w:lvlJc w:val="left"/>
+      <w:pPr>
+        <w:tabs>
+          <w:tab w:val="num" w:pos="3600"/>
+        </w:tabs>
+        <w:ind w:left="3600" w:hanging="360"/>
+      </w:pPr>
+      <w:rPr>
+        <w:rFonts w:ascii="Wingdings" w:hAnsi="Wingdings" w:hint="default"/>
+        <w:sz w:val="20"/>
+      </w:rPr>
+    </w:lvl>
+    <w:lvl w:ilvl="5" w:tentative="1">
+      <w:start w:val="1"/>
+      <w:numFmt w:val="bullet"/>
+      <w:lvlText w:val=""/>
+      <w:lvlJc w:val="left"/>
+      <w:pPr>
+        <w:tabs>
+          <w:tab w:val="num" w:pos="4320"/>
+        </w:tabs>
+        <w:ind w:left="4320" w:hanging="360"/>
+      </w:pPr>
+      <w:rPr>
+        <w:rFonts w:ascii="Wingdings" w:hAnsi="Wingdings" w:hint="default"/>
+        <w:sz w:val="20"/>
+      </w:rPr>
+    </w:lvl>
+    <w:lvl w:ilvl="6" w:tentative="1">
+      <w:start w:val="1"/>
+      <w:numFmt w:val="bullet"/>
+      <w:lvlText w:val=""/>
+      <w:lvlJc w:val="left"/>
+      <w:pPr>
+        <w:tabs>
+          <w:tab w:val="num" w:pos="5040"/>
+        </w:tabs>
+        <w:ind w:left="5040" w:hanging="360"/>
+      </w:pPr>
+      <w:rPr>
+        <w:rFonts w:ascii="Wingdings" w:hAnsi="Wingdings" w:hint="default"/>
+        <w:sz w:val="20"/>
+      </w:rPr>
+    </w:lvl>
+    <w:lvl w:ilvl="7" w:tentative="1">
+      <w:start w:val="1"/>
+      <w:numFmt w:val="bullet"/>
+      <w:lvlText w:val=""/>
+      <w:lvlJc w:val="left"/>
+      <w:pPr>
+        <w:tabs>
+          <w:tab w:val="num" w:pos="5760"/>
+        </w:tabs>
+        <w:ind w:left="5760" w:hanging="360"/>
+      </w:pPr>
+      <w:rPr>
+        <w:rFonts w:ascii="Wingdings" w:hAnsi="Wingdings" w:hint="default"/>
+        <w:sz w:val="20"/>
+      </w:rPr>
+    </w:lvl>
+    <w:lvl w:ilvl="8" w:tentative="1">
+      <w:start w:val="1"/>
+      <w:numFmt w:val="bullet"/>
+      <w:lvlText w:val=""/>
+      <w:lvlJc w:val="left"/>
+      <w:pPr>
+        <w:tabs>
+          <w:tab w:val="num" w:pos="6480"/>
+        </w:tabs>
+        <w:ind w:left="6480" w:hanging="360"/>
+      </w:pPr>
+      <w:rPr>
+        <w:rFonts w:ascii="Wingdings" w:hAnsi="Wingdings" w:hint="default"/>
+        <w:sz w:val="20"/>
+      </w:rPr>
+    </w:lvl>
+  </w:abstractNum>
+  <w:abstractNum w:abstractNumId="5" w15:restartNumberingAfterBreak="0">
+    <w:nsid w:val="357E5D85"/>
+    <w:multiLevelType w:val="multilevel"/>
+    <w:tmpl w:val="F0581768"/>
+    <w:lvl w:ilvl="0">
+      <w:start w:val="1"/>
+      <w:numFmt w:val="bullet"/>
+      <w:lvlText w:val=""/>
+      <w:lvlJc w:val="left"/>
+      <w:pPr>
+        <w:tabs>
+          <w:tab w:val="num" w:pos="720"/>
+        </w:tabs>
+        <w:ind w:left="720" w:hanging="360"/>
+      </w:pPr>
+      <w:rPr>
+        <w:rFonts w:ascii="Symbol" w:hAnsi="Symbol" w:hint="default"/>
+        <w:sz w:val="20"/>
+      </w:rPr>
+    </w:lvl>
+    <w:lvl w:ilvl="1" w:tentative="1">
+      <w:start w:val="1"/>
+      <w:numFmt w:val="bullet"/>
+      <w:lvlText w:val="o"/>
+      <w:lvlJc w:val="left"/>
+      <w:pPr>
+        <w:tabs>
+          <w:tab w:val="num" w:pos="1440"/>
+        </w:tabs>
+        <w:ind w:left="1440" w:hanging="360"/>
+      </w:pPr>
+      <w:rPr>
+        <w:rFonts w:ascii="Courier New" w:hAnsi="Courier New" w:hint="default"/>
+        <w:sz w:val="20"/>
+      </w:rPr>
+    </w:lvl>
+    <w:lvl w:ilvl="2" w:tentative="1">
+      <w:start w:val="1"/>
+      <w:numFmt w:val="bullet"/>
+      <w:lvlText w:val=""/>
+      <w:lvlJc w:val="left"/>
+      <w:pPr>
+        <w:tabs>
+          <w:tab w:val="num" w:pos="2160"/>
+        </w:tabs>
+        <w:ind w:left="2160" w:hanging="360"/>
+      </w:pPr>
+      <w:rPr>
+        <w:rFonts w:ascii="Wingdings" w:hAnsi="Wingdings" w:hint="default"/>
+        <w:sz w:val="20"/>
+      </w:rPr>
+    </w:lvl>
+    <w:lvl w:ilvl="3" w:tentative="1">
+      <w:start w:val="1"/>
+      <w:numFmt w:val="bullet"/>
+      <w:lvlText w:val=""/>
+      <w:lvlJc w:val="left"/>
+      <w:pPr>
+        <w:tabs>
+          <w:tab w:val="num" w:pos="2880"/>
+        </w:tabs>
+        <w:ind w:left="2880" w:hanging="360"/>
+      </w:pPr>
+      <w:rPr>
+        <w:rFonts w:ascii="Wingdings" w:hAnsi="Wingdings" w:hint="default"/>
+        <w:sz w:val="20"/>
+      </w:rPr>
+    </w:lvl>
+    <w:lvl w:ilvl="4" w:tentative="1">
+      <w:start w:val="1"/>
+      <w:numFmt w:val="bullet"/>
+      <w:lvlText w:val=""/>
+      <w:lvlJc w:val="left"/>
+      <w:pPr>
+        <w:tabs>
+          <w:tab w:val="num" w:pos="3600"/>
+        </w:tabs>
+        <w:ind w:left="3600" w:hanging="360"/>
+      </w:pPr>
+      <w:rPr>
+        <w:rFonts w:ascii="Wingdings" w:hAnsi="Wingdings" w:hint="default"/>
+        <w:sz w:val="20"/>
+      </w:rPr>
+    </w:lvl>
+    <w:lvl w:ilvl="5" w:tentative="1">
+      <w:start w:val="1"/>
+      <w:numFmt w:val="bullet"/>
+      <w:lvlText w:val=""/>
+      <w:lvlJc w:val="left"/>
+      <w:pPr>
+        <w:tabs>
+          <w:tab w:val="num" w:pos="4320"/>
+        </w:tabs>
+        <w:ind w:left="4320" w:hanging="360"/>
+      </w:pPr>
+      <w:rPr>
+        <w:rFonts w:ascii="Wingdings" w:hAnsi="Wingdings" w:hint="default"/>
+        <w:sz w:val="20"/>
+      </w:rPr>
+    </w:lvl>
+    <w:lvl w:ilvl="6" w:tentative="1">
+      <w:start w:val="1"/>
+      <w:numFmt w:val="bullet"/>
+      <w:lvlText w:val=""/>
+      <w:lvlJc w:val="left"/>
+      <w:pPr>
+        <w:tabs>
+          <w:tab w:val="num" w:pos="5040"/>
+        </w:tabs>
+        <w:ind w:left="5040" w:hanging="360"/>
+      </w:pPr>
+      <w:rPr>
+        <w:rFonts w:ascii="Wingdings" w:hAnsi="Wingdings" w:hint="default"/>
+        <w:sz w:val="20"/>
+      </w:rPr>
+    </w:lvl>
+    <w:lvl w:ilvl="7" w:tentative="1">
+      <w:start w:val="1"/>
+      <w:numFmt w:val="bullet"/>
+      <w:lvlText w:val=""/>
+      <w:lvlJc w:val="left"/>
+      <w:pPr>
+        <w:tabs>
+          <w:tab w:val="num" w:pos="5760"/>
+        </w:tabs>
+        <w:ind w:left="5760" w:hanging="360"/>
+      </w:pPr>
+      <w:rPr>
+        <w:rFonts w:ascii="Wingdings" w:hAnsi="Wingdings" w:hint="default"/>
+        <w:sz w:val="20"/>
+      </w:rPr>
+    </w:lvl>
+    <w:lvl w:ilvl="8" w:tentative="1">
+      <w:start w:val="1"/>
+      <w:numFmt w:val="bullet"/>
+      <w:lvlText w:val=""/>
+      <w:lvlJc w:val="left"/>
+      <w:pPr>
+        <w:tabs>
+          <w:tab w:val="num" w:pos="6480"/>
+        </w:tabs>
+        <w:ind w:left="6480" w:hanging="360"/>
+      </w:pPr>
+      <w:rPr>
+        <w:rFonts w:ascii="Wingdings" w:hAnsi="Wingdings" w:hint="default"/>
+        <w:sz w:val="20"/>
+      </w:rPr>
+    </w:lvl>
+  </w:abstractNum>
+  <w:abstractNum w:abstractNumId="6" w15:restartNumberingAfterBreak="0">
+    <w:nsid w:val="42073F07"/>
+    <w:multiLevelType w:val="multilevel"/>
+    <w:tmpl w:val="6CCADF2E"/>
+    <w:lvl w:ilvl="0">
+      <w:start w:val="1"/>
+      <w:numFmt w:val="bullet"/>
+      <w:lvlText w:val=""/>
+      <w:lvlJc w:val="left"/>
+      <w:pPr>
+        <w:tabs>
+          <w:tab w:val="num" w:pos="720"/>
+        </w:tabs>
+        <w:ind w:left="720" w:hanging="360"/>
+      </w:pPr>
+      <w:rPr>
+        <w:rFonts w:ascii="Symbol" w:hAnsi="Symbol" w:hint="default"/>
+        <w:sz w:val="20"/>
+      </w:rPr>
+    </w:lvl>
+    <w:lvl w:ilvl="1" w:tentative="1">
+      <w:start w:val="1"/>
+      <w:numFmt w:val="bullet"/>
+      <w:lvlText w:val="o"/>
+      <w:lvlJc w:val="left"/>
+      <w:pPr>
+        <w:tabs>
+          <w:tab w:val="num" w:pos="1440"/>
+        </w:tabs>
+        <w:ind w:left="1440" w:hanging="360"/>
+      </w:pPr>
+      <w:rPr>
+        <w:rFonts w:ascii="Courier New" w:hAnsi="Courier New" w:hint="default"/>
+        <w:sz w:val="20"/>
+      </w:rPr>
+    </w:lvl>
+    <w:lvl w:ilvl="2" w:tentative="1">
+      <w:start w:val="1"/>
+      <w:numFmt w:val="bullet"/>
+      <w:lvlText w:val=""/>
+      <w:lvlJc w:val="left"/>
+      <w:pPr>
+        <w:tabs>
+          <w:tab w:val="num" w:pos="2160"/>
+        </w:tabs>
+        <w:ind w:left="2160" w:hanging="360"/>
+      </w:pPr>
+      <w:rPr>
+        <w:rFonts w:ascii="Wingdings" w:hAnsi="Wingdings" w:hint="default"/>
+        <w:sz w:val="20"/>
+      </w:rPr>
+    </w:lvl>
+    <w:lvl w:ilvl="3" w:tentative="1">
+      <w:start w:val="1"/>
+      <w:numFmt w:val="bullet"/>
+      <w:lvlText w:val=""/>
+      <w:lvlJc w:val="left"/>
+      <w:pPr>
+        <w:tabs>
+          <w:tab w:val="num" w:pos="2880"/>
+        </w:tabs>
+        <w:ind w:left="2880" w:hanging="360"/>
+      </w:pPr>
+      <w:rPr>
+        <w:rFonts w:ascii="Wingdings" w:hAnsi="Wingdings" w:hint="default"/>
+        <w:sz w:val="20"/>
+      </w:rPr>
+    </w:lvl>
+    <w:lvl w:ilvl="4" w:tentative="1">
+      <w:start w:val="1"/>
+      <w:numFmt w:val="bullet"/>
+      <w:lvlText w:val=""/>
+      <w:lvlJc w:val="left"/>
+      <w:pPr>
+        <w:tabs>
+          <w:tab w:val="num" w:pos="3600"/>
+        </w:tabs>
+        <w:ind w:left="3600" w:hanging="360"/>
+      </w:pPr>
+      <w:rPr>
+        <w:rFonts w:ascii="Wingdings" w:hAnsi="Wingdings" w:hint="default"/>
+        <w:sz w:val="20"/>
+      </w:rPr>
+    </w:lvl>
+    <w:lvl w:ilvl="5" w:tentative="1">
+      <w:start w:val="1"/>
+      <w:numFmt w:val="bullet"/>
+      <w:lvlText w:val=""/>
+      <w:lvlJc w:val="left"/>
+      <w:pPr>
+        <w:tabs>
+          <w:tab w:val="num" w:pos="4320"/>
+        </w:tabs>
+        <w:ind w:left="4320" w:hanging="360"/>
+      </w:pPr>
+      <w:rPr>
+        <w:rFonts w:ascii="Wingdings" w:hAnsi="Wingdings" w:hint="default"/>
+        <w:sz w:val="20"/>
+      </w:rPr>
+    </w:lvl>
+    <w:lvl w:ilvl="6" w:tentative="1">
+      <w:start w:val="1"/>
+      <w:numFmt w:val="bullet"/>
+      <w:lvlText w:val=""/>
+      <w:lvlJc w:val="left"/>
+      <w:pPr>
+        <w:tabs>
+          <w:tab w:val="num" w:pos="5040"/>
+        </w:tabs>
+        <w:ind w:left="5040" w:hanging="360"/>
+      </w:pPr>
+      <w:rPr>
+        <w:rFonts w:ascii="Wingdings" w:hAnsi="Wingdings" w:hint="default"/>
+        <w:sz w:val="20"/>
+      </w:rPr>
+    </w:lvl>
+    <w:lvl w:ilvl="7" w:tentative="1">
+      <w:start w:val="1"/>
+      <w:numFmt w:val="bullet"/>
+      <w:lvlText w:val=""/>
+      <w:lvlJc w:val="left"/>
+      <w:pPr>
+        <w:tabs>
+          <w:tab w:val="num" w:pos="5760"/>
+        </w:tabs>
+        <w:ind w:left="5760" w:hanging="360"/>
+      </w:pPr>
+      <w:rPr>
+        <w:rFonts w:ascii="Wingdings" w:hAnsi="Wingdings" w:hint="default"/>
+        <w:sz w:val="20"/>
+      </w:rPr>
+    </w:lvl>
+    <w:lvl w:ilvl="8" w:tentative="1">
+      <w:start w:val="1"/>
+      <w:numFmt w:val="bullet"/>
+      <w:lvlText w:val=""/>
+      <w:lvlJc w:val="left"/>
+      <w:pPr>
+        <w:tabs>
+          <w:tab w:val="num" w:pos="6480"/>
+        </w:tabs>
+        <w:ind w:left="6480" w:hanging="360"/>
+      </w:pPr>
+      <w:rPr>
+        <w:rFonts w:ascii="Wingdings" w:hAnsi="Wingdings" w:hint="default"/>
+        <w:sz w:val="20"/>
+      </w:rPr>
+    </w:lvl>
+  </w:abstractNum>
+  <w:abstractNum w:abstractNumId="7" w15:restartNumberingAfterBreak="0">
+    <w:nsid w:val="48A34BC8"/>
+    <w:multiLevelType w:val="multilevel"/>
+    <w:tmpl w:val="FB521044"/>
+    <w:lvl w:ilvl="0">
+      <w:start w:val="1"/>
+      <w:numFmt w:val="bullet"/>
+      <w:lvlText w:val=""/>
+      <w:lvlJc w:val="left"/>
+      <w:pPr>
+        <w:tabs>
+          <w:tab w:val="num" w:pos="720"/>
+        </w:tabs>
+        <w:ind w:left="720" w:hanging="360"/>
+      </w:pPr>
+      <w:rPr>
+        <w:rFonts w:ascii="Symbol" w:hAnsi="Symbol" w:hint="default"/>
+        <w:sz w:val="20"/>
+      </w:rPr>
+    </w:lvl>
+    <w:lvl w:ilvl="1" w:tentative="1">
+      <w:start w:val="1"/>
+      <w:numFmt w:val="bullet"/>
+      <w:lvlText w:val="o"/>
+      <w:lvlJc w:val="left"/>
+      <w:pPr>
+        <w:tabs>
+          <w:tab w:val="num" w:pos="1440"/>
+        </w:tabs>
+        <w:ind w:left="1440" w:hanging="360"/>
+      </w:pPr>
+      <w:rPr>
+        <w:rFonts w:ascii="Courier New" w:hAnsi="Courier New" w:hint="default"/>
+        <w:sz w:val="20"/>
+      </w:rPr>
+    </w:lvl>
+    <w:lvl w:ilvl="2" w:tentative="1">
+      <w:start w:val="1"/>
+      <w:numFmt w:val="bullet"/>
+      <w:lvlText w:val=""/>
+      <w:lvlJc w:val="left"/>
+      <w:pPr>
+        <w:tabs>
+          <w:tab w:val="num" w:pos="2160"/>
+        </w:tabs>
+        <w:ind w:left="2160" w:hanging="360"/>
+      </w:pPr>
+      <w:rPr>
+        <w:rFonts w:ascii="Wingdings" w:hAnsi="Wingdings" w:hint="default"/>
+        <w:sz w:val="20"/>
+      </w:rPr>
+    </w:lvl>
+    <w:lvl w:ilvl="3" w:tentative="1">
+      <w:start w:val="1"/>
+      <w:numFmt w:val="bullet"/>
+      <w:lvlText w:val=""/>
+      <w:lvlJc w:val="left"/>
+      <w:pPr>
+        <w:tabs>
+          <w:tab w:val="num" w:pos="2880"/>
+        </w:tabs>
+        <w:ind w:left="2880" w:hanging="360"/>
+      </w:pPr>
+      <w:rPr>
+        <w:rFonts w:ascii="Wingdings" w:hAnsi="Wingdings" w:hint="default"/>
+        <w:sz w:val="20"/>
+      </w:rPr>
+    </w:lvl>
+    <w:lvl w:ilvl="4" w:tentative="1">
+      <w:start w:val="1"/>
+      <w:numFmt w:val="bullet"/>
+      <w:lvlText w:val=""/>
+      <w:lvlJc w:val="left"/>
+      <w:pPr>
+        <w:tabs>
+          <w:tab w:val="num" w:pos="3600"/>
+        </w:tabs>
+        <w:ind w:left="3600" w:hanging="360"/>
+      </w:pPr>
+      <w:rPr>
+        <w:rFonts w:ascii="Wingdings" w:hAnsi="Wingdings" w:hint="default"/>
+        <w:sz w:val="20"/>
+      </w:rPr>
+    </w:lvl>
+    <w:lvl w:ilvl="5" w:tentative="1">
+      <w:start w:val="1"/>
+      <w:numFmt w:val="bullet"/>
+      <w:lvlText w:val=""/>
+      <w:lvlJc w:val="left"/>
+      <w:pPr>
+        <w:tabs>
+          <w:tab w:val="num" w:pos="4320"/>
+        </w:tabs>
+        <w:ind w:left="4320" w:hanging="360"/>
+      </w:pPr>
+      <w:rPr>
+        <w:rFonts w:ascii="Wingdings" w:hAnsi="Wingdings" w:hint="default"/>
+        <w:sz w:val="20"/>
+      </w:rPr>
+    </w:lvl>
+    <w:lvl w:ilvl="6" w:tentative="1">
+      <w:start w:val="1"/>
+      <w:numFmt w:val="bullet"/>
+      <w:lvlText w:val=""/>
+      <w:lvlJc w:val="left"/>
+      <w:pPr>
+        <w:tabs>
+          <w:tab w:val="num" w:pos="5040"/>
+        </w:tabs>
+        <w:ind w:left="5040" w:hanging="360"/>
+      </w:pPr>
+      <w:rPr>
+        <w:rFonts w:ascii="Wingdings" w:hAnsi="Wingdings" w:hint="default"/>
+        <w:sz w:val="20"/>
+      </w:rPr>
+    </w:lvl>
+    <w:lvl w:ilvl="7" w:tentative="1">
+      <w:start w:val="1"/>
+      <w:numFmt w:val="bullet"/>
+      <w:lvlText w:val=""/>
+      <w:lvlJc w:val="left"/>
+      <w:pPr>
+        <w:tabs>
+          <w:tab w:val="num" w:pos="5760"/>
+        </w:tabs>
+        <w:ind w:left="5760" w:hanging="360"/>
+      </w:pPr>
+      <w:rPr>
+        <w:rFonts w:ascii="Wingdings" w:hAnsi="Wingdings" w:hint="default"/>
+        <w:sz w:val="20"/>
+      </w:rPr>
+    </w:lvl>
+    <w:lvl w:ilvl="8" w:tentative="1">
+      <w:start w:val="1"/>
+      <w:numFmt w:val="bullet"/>
+      <w:lvlText w:val=""/>
+      <w:lvlJc w:val="left"/>
+      <w:pPr>
+        <w:tabs>
+          <w:tab w:val="num" w:pos="6480"/>
+        </w:tabs>
+        <w:ind w:left="6480" w:hanging="360"/>
+      </w:pPr>
+      <w:rPr>
+        <w:rFonts w:ascii="Wingdings" w:hAnsi="Wingdings" w:hint="default"/>
+        <w:sz w:val="20"/>
+      </w:rPr>
+    </w:lvl>
+  </w:abstractNum>
+  <w:abstractNum w:abstractNumId="8" w15:restartNumberingAfterBreak="0">
+    <w:nsid w:val="4B1B1FE4"/>
+    <w:multiLevelType w:val="multilevel"/>
+    <w:tmpl w:val="5958EA52"/>
+    <w:lvl w:ilvl="0">
+      <w:start w:val="1"/>
+      <w:numFmt w:val="bullet"/>
+      <w:lvlText w:val=""/>
+      <w:lvlJc w:val="left"/>
+      <w:pPr>
+        <w:tabs>
+          <w:tab w:val="num" w:pos="720"/>
+        </w:tabs>
+        <w:ind w:left="720" w:hanging="360"/>
+      </w:pPr>
+      <w:rPr>
+        <w:rFonts w:ascii="Symbol" w:hAnsi="Symbol" w:hint="default"/>
+        <w:sz w:val="20"/>
+      </w:rPr>
+    </w:lvl>
+    <w:lvl w:ilvl="1" w:tentative="1">
+      <w:start w:val="1"/>
+      <w:numFmt w:val="bullet"/>
+      <w:lvlText w:val="o"/>
+      <w:lvlJc w:val="left"/>
+      <w:pPr>
+        <w:tabs>
+          <w:tab w:val="num" w:pos="1440"/>
+        </w:tabs>
+        <w:ind w:left="1440" w:hanging="360"/>
+      </w:pPr>
+      <w:rPr>
+        <w:rFonts w:ascii="Courier New" w:hAnsi="Courier New" w:hint="default"/>
+        <w:sz w:val="20"/>
+      </w:rPr>
+    </w:lvl>
+    <w:lvl w:ilvl="2" w:tentative="1">
+      <w:start w:val="1"/>
+      <w:numFmt w:val="bullet"/>
+      <w:lvlText w:val=""/>
+      <w:lvlJc w:val="left"/>
+      <w:pPr>
+        <w:tabs>
+          <w:tab w:val="num" w:pos="2160"/>
+        </w:tabs>
+        <w:ind w:left="2160" w:hanging="360"/>
+      </w:pPr>
+      <w:rPr>
+        <w:rFonts w:ascii="Wingdings" w:hAnsi="Wingdings" w:hint="default"/>
+        <w:sz w:val="20"/>
+      </w:rPr>
+    </w:lvl>
+    <w:lvl w:ilvl="3" w:tentative="1">
+      <w:start w:val="1"/>
+      <w:numFmt w:val="bullet"/>
+      <w:lvlText w:val=""/>
+      <w:lvlJc w:val="left"/>
+      <w:pPr>
+        <w:tabs>
+          <w:tab w:val="num" w:pos="2880"/>
+        </w:tabs>
+        <w:ind w:left="2880" w:hanging="360"/>
+      </w:pPr>
+      <w:rPr>
+        <w:rFonts w:ascii="Wingdings" w:hAnsi="Wingdings" w:hint="default"/>
+        <w:sz w:val="20"/>
+      </w:rPr>
+    </w:lvl>
+    <w:lvl w:ilvl="4" w:tentative="1">
+      <w:start w:val="1"/>
+      <w:numFmt w:val="bullet"/>
+      <w:lvlText w:val=""/>
+      <w:lvlJc w:val="left"/>
+      <w:pPr>
+        <w:tabs>
+          <w:tab w:val="num" w:pos="3600"/>
+        </w:tabs>
+        <w:ind w:left="3600" w:hanging="360"/>
+      </w:pPr>
+      <w:rPr>
+        <w:rFonts w:ascii="Wingdings" w:hAnsi="Wingdings" w:hint="default"/>
+        <w:sz w:val="20"/>
+      </w:rPr>
+    </w:lvl>
+    <w:lvl w:ilvl="5" w:tentative="1">
+      <w:start w:val="1"/>
+      <w:numFmt w:val="bullet"/>
+      <w:lvlText w:val=""/>
+      <w:lvlJc w:val="left"/>
+      <w:pPr>
+        <w:tabs>
+          <w:tab w:val="num" w:pos="4320"/>
+        </w:tabs>
+        <w:ind w:left="4320" w:hanging="360"/>
+      </w:pPr>
+      <w:rPr>
+        <w:rFonts w:ascii="Wingdings" w:hAnsi="Wingdings" w:hint="default"/>
+        <w:sz w:val="20"/>
+      </w:rPr>
+    </w:lvl>
+    <w:lvl w:ilvl="6" w:tentative="1">
+      <w:start w:val="1"/>
+      <w:numFmt w:val="bullet"/>
+      <w:lvlText w:val=""/>
+      <w:lvlJc w:val="left"/>
+      <w:pPr>
+        <w:tabs>
+          <w:tab w:val="num" w:pos="5040"/>
+        </w:tabs>
+        <w:ind w:left="5040" w:hanging="360"/>
+      </w:pPr>
+      <w:rPr>
+        <w:rFonts w:ascii="Wingdings" w:hAnsi="Wingdings" w:hint="default"/>
+        <w:sz w:val="20"/>
+      </w:rPr>
+    </w:lvl>
+    <w:lvl w:ilvl="7" w:tentative="1">
+      <w:start w:val="1"/>
+      <w:numFmt w:val="bullet"/>
+      <w:lvlText w:val=""/>
+      <w:lvlJc w:val="left"/>
+      <w:pPr>
+        <w:tabs>
+          <w:tab w:val="num" w:pos="5760"/>
+        </w:tabs>
+        <w:ind w:left="5760" w:hanging="360"/>
+      </w:pPr>
+      <w:rPr>
+        <w:rFonts w:ascii="Wingdings" w:hAnsi="Wingdings" w:hint="default"/>
+        <w:sz w:val="20"/>
+      </w:rPr>
+    </w:lvl>
+    <w:lvl w:ilvl="8" w:tentative="1">
+      <w:start w:val="1"/>
+      <w:numFmt w:val="bullet"/>
+      <w:lvlText w:val=""/>
+      <w:lvlJc w:val="left"/>
+      <w:pPr>
+        <w:tabs>
+          <w:tab w:val="num" w:pos="6480"/>
+        </w:tabs>
+        <w:ind w:left="6480" w:hanging="360"/>
+      </w:pPr>
+      <w:rPr>
+        <w:rFonts w:ascii="Wingdings" w:hAnsi="Wingdings" w:hint="default"/>
+        <w:sz w:val="20"/>
+      </w:rPr>
+    </w:lvl>
+  </w:abstractNum>
+  <w:abstractNum w:abstractNumId="9" w15:restartNumberingAfterBreak="0">
+    <w:nsid w:val="5B452588"/>
+    <w:multiLevelType w:val="multilevel"/>
+    <w:tmpl w:val="F9A03A54"/>
+    <w:lvl w:ilvl="0">
+      <w:start w:val="1"/>
+      <w:numFmt w:val="bullet"/>
+      <w:lvlText w:val=""/>
+      <w:lvlJc w:val="left"/>
+      <w:pPr>
+        <w:tabs>
+          <w:tab w:val="num" w:pos="720"/>
+        </w:tabs>
+        <w:ind w:left="720" w:hanging="360"/>
+      </w:pPr>
+      <w:rPr>
+        <w:rFonts w:ascii="Symbol" w:hAnsi="Symbol" w:hint="default"/>
+        <w:sz w:val="20"/>
+      </w:rPr>
+    </w:lvl>
+    <w:lvl w:ilvl="1" w:tentative="1">
+      <w:start w:val="1"/>
+      <w:numFmt w:val="bullet"/>
+      <w:lvlText w:val="o"/>
+      <w:lvlJc w:val="left"/>
+      <w:pPr>
+        <w:tabs>
+          <w:tab w:val="num" w:pos="1440"/>
+        </w:tabs>
+        <w:ind w:left="1440" w:hanging="360"/>
+      </w:pPr>
+      <w:rPr>
+        <w:rFonts w:ascii="Courier New" w:hAnsi="Courier New" w:hint="default"/>
+        <w:sz w:val="20"/>
+      </w:rPr>
+    </w:lvl>
+    <w:lvl w:ilvl="2" w:tentative="1">
+      <w:start w:val="1"/>
+      <w:numFmt w:val="bullet"/>
+      <w:lvlText w:val=""/>
+      <w:lvlJc w:val="left"/>
+      <w:pPr>
+        <w:tabs>
+          <w:tab w:val="num" w:pos="2160"/>
+        </w:tabs>
+        <w:ind w:left="2160" w:hanging="360"/>
+      </w:pPr>
+      <w:rPr>
+        <w:rFonts w:ascii="Wingdings" w:hAnsi="Wingdings" w:hint="default"/>
+        <w:sz w:val="20"/>
+      </w:rPr>
+    </w:lvl>
+    <w:lvl w:ilvl="3" w:tentative="1">
+      <w:start w:val="1"/>
+      <w:numFmt w:val="bullet"/>
+      <w:lvlText w:val=""/>
+      <w:lvlJc w:val="left"/>
+      <w:pPr>
+        <w:tabs>
+          <w:tab w:val="num" w:pos="2880"/>
+        </w:tabs>
+        <w:ind w:left="2880" w:hanging="360"/>
+      </w:pPr>
+      <w:rPr>
+        <w:rFonts w:ascii="Wingdings" w:hAnsi="Wingdings" w:hint="default"/>
+        <w:sz w:val="20"/>
+      </w:rPr>
+    </w:lvl>
+    <w:lvl w:ilvl="4" w:tentative="1">
+      <w:start w:val="1"/>
+      <w:numFmt w:val="bullet"/>
+      <w:lvlText w:val=""/>
+      <w:lvlJc w:val="left"/>
+      <w:pPr>
+        <w:tabs>
+          <w:tab w:val="num" w:pos="3600"/>
+        </w:tabs>
+        <w:ind w:left="3600" w:hanging="360"/>
+      </w:pPr>
+      <w:rPr>
+        <w:rFonts w:ascii="Wingdings" w:hAnsi="Wingdings" w:hint="default"/>
+        <w:sz w:val="20"/>
+      </w:rPr>
+    </w:lvl>
+    <w:lvl w:ilvl="5" w:tentative="1">
+      <w:start w:val="1"/>
+      <w:numFmt w:val="bullet"/>
+      <w:lvlText w:val=""/>
+      <w:lvlJc w:val="left"/>
+      <w:pPr>
+        <w:tabs>
+          <w:tab w:val="num" w:pos="4320"/>
+        </w:tabs>
+        <w:ind w:left="4320" w:hanging="360"/>
+      </w:pPr>
+      <w:rPr>
+        <w:rFonts w:ascii="Wingdings" w:hAnsi="Wingdings" w:hint="default"/>
+        <w:sz w:val="20"/>
+      </w:rPr>
+    </w:lvl>
+    <w:lvl w:ilvl="6" w:tentative="1">
+      <w:start w:val="1"/>
+      <w:numFmt w:val="bullet"/>
+      <w:lvlText w:val=""/>
+      <w:lvlJc w:val="left"/>
+      <w:pPr>
+        <w:tabs>
+          <w:tab w:val="num" w:pos="5040"/>
+        </w:tabs>
+        <w:ind w:left="5040" w:hanging="360"/>
+      </w:pPr>
+      <w:rPr>
+        <w:rFonts w:ascii="Wingdings" w:hAnsi="Wingdings" w:hint="default"/>
+        <w:sz w:val="20"/>
+      </w:rPr>
+    </w:lvl>
+    <w:lvl w:ilvl="7" w:tentative="1">
+      <w:start w:val="1"/>
+      <w:numFmt w:val="bullet"/>
+      <w:lvlText w:val=""/>
+      <w:lvlJc w:val="left"/>
+      <w:pPr>
+        <w:tabs>
+          <w:tab w:val="num" w:pos="5760"/>
+        </w:tabs>
+        <w:ind w:left="5760" w:hanging="360"/>
+      </w:pPr>
+      <w:rPr>
+        <w:rFonts w:ascii="Wingdings" w:hAnsi="Wingdings" w:hint="default"/>
+        <w:sz w:val="20"/>
+      </w:rPr>
+    </w:lvl>
+    <w:lvl w:ilvl="8" w:tentative="1">
+      <w:start w:val="1"/>
+      <w:numFmt w:val="bullet"/>
+      <w:lvlText w:val=""/>
+      <w:lvlJc w:val="left"/>
+      <w:pPr>
+        <w:tabs>
+          <w:tab w:val="num" w:pos="6480"/>
+        </w:tabs>
+        <w:ind w:left="6480" w:hanging="360"/>
+      </w:pPr>
+      <w:rPr>
+        <w:rFonts w:ascii="Wingdings" w:hAnsi="Wingdings" w:hint="default"/>
+        <w:sz w:val="20"/>
+      </w:rPr>
+    </w:lvl>
+  </w:abstractNum>
+  <w:abstractNum w:abstractNumId="10" w15:restartNumberingAfterBreak="0">
+    <w:nsid w:val="62BF0FBD"/>
+    <w:multiLevelType w:val="multilevel"/>
+    <w:tmpl w:val="0D1E86F0"/>
+    <w:lvl w:ilvl="0">
+      <w:start w:val="1"/>
+      <w:numFmt w:val="bullet"/>
+      <w:lvlText w:val=""/>
+      <w:lvlJc w:val="left"/>
+      <w:pPr>
+        <w:tabs>
+          <w:tab w:val="num" w:pos="720"/>
+        </w:tabs>
+        <w:ind w:left="720" w:hanging="360"/>
+      </w:pPr>
+      <w:rPr>
+        <w:rFonts w:ascii="Symbol" w:hAnsi="Symbol" w:hint="default"/>
+        <w:sz w:val="20"/>
+      </w:rPr>
+    </w:lvl>
+    <w:lvl w:ilvl="1" w:tentative="1">
+      <w:start w:val="1"/>
+      <w:numFmt w:val="bullet"/>
+      <w:lvlText w:val="o"/>
+      <w:lvlJc w:val="left"/>
+      <w:pPr>
+        <w:tabs>
+          <w:tab w:val="num" w:pos="1440"/>
+        </w:tabs>
+        <w:ind w:left="1440" w:hanging="360"/>
+      </w:pPr>
+      <w:rPr>
+        <w:rFonts w:ascii="Courier New" w:hAnsi="Courier New" w:hint="default"/>
+        <w:sz w:val="20"/>
+      </w:rPr>
+    </w:lvl>
+    <w:lvl w:ilvl="2" w:tentative="1">
+      <w:start w:val="1"/>
+      <w:numFmt w:val="bullet"/>
+      <w:lvlText w:val=""/>
+      <w:lvlJc w:val="left"/>
+      <w:pPr>
+        <w:tabs>
+          <w:tab w:val="num" w:pos="2160"/>
+        </w:tabs>
+        <w:ind w:left="2160" w:hanging="360"/>
+      </w:pPr>
+      <w:rPr>
+        <w:rFonts w:ascii="Wingdings" w:hAnsi="Wingdings" w:hint="default"/>
+        <w:sz w:val="20"/>
+      </w:rPr>
+    </w:lvl>
+    <w:lvl w:ilvl="3" w:tentative="1">
+      <w:start w:val="1"/>
+      <w:numFmt w:val="bullet"/>
+      <w:lvlText w:val=""/>
+      <w:lvlJc w:val="left"/>
+      <w:pPr>
+        <w:tabs>
+          <w:tab w:val="num" w:pos="2880"/>
+        </w:tabs>
+        <w:ind w:left="2880" w:hanging="360"/>
+      </w:pPr>
+      <w:rPr>
+        <w:rFonts w:ascii="Wingdings" w:hAnsi="Wingdings" w:hint="default"/>
+        <w:sz w:val="20"/>
+      </w:rPr>
+    </w:lvl>
+    <w:lvl w:ilvl="4" w:tentative="1">
+      <w:start w:val="1"/>
+      <w:numFmt w:val="bullet"/>
+      <w:lvlText w:val=""/>
+      <w:lvlJc w:val="left"/>
+      <w:pPr>
+        <w:tabs>
+          <w:tab w:val="num" w:pos="3600"/>
+        </w:tabs>
+        <w:ind w:left="3600" w:hanging="360"/>
+      </w:pPr>
+      <w:rPr>
+        <w:rFonts w:ascii="Wingdings" w:hAnsi="Wingdings" w:hint="default"/>
+        <w:sz w:val="20"/>
+      </w:rPr>
+    </w:lvl>
+    <w:lvl w:ilvl="5" w:tentative="1">
+      <w:start w:val="1"/>
+      <w:numFmt w:val="bullet"/>
+      <w:lvlText w:val=""/>
+      <w:lvlJc w:val="left"/>
+      <w:pPr>
+        <w:tabs>
+          <w:tab w:val="num" w:pos="4320"/>
+        </w:tabs>
+        <w:ind w:left="4320" w:hanging="360"/>
+      </w:pPr>
+      <w:rPr>
+        <w:rFonts w:ascii="Wingdings" w:hAnsi="Wingdings" w:hint="default"/>
+        <w:sz w:val="20"/>
+      </w:rPr>
+    </w:lvl>
+    <w:lvl w:ilvl="6" w:tentative="1">
+      <w:start w:val="1"/>
+      <w:numFmt w:val="bullet"/>
+      <w:lvlText w:val=""/>
+      <w:lvlJc w:val="left"/>
+      <w:pPr>
+        <w:tabs>
+          <w:tab w:val="num" w:pos="5040"/>
+        </w:tabs>
+        <w:ind w:left="5040" w:hanging="360"/>
+      </w:pPr>
+      <w:rPr>
+        <w:rFonts w:ascii="Wingdings" w:hAnsi="Wingdings" w:hint="default"/>
+        <w:sz w:val="20"/>
+      </w:rPr>
+    </w:lvl>
+    <w:lvl w:ilvl="7" w:tentative="1">
+      <w:start w:val="1"/>
+      <w:numFmt w:val="bullet"/>
+      <w:lvlText w:val=""/>
+      <w:lvlJc w:val="left"/>
+      <w:pPr>
+        <w:tabs>
+          <w:tab w:val="num" w:pos="5760"/>
+        </w:tabs>
+        <w:ind w:left="5760" w:hanging="360"/>
+      </w:pPr>
+      <w:rPr>
+        <w:rFonts w:ascii="Wingdings" w:hAnsi="Wingdings" w:hint="default"/>
+        <w:sz w:val="20"/>
+      </w:rPr>
+    </w:lvl>
+    <w:lvl w:ilvl="8" w:tentative="1">
+      <w:start w:val="1"/>
+      <w:numFmt w:val="bullet"/>
+      <w:lvlText w:val=""/>
+      <w:lvlJc w:val="left"/>
+      <w:pPr>
+        <w:tabs>
+          <w:tab w:val="num" w:pos="6480"/>
+        </w:tabs>
+        <w:ind w:left="6480" w:hanging="360"/>
+      </w:pPr>
+      <w:rPr>
+        <w:rFonts w:ascii="Wingdings" w:hAnsi="Wingdings" w:hint="default"/>
+        <w:sz w:val="20"/>
+      </w:rPr>
+    </w:lvl>
+  </w:abstractNum>
+  <w:abstractNum w:abstractNumId="11" w15:restartNumberingAfterBreak="0">
+    <w:nsid w:val="643E6CDA"/>
+    <w:multiLevelType w:val="multilevel"/>
+    <w:tmpl w:val="713219A4"/>
+    <w:lvl w:ilvl="0">
+      <w:start w:val="1"/>
+      <w:numFmt w:val="bullet"/>
+      <w:lvlText w:val=""/>
+      <w:lvlJc w:val="left"/>
+      <w:pPr>
+        <w:tabs>
+          <w:tab w:val="num" w:pos="720"/>
+        </w:tabs>
+        <w:ind w:left="720" w:hanging="360"/>
+      </w:pPr>
+      <w:rPr>
+        <w:rFonts w:ascii="Symbol" w:hAnsi="Symbol" w:hint="default"/>
+        <w:sz w:val="20"/>
+      </w:rPr>
+    </w:lvl>
+    <w:lvl w:ilvl="1" w:tentative="1">
+      <w:start w:val="1"/>
+      <w:numFmt w:val="bullet"/>
+      <w:lvlText w:val="o"/>
+      <w:lvlJc w:val="left"/>
+      <w:pPr>
+        <w:tabs>
+          <w:tab w:val="num" w:pos="1440"/>
+        </w:tabs>
+        <w:ind w:left="1440" w:hanging="360"/>
+      </w:pPr>
+      <w:rPr>
+        <w:rFonts w:ascii="Courier New" w:hAnsi="Courier New" w:hint="default"/>
+        <w:sz w:val="20"/>
+      </w:rPr>
+    </w:lvl>
+    <w:lvl w:ilvl="2" w:tentative="1">
+      <w:start w:val="1"/>
+      <w:numFmt w:val="bullet"/>
+      <w:lvlText w:val=""/>
+      <w:lvlJc w:val="left"/>
+      <w:pPr>
+        <w:tabs>
+          <w:tab w:val="num" w:pos="2160"/>
+        </w:tabs>
+        <w:ind w:left="2160" w:hanging="360"/>
+      </w:pPr>
+      <w:rPr>
+        <w:rFonts w:ascii="Wingdings" w:hAnsi="Wingdings" w:hint="default"/>
+        <w:sz w:val="20"/>
+      </w:rPr>
+    </w:lvl>
+    <w:lvl w:ilvl="3" w:tentative="1">
+      <w:start w:val="1"/>
+      <w:numFmt w:val="bullet"/>
+      <w:lvlText w:val=""/>
+      <w:lvlJc w:val="left"/>
+      <w:pPr>
+        <w:tabs>
+          <w:tab w:val="num" w:pos="2880"/>
+        </w:tabs>
+        <w:ind w:left="2880" w:hanging="360"/>
+      </w:pPr>
+      <w:rPr>
+        <w:rFonts w:ascii="Wingdings" w:hAnsi="Wingdings" w:hint="default"/>
+        <w:sz w:val="20"/>
+      </w:rPr>
+    </w:lvl>
+    <w:lvl w:ilvl="4" w:tentative="1">
+      <w:start w:val="1"/>
+      <w:numFmt w:val="bullet"/>
+      <w:lvlText w:val=""/>
+      <w:lvlJc w:val="left"/>
+      <w:pPr>
+        <w:tabs>
+          <w:tab w:val="num" w:pos="3600"/>
+        </w:tabs>
+        <w:ind w:left="3600" w:hanging="360"/>
+      </w:pPr>
+      <w:rPr>
+        <w:rFonts w:ascii="Wingdings" w:hAnsi="Wingdings" w:hint="default"/>
+        <w:sz w:val="20"/>
+      </w:rPr>
+    </w:lvl>
+    <w:lvl w:ilvl="5" w:tentative="1">
+      <w:start w:val="1"/>
+      <w:numFmt w:val="bullet"/>
+      <w:lvlText w:val=""/>
+      <w:lvlJc w:val="left"/>
+      <w:pPr>
+        <w:tabs>
+          <w:tab w:val="num" w:pos="4320"/>
+        </w:tabs>
+        <w:ind w:left="4320" w:hanging="360"/>
+      </w:pPr>
+      <w:rPr>
+        <w:rFonts w:ascii="Wingdings" w:hAnsi="Wingdings" w:hint="default"/>
+        <w:sz w:val="20"/>
+      </w:rPr>
+    </w:lvl>
+    <w:lvl w:ilvl="6" w:tentative="1">
+      <w:start w:val="1"/>
+      <w:numFmt w:val="bullet"/>
+      <w:lvlText w:val=""/>
+      <w:lvlJc w:val="left"/>
+      <w:pPr>
+        <w:tabs>
+          <w:tab w:val="num" w:pos="5040"/>
+        </w:tabs>
+        <w:ind w:left="5040" w:hanging="360"/>
+      </w:pPr>
+      <w:rPr>
+        <w:rFonts w:ascii="Wingdings" w:hAnsi="Wingdings" w:hint="default"/>
+        <w:sz w:val="20"/>
+      </w:rPr>
+    </w:lvl>
+    <w:lvl w:ilvl="7" w:tentative="1">
+      <w:start w:val="1"/>
+      <w:numFmt w:val="bullet"/>
+      <w:lvlText w:val=""/>
+      <w:lvlJc w:val="left"/>
+      <w:pPr>
+        <w:tabs>
+          <w:tab w:val="num" w:pos="5760"/>
+        </w:tabs>
+        <w:ind w:left="5760" w:hanging="360"/>
+      </w:pPr>
+      <w:rPr>
+        <w:rFonts w:ascii="Wingdings" w:hAnsi="Wingdings" w:hint="default"/>
+        <w:sz w:val="20"/>
+      </w:rPr>
+    </w:lvl>
+    <w:lvl w:ilvl="8" w:tentative="1">
+      <w:start w:val="1"/>
+      <w:numFmt w:val="bullet"/>
+      <w:lvlText w:val=""/>
+      <w:lvlJc w:val="left"/>
+      <w:pPr>
+        <w:tabs>
+          <w:tab w:val="num" w:pos="6480"/>
+        </w:tabs>
+        <w:ind w:left="6480" w:hanging="360"/>
+      </w:pPr>
+      <w:rPr>
+        <w:rFonts w:ascii="Wingdings" w:hAnsi="Wingdings" w:hint="default"/>
+        <w:sz w:val="20"/>
+      </w:rPr>
+    </w:lvl>
+  </w:abstractNum>
+  <w:abstractNum w:abstractNumId="12" w15:restartNumberingAfterBreak="0">
+    <w:nsid w:val="666C072D"/>
+    <w:multiLevelType w:val="multilevel"/>
+    <w:tmpl w:val="15B0601C"/>
+    <w:lvl w:ilvl="0">
+      <w:start w:val="1"/>
+      <w:numFmt w:val="bullet"/>
+      <w:lvlText w:val=""/>
+      <w:lvlJc w:val="left"/>
+      <w:pPr>
+        <w:tabs>
+          <w:tab w:val="num" w:pos="720"/>
+        </w:tabs>
+        <w:ind w:left="720" w:hanging="360"/>
+      </w:pPr>
+      <w:rPr>
+        <w:rFonts w:ascii="Symbol" w:hAnsi="Symbol" w:hint="default"/>
+        <w:sz w:val="20"/>
+      </w:rPr>
+    </w:lvl>
+    <w:lvl w:ilvl="1" w:tentative="1">
+      <w:start w:val="1"/>
+      <w:numFmt w:val="bullet"/>
+      <w:lvlText w:val="o"/>
+      <w:lvlJc w:val="left"/>
+      <w:pPr>
+        <w:tabs>
+          <w:tab w:val="num" w:pos="1440"/>
+        </w:tabs>
+        <w:ind w:left="1440" w:hanging="360"/>
+      </w:pPr>
+      <w:rPr>
+        <w:rFonts w:ascii="Courier New" w:hAnsi="Courier New" w:hint="default"/>
+        <w:sz w:val="20"/>
+      </w:rPr>
+    </w:lvl>
+    <w:lvl w:ilvl="2" w:tentative="1">
+      <w:start w:val="1"/>
+      <w:numFmt w:val="bullet"/>
+      <w:lvlText w:val=""/>
+      <w:lvlJc w:val="left"/>
+      <w:pPr>
+        <w:tabs>
+          <w:tab w:val="num" w:pos="2160"/>
+        </w:tabs>
+        <w:ind w:left="2160" w:hanging="360"/>
+      </w:pPr>
+      <w:rPr>
+        <w:rFonts w:ascii="Wingdings" w:hAnsi="Wingdings" w:hint="default"/>
+        <w:sz w:val="20"/>
+      </w:rPr>
+    </w:lvl>
+    <w:lvl w:ilvl="3" w:tentative="1">
+      <w:start w:val="1"/>
+      <w:numFmt w:val="bullet"/>
+      <w:lvlText w:val=""/>
+      <w:lvlJc w:val="left"/>
+      <w:pPr>
+        <w:tabs>
+          <w:tab w:val="num" w:pos="2880"/>
+        </w:tabs>
+        <w:ind w:left="2880" w:hanging="360"/>
+      </w:pPr>
+      <w:rPr>
+        <w:rFonts w:ascii="Wingdings" w:hAnsi="Wingdings" w:hint="default"/>
+        <w:sz w:val="20"/>
+      </w:rPr>
+    </w:lvl>
+    <w:lvl w:ilvl="4" w:tentative="1">
+      <w:start w:val="1"/>
+      <w:numFmt w:val="bullet"/>
+      <w:lvlText w:val=""/>
+      <w:lvlJc w:val="left"/>
+      <w:pPr>
+        <w:tabs>
+          <w:tab w:val="num" w:pos="3600"/>
+        </w:tabs>
+        <w:ind w:left="3600" w:hanging="360"/>
+      </w:pPr>
+      <w:rPr>
+        <w:rFonts w:ascii="Wingdings" w:hAnsi="Wingdings" w:hint="default"/>
+        <w:sz w:val="20"/>
+      </w:rPr>
+    </w:lvl>
+    <w:lvl w:ilvl="5" w:tentative="1">
+      <w:start w:val="1"/>
+      <w:numFmt w:val="bullet"/>
+      <w:lvlText w:val=""/>
+      <w:lvlJc w:val="left"/>
+      <w:pPr>
+        <w:tabs>
+          <w:tab w:val="num" w:pos="4320"/>
+        </w:tabs>
+        <w:ind w:left="4320" w:hanging="360"/>
+      </w:pPr>
+      <w:rPr>
+        <w:rFonts w:ascii="Wingdings" w:hAnsi="Wingdings" w:hint="default"/>
+        <w:sz w:val="20"/>
+      </w:rPr>
+    </w:lvl>
+    <w:lvl w:ilvl="6" w:tentative="1">
+      <w:start w:val="1"/>
+      <w:numFmt w:val="bullet"/>
+      <w:lvlText w:val=""/>
+      <w:lvlJc w:val="left"/>
+      <w:pPr>
+        <w:tabs>
+          <w:tab w:val="num" w:pos="5040"/>
+        </w:tabs>
+        <w:ind w:left="5040" w:hanging="360"/>
+      </w:pPr>
+      <w:rPr>
+        <w:rFonts w:ascii="Wingdings" w:hAnsi="Wingdings" w:hint="default"/>
+        <w:sz w:val="20"/>
+      </w:rPr>
+    </w:lvl>
+    <w:lvl w:ilvl="7" w:tentative="1">
+      <w:start w:val="1"/>
+      <w:numFmt w:val="bullet"/>
+      <w:lvlText w:val=""/>
+      <w:lvlJc w:val="left"/>
+      <w:pPr>
+        <w:tabs>
+          <w:tab w:val="num" w:pos="5760"/>
+        </w:tabs>
+        <w:ind w:left="5760" w:hanging="360"/>
+      </w:pPr>
+      <w:rPr>
+        <w:rFonts w:ascii="Wingdings" w:hAnsi="Wingdings" w:hint="default"/>
+        <w:sz w:val="20"/>
+      </w:rPr>
+    </w:lvl>
+    <w:lvl w:ilvl="8" w:tentative="1">
+      <w:start w:val="1"/>
+      <w:numFmt w:val="bullet"/>
+      <w:lvlText w:val=""/>
+      <w:lvlJc w:val="left"/>
+      <w:pPr>
+        <w:tabs>
+          <w:tab w:val="num" w:pos="6480"/>
+        </w:tabs>
+        <w:ind w:left="6480" w:hanging="360"/>
+      </w:pPr>
+      <w:rPr>
+        <w:rFonts w:ascii="Wingdings" w:hAnsi="Wingdings" w:hint="default"/>
+        <w:sz w:val="20"/>
+      </w:rPr>
+    </w:lvl>
+  </w:abstractNum>
+  <w:abstractNum w:abstractNumId="13" w15:restartNumberingAfterBreak="0">
+    <w:nsid w:val="6F66792D"/>
+    <w:multiLevelType w:val="multilevel"/>
+    <w:tmpl w:val="00A043F8"/>
+    <w:lvl w:ilvl="0">
+      <w:start w:val="1"/>
+      <w:numFmt w:val="bullet"/>
+      <w:lvlText w:val=""/>
+      <w:lvlJc w:val="left"/>
+      <w:pPr>
+        <w:tabs>
+          <w:tab w:val="num" w:pos="720"/>
+        </w:tabs>
+        <w:ind w:left="720" w:hanging="360"/>
+      </w:pPr>
+      <w:rPr>
+        <w:rFonts w:ascii="Symbol" w:hAnsi="Symbol" w:hint="default"/>
+        <w:sz w:val="20"/>
+      </w:rPr>
+    </w:lvl>
+    <w:lvl w:ilvl="1" w:tentative="1">
+      <w:start w:val="1"/>
+      <w:numFmt w:val="bullet"/>
+      <w:lvlText w:val="o"/>
+      <w:lvlJc w:val="left"/>
+      <w:pPr>
+        <w:tabs>
+          <w:tab w:val="num" w:pos="1440"/>
+        </w:tabs>
+        <w:ind w:left="1440" w:hanging="360"/>
+      </w:pPr>
+      <w:rPr>
+        <w:rFonts w:ascii="Courier New" w:hAnsi="Courier New" w:hint="default"/>
+        <w:sz w:val="20"/>
+      </w:rPr>
+    </w:lvl>
+    <w:lvl w:ilvl="2" w:tentative="1">
+      <w:start w:val="1"/>
+      <w:numFmt w:val="bullet"/>
+      <w:lvlText w:val=""/>
+      <w:lvlJc w:val="left"/>
+      <w:pPr>
+        <w:tabs>
+          <w:tab w:val="num" w:pos="2160"/>
+        </w:tabs>
+        <w:ind w:left="2160" w:hanging="360"/>
+      </w:pPr>
+      <w:rPr>
+        <w:rFonts w:ascii="Wingdings" w:hAnsi="Wingdings" w:hint="default"/>
+        <w:sz w:val="20"/>
+      </w:rPr>
+    </w:lvl>
+    <w:lvl w:ilvl="3" w:tentative="1">
+      <w:start w:val="1"/>
+      <w:numFmt w:val="bullet"/>
+      <w:lvlText w:val=""/>
+      <w:lvlJc w:val="left"/>
+      <w:pPr>
+        <w:tabs>
+          <w:tab w:val="num" w:pos="2880"/>
+        </w:tabs>
+        <w:ind w:left="2880" w:hanging="360"/>
+      </w:pPr>
+      <w:rPr>
+        <w:rFonts w:ascii="Wingdings" w:hAnsi="Wingdings" w:hint="default"/>
+        <w:sz w:val="20"/>
+      </w:rPr>
+    </w:lvl>
+    <w:lvl w:ilvl="4" w:tentative="1">
+      <w:start w:val="1"/>
+      <w:numFmt w:val="bullet"/>
+      <w:lvlText w:val=""/>
+      <w:lvlJc w:val="left"/>
+      <w:pPr>
+        <w:tabs>
+          <w:tab w:val="num" w:pos="3600"/>
+        </w:tabs>
+        <w:ind w:left="3600" w:hanging="360"/>
+      </w:pPr>
+      <w:rPr>
+        <w:rFonts w:ascii="Wingdings" w:hAnsi="Wingdings" w:hint="default"/>
+        <w:sz w:val="20"/>
+      </w:rPr>
+    </w:lvl>
+    <w:lvl w:ilvl="5" w:tentative="1">
+      <w:start w:val="1"/>
+      <w:numFmt w:val="bullet"/>
+      <w:lvlText w:val=""/>
+      <w:lvlJc w:val="left"/>
+      <w:pPr>
+        <w:tabs>
+          <w:tab w:val="num" w:pos="4320"/>
+        </w:tabs>
+        <w:ind w:left="4320" w:hanging="360"/>
+      </w:pPr>
+      <w:rPr>
+        <w:rFonts w:ascii="Wingdings" w:hAnsi="Wingdings" w:hint="default"/>
+        <w:sz w:val="20"/>
+      </w:rPr>
+    </w:lvl>
+    <w:lvl w:ilvl="6" w:tentative="1">
+      <w:start w:val="1"/>
+      <w:numFmt w:val="bullet"/>
+      <w:lvlText w:val=""/>
+      <w:lvlJc w:val="left"/>
+      <w:pPr>
+        <w:tabs>
+          <w:tab w:val="num" w:pos="5040"/>
+        </w:tabs>
+        <w:ind w:left="5040" w:hanging="360"/>
+      </w:pPr>
+      <w:rPr>
+        <w:rFonts w:ascii="Wingdings" w:hAnsi="Wingdings" w:hint="default"/>
+        <w:sz w:val="20"/>
+      </w:rPr>
+    </w:lvl>
+    <w:lvl w:ilvl="7" w:tentative="1">
+      <w:start w:val="1"/>
+      <w:numFmt w:val="bullet"/>
+      <w:lvlText w:val=""/>
+      <w:lvlJc w:val="left"/>
+      <w:pPr>
+        <w:tabs>
+          <w:tab w:val="num" w:pos="5760"/>
+        </w:tabs>
+        <w:ind w:left="5760" w:hanging="360"/>
+      </w:pPr>
+      <w:rPr>
+        <w:rFonts w:ascii="Wingdings" w:hAnsi="Wingdings" w:hint="default"/>
+        <w:sz w:val="20"/>
+      </w:rPr>
+    </w:lvl>
+    <w:lvl w:ilvl="8" w:tentative="1">
+      <w:start w:val="1"/>
+      <w:numFmt w:val="bullet"/>
+      <w:lvlText w:val=""/>
+      <w:lvlJc w:val="left"/>
+      <w:pPr>
+        <w:tabs>
+          <w:tab w:val="num" w:pos="6480"/>
+        </w:tabs>
+        <w:ind w:left="6480" w:hanging="360"/>
+      </w:pPr>
+      <w:rPr>
+        <w:rFonts w:ascii="Wingdings" w:hAnsi="Wingdings" w:hint="default"/>
+        <w:sz w:val="20"/>
+      </w:rPr>
+    </w:lvl>
+  </w:abstractNum>
+  <w:abstractNum w:abstractNumId="14" w15:restartNumberingAfterBreak="0">
     <w:nsid w:val="7A975834"/>
     <w:multiLevelType w:val="multilevel"/>
     <w:tmpl w:val="1CBCD1C4"/>
+    <w:lvl w:ilvl="0">
+      <w:start w:val="1"/>
+      <w:numFmt w:val="bullet"/>
+      <w:lvlText w:val=""/>
+      <w:lvlJc w:val="left"/>
+      <w:pPr>
+        <w:tabs>
+          <w:tab w:val="num" w:pos="720"/>
+        </w:tabs>
+        <w:ind w:left="720" w:hanging="360"/>
+      </w:pPr>
+      <w:rPr>
+        <w:rFonts w:ascii="Symbol" w:hAnsi="Symbol" w:hint="default"/>
+        <w:sz w:val="20"/>
+      </w:rPr>
+    </w:lvl>
+    <w:lvl w:ilvl="1" w:tentative="1">
+      <w:start w:val="1"/>
+      <w:numFmt w:val="bullet"/>
+      <w:lvlText w:val="o"/>
+      <w:lvlJc w:val="left"/>
+      <w:pPr>
+        <w:tabs>
+          <w:tab w:val="num" w:pos="1440"/>
+        </w:tabs>
+        <w:ind w:left="1440" w:hanging="360"/>
+      </w:pPr>
+      <w:rPr>
+        <w:rFonts w:ascii="Courier New" w:hAnsi="Courier New" w:hint="default"/>
+        <w:sz w:val="20"/>
+      </w:rPr>
+    </w:lvl>
+    <w:lvl w:ilvl="2" w:tentative="1">
+      <w:start w:val="1"/>
+      <w:numFmt w:val="bullet"/>
+      <w:lvlText w:val=""/>
+      <w:lvlJc w:val="left"/>
+      <w:pPr>
+        <w:tabs>
+          <w:tab w:val="num" w:pos="2160"/>
+        </w:tabs>
+        <w:ind w:left="2160" w:hanging="360"/>
+      </w:pPr>
+      <w:rPr>
+        <w:rFonts w:ascii="Wingdings" w:hAnsi="Wingdings" w:hint="default"/>
+        <w:sz w:val="20"/>
+      </w:rPr>
+    </w:lvl>
+    <w:lvl w:ilvl="3" w:tentative="1">
+      <w:start w:val="1"/>
+      <w:numFmt w:val="bullet"/>
+      <w:lvlText w:val=""/>
+      <w:lvlJc w:val="left"/>
+      <w:pPr>
+        <w:tabs>
+          <w:tab w:val="num" w:pos="2880"/>
+        </w:tabs>
+        <w:ind w:left="2880" w:hanging="360"/>
+      </w:pPr>
+      <w:rPr>
+        <w:rFonts w:ascii="Wingdings" w:hAnsi="Wingdings" w:hint="default"/>
+        <w:sz w:val="20"/>
+      </w:rPr>
+    </w:lvl>
+    <w:lvl w:ilvl="4" w:tentative="1">
+      <w:start w:val="1"/>
+      <w:numFmt w:val="bullet"/>
+      <w:lvlText w:val=""/>
+      <w:lvlJc w:val="left"/>
+      <w:pPr>
+        <w:tabs>
+          <w:tab w:val="num" w:pos="3600"/>
+        </w:tabs>
+        <w:ind w:left="3600" w:hanging="360"/>
+      </w:pPr>
+      <w:rPr>
+        <w:rFonts w:ascii="Wingdings" w:hAnsi="Wingdings" w:hint="default"/>
+        <w:sz w:val="20"/>
+      </w:rPr>
+    </w:lvl>
+    <w:lvl w:ilvl="5" w:tentative="1">
+      <w:start w:val="1"/>
+      <w:numFmt w:val="bullet"/>
+      <w:lvlText w:val=""/>
+      <w:lvlJc w:val="left"/>
+      <w:pPr>
+        <w:tabs>
+          <w:tab w:val="num" w:pos="4320"/>
+        </w:tabs>
+        <w:ind w:left="4320" w:hanging="360"/>
+      </w:pPr>
+      <w:rPr>
+        <w:rFonts w:ascii="Wingdings" w:hAnsi="Wingdings" w:hint="default"/>
+        <w:sz w:val="20"/>
+      </w:rPr>
+    </w:lvl>
+    <w:lvl w:ilvl="6" w:tentative="1">
+      <w:start w:val="1"/>
+      <w:numFmt w:val="bullet"/>
+      <w:lvlText w:val=""/>
+      <w:lvlJc w:val="left"/>
+      <w:pPr>
+        <w:tabs>
+          <w:tab w:val="num" w:pos="5040"/>
+        </w:tabs>
+        <w:ind w:left="5040" w:hanging="360"/>
+      </w:pPr>
+      <w:rPr>
+        <w:rFonts w:ascii="Wingdings" w:hAnsi="Wingdings" w:hint="default"/>
+        <w:sz w:val="20"/>
+      </w:rPr>
+    </w:lvl>
+    <w:lvl w:ilvl="7" w:tentative="1">
+      <w:start w:val="1"/>
+      <w:numFmt w:val="bullet"/>
+      <w:lvlText w:val=""/>
+      <w:lvlJc w:val="left"/>
+      <w:pPr>
+        <w:tabs>
+          <w:tab w:val="num" w:pos="5760"/>
+        </w:tabs>
+        <w:ind w:left="5760" w:hanging="360"/>
+      </w:pPr>
+      <w:rPr>
+        <w:rFonts w:ascii="Wingdings" w:hAnsi="Wingdings" w:hint="default"/>
+        <w:sz w:val="20"/>
+      </w:rPr>
+    </w:lvl>
+    <w:lvl w:ilvl="8" w:tentative="1">
+      <w:start w:val="1"/>
+      <w:numFmt w:val="bullet"/>
+      <w:lvlText w:val=""/>
+      <w:lvlJc w:val="left"/>
+      <w:pPr>
+        <w:tabs>
+          <w:tab w:val="num" w:pos="6480"/>
+        </w:tabs>
+        <w:ind w:left="6480" w:hanging="360"/>
+      </w:pPr>
+      <w:rPr>
+        <w:rFonts w:ascii="Wingdings" w:hAnsi="Wingdings" w:hint="default"/>
+        <w:sz w:val="20"/>
+      </w:rPr>
+    </w:lvl>
+  </w:abstractNum>
+  <w:abstractNum w:abstractNumId="15" w15:restartNumberingAfterBreak="0">
+    <w:nsid w:val="7EC21E58"/>
+    <w:multiLevelType w:val="multilevel"/>
+    <w:tmpl w:val="7E66A260"/>
     <w:lvl w:ilvl="0">
       <w:start w:val="1"/>
       <w:numFmt w:val="bullet"/>
@@ -2143,7 +7913,49 @@
     </w:lvlOverride>
   </w:num>
   <w:num w:numId="6" w16cid:durableId="1693725752">
+    <w:abstractNumId w:val="14"/>
+  </w:num>
+  <w:num w:numId="7" w16cid:durableId="398214306">
+    <w:abstractNumId w:val="3"/>
+  </w:num>
+  <w:num w:numId="8" w16cid:durableId="501775867">
+    <w:abstractNumId w:val="10"/>
+  </w:num>
+  <w:num w:numId="9" w16cid:durableId="151871038">
+    <w:abstractNumId w:val="8"/>
+  </w:num>
+  <w:num w:numId="10" w16cid:durableId="899635603">
+    <w:abstractNumId w:val="6"/>
+  </w:num>
+  <w:num w:numId="11" w16cid:durableId="1046638847">
+    <w:abstractNumId w:val="2"/>
+  </w:num>
+  <w:num w:numId="12" w16cid:durableId="783310496">
+    <w:abstractNumId w:val="7"/>
+  </w:num>
+  <w:num w:numId="13" w16cid:durableId="2110077373">
+    <w:abstractNumId w:val="11"/>
+  </w:num>
+  <w:num w:numId="14" w16cid:durableId="1725714853">
     <w:abstractNumId w:val="1"/>
+  </w:num>
+  <w:num w:numId="15" w16cid:durableId="971792542">
+    <w:abstractNumId w:val="12"/>
+  </w:num>
+  <w:num w:numId="16" w16cid:durableId="200166494">
+    <w:abstractNumId w:val="9"/>
+  </w:num>
+  <w:num w:numId="17" w16cid:durableId="2116438827">
+    <w:abstractNumId w:val="13"/>
+  </w:num>
+  <w:num w:numId="18" w16cid:durableId="1706296727">
+    <w:abstractNumId w:val="15"/>
+  </w:num>
+  <w:num w:numId="19" w16cid:durableId="1066880469">
+    <w:abstractNumId w:val="4"/>
+  </w:num>
+  <w:num w:numId="20" w16cid:durableId="741681840">
+    <w:abstractNumId w:val="5"/>
   </w:num>
 </w:numbering>
 </file>
@@ -2548,7 +8360,7 @@
   <w:style w:type="paragraph" w:default="1" w:styleId="Normal">
     <w:name w:val="Normal"/>
     <w:qFormat/>
-    <w:rsid w:val="001C4DAC"/>
+    <w:rsid w:val="00FF5540"/>
   </w:style>
   <w:style w:type="paragraph" w:styleId="Heading1">
     <w:name w:val="heading 1"/>
